--- a/Bo_nop_TV3_TranTienDat/Minh_chung/TV3_Phan_Bao_Cao.docx
+++ b/Bo_nop_TV3_TranTienDat/Minh_chung/TV3_Phan_Bao_Cao.docx
@@ -4,10 +4,3918 @@
   <w:body>
     <w:p>
       <w:pPr>
-        <w:jc w:val="both"/>
+        <w:spacing w:after="0" w:line="240" w:lineRule="auto"/>
         <w:rPr>
           <w:rFonts w:hint="default" w:ascii="Times New Roman" w:hAnsi="Times New Roman" w:cs="Times New Roman"/>
           <w:b/>
+          <w:bCs/>
+          <w:color w:val="auto"/>
+          <w:sz w:val="26"/>
+          <w:szCs w:val="26"/>
+        </w:rPr>
+      </w:pPr>
+      <w:r>
+        <w:rPr>
+          <w:rFonts w:hint="default" w:ascii="Times New Roman" w:hAnsi="Times New Roman" w:cs="Times New Roman"/>
+          <w:b/>
+          <w:bCs/>
+          <w:color w:val="auto"/>
+          <w:sz w:val="26"/>
+          <w:szCs w:val="26"/>
+        </w:rPr>
+        <w:t>PHẦN BÁO CÁO TV3 – MODULE PHỤ CẤP VÀ KHẤU TRỪ</w:t>
+      </w:r>
+    </w:p>
+    <w:p>
+      <w:pPr>
+        <w:spacing w:after="0" w:line="240" w:lineRule="auto"/>
+        <w:rPr>
+          <w:rFonts w:hint="default" w:ascii="Times New Roman" w:hAnsi="Times New Roman" w:cs="Times New Roman"/>
+          <w:b w:val="0"/>
+          <w:bCs w:val="0"/>
+          <w:color w:val="auto"/>
+          <w:sz w:val="26"/>
+          <w:szCs w:val="26"/>
+        </w:rPr>
+      </w:pPr>
+      <w:r>
+        <w:rPr>
+          <w:rFonts w:hint="default" w:ascii="Times New Roman" w:hAnsi="Times New Roman" w:cs="Times New Roman"/>
+          <w:b w:val="0"/>
+          <w:bCs w:val="0"/>
+          <w:color w:val="auto"/>
+          <w:sz w:val="26"/>
+          <w:szCs w:val="26"/>
+        </w:rPr>
+        <w:t>Trần Tiến Đạt – MSSV 24110198 – Nhóm 06 – DBMS330284.</w:t>
+      </w:r>
+    </w:p>
+    <w:p>
+      <w:pPr>
+        <w:spacing w:after="0" w:line="240" w:lineRule="auto"/>
+        <w:rPr>
+          <w:rFonts w:hint="default" w:ascii="Times New Roman" w:hAnsi="Times New Roman" w:cs="Times New Roman"/>
+          <w:b w:val="0"/>
+          <w:bCs w:val="0"/>
+          <w:color w:val="auto"/>
+          <w:sz w:val="26"/>
+          <w:szCs w:val="26"/>
+        </w:rPr>
+      </w:pPr>
+    </w:p>
+    <w:p>
+      <w:pPr>
+        <w:spacing w:after="0" w:line="240" w:lineRule="auto"/>
+        <w:rPr>
+          <w:rFonts w:hint="default" w:ascii="Times New Roman" w:hAnsi="Times New Roman" w:cs="Times New Roman"/>
+          <w:b/>
+          <w:bCs/>
+          <w:color w:val="auto"/>
+          <w:sz w:val="26"/>
+          <w:szCs w:val="26"/>
+        </w:rPr>
+      </w:pPr>
+      <w:r>
+        <w:rPr>
+          <w:rFonts w:hint="default" w:ascii="Times New Roman" w:hAnsi="Times New Roman" w:cs="Times New Roman"/>
+          <w:b/>
+          <w:bCs/>
+          <w:color w:val="auto"/>
+          <w:sz w:val="26"/>
+          <w:szCs w:val="26"/>
+        </w:rPr>
+        <w:t>1. Bảng phụ cấp PHUCAPNHANVIEN và khấu trừ KHAUTRUNHANVIEN</w:t>
+      </w:r>
+    </w:p>
+    <w:p>
+      <w:pPr>
+        <w:spacing w:after="0" w:line="240" w:lineRule="auto"/>
+        <w:rPr>
+          <w:rFonts w:hint="default" w:ascii="Times New Roman" w:hAnsi="Times New Roman" w:cs="Times New Roman"/>
+          <w:b w:val="0"/>
+          <w:bCs w:val="0"/>
+          <w:color w:val="auto"/>
+          <w:sz w:val="26"/>
+          <w:szCs w:val="26"/>
+        </w:rPr>
+      </w:pPr>
+      <w:r>
+        <w:rPr>
+          <w:rFonts w:hint="default" w:ascii="Times New Roman" w:hAnsi="Times New Roman" w:cs="Times New Roman"/>
+          <w:b w:val="0"/>
+          <w:bCs w:val="0"/>
+          <w:color w:val="auto"/>
+          <w:sz w:val="26"/>
+          <w:szCs w:val="26"/>
+        </w:rPr>
+        <w:t>Hai bảng lưu trữ các khoản cộng thêm và khoản trừ phát sinh theo từng nhân viên và từng kỳ lương (tháng/năm). Nguồn: database/03_phucap_khautru_TV3.sql.</w:t>
+      </w:r>
+    </w:p>
+    <w:p>
+      <w:pPr>
+        <w:numPr>
+          <w:ilvl w:val="1"/>
+          <w:numId w:val="7"/>
+        </w:numPr>
+        <w:rPr>
+          <w:rFonts w:hint="default" w:ascii="Times New Roman" w:hAnsi="Times New Roman" w:cs="Times New Roman"/>
+          <w:b/>
+          <w:bCs/>
+          <w:color w:val="auto"/>
+          <w:sz w:val="26"/>
+          <w:szCs w:val="26"/>
+        </w:rPr>
+      </w:pPr>
+      <w:r>
+        <w:rPr>
+          <w:rFonts w:hint="default" w:ascii="Times New Roman" w:hAnsi="Times New Roman" w:cs="Times New Roman"/>
+          <w:b/>
+          <w:bCs/>
+          <w:color w:val="auto"/>
+          <w:sz w:val="26"/>
+          <w:szCs w:val="26"/>
+        </w:rPr>
+        <w:t>Bảng PHUCAPNHANVIEN</w:t>
+      </w:r>
+    </w:p>
+    <w:tbl>
+      <w:tblPr>
+        <w:tblStyle w:val="35"/>
+        <w:tblW w:w="5000" w:type="pct"/>
+        <w:tblInd w:w="0" w:type="dxa"/>
+        <w:tblBorders>
+          <w:top w:val="single" w:color="auto" w:sz="4" w:space="0"/>
+          <w:left w:val="single" w:color="auto" w:sz="4" w:space="0"/>
+          <w:bottom w:val="single" w:color="auto" w:sz="4" w:space="0"/>
+          <w:right w:val="single" w:color="auto" w:sz="4" w:space="0"/>
+          <w:insideH w:val="single" w:color="auto" w:sz="4" w:space="0"/>
+          <w:insideV w:val="single" w:color="auto" w:sz="4" w:space="0"/>
+        </w:tblBorders>
+        <w:tblLayout w:type="fixed"/>
+        <w:tblCellMar>
+          <w:left w:w="108" w:type="dxa"/>
+          <w:right w:w="108" w:type="dxa"/>
+        </w:tblCellMar>
+      </w:tblPr>
+      <w:tblGrid>
+        <w:gridCol w:w="1624"/>
+        <w:gridCol w:w="1788"/>
+        <w:gridCol w:w="1194"/>
+        <w:gridCol w:w="2578"/>
+        <w:gridCol w:w="3198"/>
+      </w:tblGrid>
+      <w:tr>
+        <w:tblPrEx>
+          <w:tblBorders>
+            <w:top w:val="single" w:color="auto" w:sz="4" w:space="0"/>
+            <w:left w:val="single" w:color="auto" w:sz="4" w:space="0"/>
+            <w:bottom w:val="single" w:color="auto" w:sz="4" w:space="0"/>
+            <w:right w:val="single" w:color="auto" w:sz="4" w:space="0"/>
+            <w:insideH w:val="single" w:color="auto" w:sz="4" w:space="0"/>
+            <w:insideV w:val="single" w:color="auto" w:sz="4" w:space="0"/>
+          </w:tblBorders>
+          <w:tblCellMar>
+            <w:left w:w="108" w:type="dxa"/>
+            <w:right w:w="108" w:type="dxa"/>
+          </w:tblCellMar>
+        </w:tblPrEx>
+        <w:tc>
+          <w:tcPr>
+            <w:tcW w:w="782" w:type="pct"/>
+            <w:vAlign w:val="top"/>
+          </w:tcPr>
+          <w:p>
+            <w:pPr>
+              <w:numPr>
+                <w:numId w:val="0"/>
+              </w:numPr>
+              <w:jc w:val="center"/>
+              <w:rPr>
+                <w:rFonts w:hint="default" w:ascii="Times New Roman" w:hAnsi="Times New Roman" w:cs="Times New Roman"/>
+                <w:b/>
+                <w:bCs/>
+                <w:color w:val="auto"/>
+                <w:sz w:val="26"/>
+                <w:szCs w:val="26"/>
+                <w:vertAlign w:val="baseline"/>
+                <w:lang w:val="en-US"/>
+              </w:rPr>
+            </w:pPr>
+            <w:r>
+              <w:rPr>
+                <w:rFonts w:hint="default" w:ascii="Times New Roman" w:hAnsi="Times New Roman" w:cs="Times New Roman"/>
+                <w:b/>
+                <w:bCs/>
+                <w:color w:val="auto"/>
+                <w:sz w:val="26"/>
+                <w:szCs w:val="26"/>
+                <w:vertAlign w:val="baseline"/>
+                <w:lang w:val="en-US"/>
+              </w:rPr>
+              <w:t>Cột</w:t>
+            </w:r>
+          </w:p>
+        </w:tc>
+        <w:tc>
+          <w:tcPr>
+            <w:tcW w:w="861" w:type="pct"/>
+            <w:vAlign w:val="top"/>
+          </w:tcPr>
+          <w:p>
+            <w:pPr>
+              <w:numPr>
+                <w:numId w:val="0"/>
+              </w:numPr>
+              <w:jc w:val="center"/>
+              <w:rPr>
+                <w:rFonts w:hint="default" w:ascii="Times New Roman" w:hAnsi="Times New Roman" w:cs="Times New Roman"/>
+                <w:b/>
+                <w:bCs/>
+                <w:color w:val="auto"/>
+                <w:sz w:val="26"/>
+                <w:szCs w:val="26"/>
+                <w:vertAlign w:val="baseline"/>
+                <w:lang w:val="en-US"/>
+              </w:rPr>
+            </w:pPr>
+            <w:r>
+              <w:rPr>
+                <w:rFonts w:hint="default" w:ascii="Times New Roman" w:hAnsi="Times New Roman" w:cs="Times New Roman"/>
+                <w:b/>
+                <w:bCs/>
+                <w:color w:val="auto"/>
+                <w:sz w:val="26"/>
+                <w:szCs w:val="26"/>
+                <w:vertAlign w:val="baseline"/>
+                <w:lang w:val="en-US"/>
+              </w:rPr>
+              <w:t>Kiểu</w:t>
+            </w:r>
+          </w:p>
+        </w:tc>
+        <w:tc>
+          <w:tcPr>
+            <w:tcW w:w="575" w:type="pct"/>
+            <w:vAlign w:val="top"/>
+          </w:tcPr>
+          <w:p>
+            <w:pPr>
+              <w:numPr>
+                <w:numId w:val="0"/>
+              </w:numPr>
+              <w:jc w:val="center"/>
+              <w:rPr>
+                <w:rFonts w:hint="default" w:ascii="Times New Roman" w:hAnsi="Times New Roman" w:cs="Times New Roman"/>
+                <w:b/>
+                <w:bCs/>
+                <w:color w:val="auto"/>
+                <w:sz w:val="26"/>
+                <w:szCs w:val="26"/>
+                <w:vertAlign w:val="baseline"/>
+                <w:lang w:val="en-US"/>
+              </w:rPr>
+            </w:pPr>
+            <w:r>
+              <w:rPr>
+                <w:rFonts w:hint="default" w:ascii="Times New Roman" w:hAnsi="Times New Roman" w:cs="Times New Roman"/>
+                <w:b/>
+                <w:bCs/>
+                <w:color w:val="auto"/>
+                <w:sz w:val="26"/>
+                <w:szCs w:val="26"/>
+                <w:vertAlign w:val="baseline"/>
+                <w:lang w:val="en-US"/>
+              </w:rPr>
+              <w:t>NULL</w:t>
+            </w:r>
+          </w:p>
+        </w:tc>
+        <w:tc>
+          <w:tcPr>
+            <w:tcW w:w="1241" w:type="pct"/>
+            <w:vAlign w:val="top"/>
+          </w:tcPr>
+          <w:p>
+            <w:pPr>
+              <w:numPr>
+                <w:numId w:val="0"/>
+              </w:numPr>
+              <w:jc w:val="center"/>
+              <w:rPr>
+                <w:rFonts w:hint="default" w:ascii="Times New Roman" w:hAnsi="Times New Roman" w:cs="Times New Roman"/>
+                <w:b/>
+                <w:bCs/>
+                <w:color w:val="auto"/>
+                <w:sz w:val="26"/>
+                <w:szCs w:val="26"/>
+                <w:vertAlign w:val="baseline"/>
+                <w:lang w:val="en-US"/>
+              </w:rPr>
+            </w:pPr>
+            <w:r>
+              <w:rPr>
+                <w:rFonts w:hint="default" w:ascii="Times New Roman" w:hAnsi="Times New Roman" w:cs="Times New Roman"/>
+                <w:b/>
+                <w:bCs/>
+                <w:color w:val="auto"/>
+                <w:sz w:val="26"/>
+                <w:szCs w:val="26"/>
+                <w:vertAlign w:val="baseline"/>
+                <w:lang w:val="en-US"/>
+              </w:rPr>
+              <w:t>Mặc định</w:t>
+            </w:r>
+          </w:p>
+        </w:tc>
+        <w:tc>
+          <w:tcPr>
+            <w:tcW w:w="1539" w:type="pct"/>
+            <w:vAlign w:val="top"/>
+          </w:tcPr>
+          <w:p>
+            <w:pPr>
+              <w:numPr>
+                <w:numId w:val="0"/>
+              </w:numPr>
+              <w:jc w:val="center"/>
+              <w:rPr>
+                <w:rFonts w:hint="default" w:ascii="Times New Roman" w:hAnsi="Times New Roman" w:cs="Times New Roman"/>
+                <w:b/>
+                <w:bCs/>
+                <w:color w:val="auto"/>
+                <w:sz w:val="26"/>
+                <w:szCs w:val="26"/>
+                <w:vertAlign w:val="baseline"/>
+                <w:lang w:val="en-US"/>
+              </w:rPr>
+            </w:pPr>
+            <w:r>
+              <w:rPr>
+                <w:rFonts w:hint="default" w:ascii="Times New Roman" w:hAnsi="Times New Roman" w:cs="Times New Roman"/>
+                <w:b/>
+                <w:bCs/>
+                <w:color w:val="auto"/>
+                <w:sz w:val="26"/>
+                <w:szCs w:val="26"/>
+                <w:vertAlign w:val="baseline"/>
+                <w:lang w:val="en-US"/>
+              </w:rPr>
+              <w:t>Ràng buộc / ý nghĩa</w:t>
+            </w:r>
+          </w:p>
+        </w:tc>
+      </w:tr>
+      <w:tr>
+        <w:tblPrEx>
+          <w:tblBorders>
+            <w:top w:val="single" w:color="auto" w:sz="4" w:space="0"/>
+            <w:left w:val="single" w:color="auto" w:sz="4" w:space="0"/>
+            <w:bottom w:val="single" w:color="auto" w:sz="4" w:space="0"/>
+            <w:right w:val="single" w:color="auto" w:sz="4" w:space="0"/>
+            <w:insideH w:val="single" w:color="auto" w:sz="4" w:space="0"/>
+            <w:insideV w:val="single" w:color="auto" w:sz="4" w:space="0"/>
+          </w:tblBorders>
+        </w:tblPrEx>
+        <w:tc>
+          <w:tcPr>
+            <w:tcW w:w="782" w:type="pct"/>
+          </w:tcPr>
+          <w:p>
+            <w:pPr>
+              <w:numPr>
+                <w:numId w:val="0"/>
+              </w:numPr>
+              <w:rPr>
+                <w:rFonts w:hint="default" w:ascii="Times New Roman" w:hAnsi="Times New Roman" w:cs="Times New Roman"/>
+                <w:b w:val="0"/>
+                <w:bCs w:val="0"/>
+                <w:color w:val="auto"/>
+                <w:sz w:val="26"/>
+                <w:szCs w:val="26"/>
+                <w:vertAlign w:val="baseline"/>
+                <w:lang w:val="en-US"/>
+              </w:rPr>
+            </w:pPr>
+            <w:r>
+              <w:rPr>
+                <w:rFonts w:hint="default" w:ascii="Times New Roman" w:hAnsi="Times New Roman" w:cs="Times New Roman"/>
+                <w:b w:val="0"/>
+                <w:bCs w:val="0"/>
+                <w:color w:val="auto"/>
+                <w:sz w:val="26"/>
+                <w:szCs w:val="26"/>
+                <w:vertAlign w:val="baseline"/>
+                <w:lang w:val="en-US"/>
+              </w:rPr>
+              <w:t>MaPCNV</w:t>
+            </w:r>
+          </w:p>
+        </w:tc>
+        <w:tc>
+          <w:tcPr>
+            <w:tcW w:w="861" w:type="pct"/>
+            <w:shd w:val="clear"/>
+            <w:vAlign w:val="top"/>
+          </w:tcPr>
+          <w:p>
+            <w:pPr>
+              <w:numPr>
+                <w:ilvl w:val="0"/>
+                <w:numId w:val="0"/>
+              </w:numPr>
+              <w:ind w:left="0" w:leftChars="0" w:firstLine="0" w:firstLineChars="0"/>
+              <w:rPr>
+                <w:rFonts w:hint="default" w:ascii="Times New Roman" w:hAnsi="Times New Roman" w:eastAsia="Aptos" w:cs="Times New Roman"/>
+                <w:b w:val="0"/>
+                <w:bCs w:val="0"/>
+                <w:color w:val="auto"/>
+                <w:sz w:val="26"/>
+                <w:szCs w:val="26"/>
+                <w:vertAlign w:val="baseline"/>
+                <w:lang w:val="en-US" w:eastAsia="en-US" w:bidi="ar-SA"/>
+              </w:rPr>
+            </w:pPr>
+            <w:r>
+              <w:rPr>
+                <w:rFonts w:hint="default" w:ascii="Times New Roman" w:hAnsi="Times New Roman" w:cs="Times New Roman"/>
+                <w:b w:val="0"/>
+                <w:bCs w:val="0"/>
+                <w:color w:val="auto"/>
+                <w:sz w:val="26"/>
+                <w:szCs w:val="26"/>
+                <w:vertAlign w:val="baseline"/>
+                <w:lang w:val="en-US"/>
+              </w:rPr>
+              <w:t>INT</w:t>
+            </w:r>
+          </w:p>
+        </w:tc>
+        <w:tc>
+          <w:tcPr>
+            <w:tcW w:w="575" w:type="pct"/>
+          </w:tcPr>
+          <w:p>
+            <w:pPr>
+              <w:numPr>
+                <w:numId w:val="0"/>
+              </w:numPr>
+              <w:rPr>
+                <w:rFonts w:hint="default" w:ascii="Times New Roman" w:hAnsi="Times New Roman" w:cs="Times New Roman"/>
+                <w:b w:val="0"/>
+                <w:bCs w:val="0"/>
+                <w:color w:val="auto"/>
+                <w:sz w:val="26"/>
+                <w:szCs w:val="26"/>
+                <w:vertAlign w:val="baseline"/>
+                <w:lang w:val="en-US"/>
+              </w:rPr>
+            </w:pPr>
+            <w:r>
+              <w:rPr>
+                <w:rFonts w:hint="default" w:ascii="Times New Roman" w:hAnsi="Times New Roman" w:cs="Times New Roman"/>
+                <w:b w:val="0"/>
+                <w:bCs w:val="0"/>
+                <w:color w:val="auto"/>
+                <w:sz w:val="26"/>
+                <w:szCs w:val="26"/>
+                <w:vertAlign w:val="baseline"/>
+                <w:lang w:val="en-US"/>
+              </w:rPr>
+              <w:t>Không</w:t>
+            </w:r>
+          </w:p>
+        </w:tc>
+        <w:tc>
+          <w:tcPr>
+            <w:tcW w:w="1241" w:type="pct"/>
+          </w:tcPr>
+          <w:p>
+            <w:pPr>
+              <w:numPr>
+                <w:numId w:val="0"/>
+              </w:numPr>
+              <w:rPr>
+                <w:rFonts w:hint="default" w:ascii="Times New Roman" w:hAnsi="Times New Roman" w:cs="Times New Roman"/>
+                <w:b w:val="0"/>
+                <w:bCs w:val="0"/>
+                <w:color w:val="auto"/>
+                <w:sz w:val="26"/>
+                <w:szCs w:val="26"/>
+                <w:vertAlign w:val="baseline"/>
+                <w:lang w:val="en-US"/>
+              </w:rPr>
+            </w:pPr>
+            <w:r>
+              <w:rPr>
+                <w:rFonts w:hint="default" w:ascii="Times New Roman" w:hAnsi="Times New Roman" w:cs="Times New Roman"/>
+                <w:b w:val="0"/>
+                <w:bCs w:val="0"/>
+                <w:color w:val="auto"/>
+                <w:sz w:val="26"/>
+                <w:szCs w:val="26"/>
+                <w:vertAlign w:val="baseline"/>
+                <w:lang w:val="en-US"/>
+              </w:rPr>
+              <w:t>IDENTITY(1,1)</w:t>
+            </w:r>
+          </w:p>
+        </w:tc>
+        <w:tc>
+          <w:tcPr>
+            <w:tcW w:w="1539" w:type="pct"/>
+          </w:tcPr>
+          <w:p>
+            <w:pPr>
+              <w:numPr>
+                <w:numId w:val="0"/>
+              </w:numPr>
+              <w:rPr>
+                <w:rFonts w:hint="default" w:ascii="Times New Roman" w:hAnsi="Times New Roman" w:cs="Times New Roman"/>
+                <w:b w:val="0"/>
+                <w:bCs w:val="0"/>
+                <w:color w:val="auto"/>
+                <w:sz w:val="26"/>
+                <w:szCs w:val="26"/>
+                <w:vertAlign w:val="baseline"/>
+              </w:rPr>
+            </w:pPr>
+            <w:r>
+              <w:rPr>
+                <w:rFonts w:hint="default" w:ascii="Times New Roman" w:hAnsi="Times New Roman" w:cs="Times New Roman"/>
+                <w:b w:val="0"/>
+                <w:bCs w:val="0"/>
+                <w:color w:val="auto"/>
+                <w:sz w:val="26"/>
+                <w:szCs w:val="26"/>
+                <w:vertAlign w:val="baseline"/>
+              </w:rPr>
+              <w:t>PK_PHUCAPNHANVIEN (clustered); mã khoản phụ cấp</w:t>
+            </w:r>
+          </w:p>
+        </w:tc>
+      </w:tr>
+      <w:tr>
+        <w:tblPrEx>
+          <w:tblBorders>
+            <w:top w:val="single" w:color="auto" w:sz="4" w:space="0"/>
+            <w:left w:val="single" w:color="auto" w:sz="4" w:space="0"/>
+            <w:bottom w:val="single" w:color="auto" w:sz="4" w:space="0"/>
+            <w:right w:val="single" w:color="auto" w:sz="4" w:space="0"/>
+            <w:insideH w:val="single" w:color="auto" w:sz="4" w:space="0"/>
+            <w:insideV w:val="single" w:color="auto" w:sz="4" w:space="0"/>
+          </w:tblBorders>
+          <w:tblCellMar>
+            <w:left w:w="108" w:type="dxa"/>
+            <w:right w:w="108" w:type="dxa"/>
+          </w:tblCellMar>
+        </w:tblPrEx>
+        <w:tc>
+          <w:tcPr>
+            <w:tcW w:w="782" w:type="pct"/>
+          </w:tcPr>
+          <w:p>
+            <w:pPr>
+              <w:numPr>
+                <w:numId w:val="0"/>
+              </w:numPr>
+              <w:rPr>
+                <w:rFonts w:hint="default" w:ascii="Times New Roman" w:hAnsi="Times New Roman" w:cs="Times New Roman"/>
+                <w:b w:val="0"/>
+                <w:bCs w:val="0"/>
+                <w:color w:val="auto"/>
+                <w:sz w:val="26"/>
+                <w:szCs w:val="26"/>
+                <w:vertAlign w:val="baseline"/>
+                <w:lang w:val="en-US"/>
+              </w:rPr>
+            </w:pPr>
+            <w:r>
+              <w:rPr>
+                <w:rFonts w:hint="default" w:ascii="Times New Roman" w:hAnsi="Times New Roman" w:cs="Times New Roman"/>
+                <w:b w:val="0"/>
+                <w:bCs w:val="0"/>
+                <w:color w:val="auto"/>
+                <w:sz w:val="26"/>
+                <w:szCs w:val="26"/>
+                <w:vertAlign w:val="baseline"/>
+                <w:lang w:val="en-US"/>
+              </w:rPr>
+              <w:t>MaNV</w:t>
+            </w:r>
+          </w:p>
+        </w:tc>
+        <w:tc>
+          <w:tcPr>
+            <w:tcW w:w="861" w:type="pct"/>
+            <w:vAlign w:val="top"/>
+          </w:tcPr>
+          <w:p>
+            <w:pPr>
+              <w:numPr>
+                <w:ilvl w:val="0"/>
+                <w:numId w:val="0"/>
+              </w:numPr>
+              <w:ind w:left="0" w:leftChars="0" w:firstLine="0" w:firstLineChars="0"/>
+              <w:rPr>
+                <w:rFonts w:hint="default" w:ascii="Times New Roman" w:hAnsi="Times New Roman" w:cs="Times New Roman"/>
+                <w:b w:val="0"/>
+                <w:bCs w:val="0"/>
+                <w:color w:val="auto"/>
+                <w:sz w:val="26"/>
+                <w:szCs w:val="26"/>
+                <w:vertAlign w:val="baseline"/>
+              </w:rPr>
+            </w:pPr>
+            <w:r>
+              <w:rPr>
+                <w:rFonts w:hint="default" w:ascii="Times New Roman" w:hAnsi="Times New Roman" w:cs="Times New Roman"/>
+                <w:b w:val="0"/>
+                <w:bCs w:val="0"/>
+                <w:color w:val="auto"/>
+                <w:sz w:val="26"/>
+                <w:szCs w:val="26"/>
+                <w:vertAlign w:val="baseline"/>
+                <w:lang w:val="en-US"/>
+              </w:rPr>
+              <w:t>INT</w:t>
+            </w:r>
+          </w:p>
+        </w:tc>
+        <w:tc>
+          <w:tcPr>
+            <w:tcW w:w="575" w:type="pct"/>
+          </w:tcPr>
+          <w:p>
+            <w:pPr>
+              <w:numPr>
+                <w:numId w:val="0"/>
+              </w:numPr>
+              <w:rPr>
+                <w:rFonts w:hint="default" w:ascii="Times New Roman" w:hAnsi="Times New Roman" w:cs="Times New Roman"/>
+                <w:b w:val="0"/>
+                <w:bCs w:val="0"/>
+                <w:color w:val="auto"/>
+                <w:sz w:val="26"/>
+                <w:szCs w:val="26"/>
+                <w:vertAlign w:val="baseline"/>
+              </w:rPr>
+            </w:pPr>
+            <w:r>
+              <w:rPr>
+                <w:rFonts w:hint="default" w:ascii="Times New Roman" w:hAnsi="Times New Roman" w:cs="Times New Roman"/>
+                <w:b w:val="0"/>
+                <w:bCs w:val="0"/>
+                <w:color w:val="auto"/>
+                <w:sz w:val="26"/>
+                <w:szCs w:val="26"/>
+                <w:vertAlign w:val="baseline"/>
+                <w:lang w:val="en-US"/>
+              </w:rPr>
+              <w:t>Không</w:t>
+            </w:r>
+          </w:p>
+        </w:tc>
+        <w:tc>
+          <w:tcPr>
+            <w:tcW w:w="1241" w:type="pct"/>
+            <w:vAlign w:val="top"/>
+          </w:tcPr>
+          <w:p>
+            <w:pPr>
+              <w:numPr>
+                <w:ilvl w:val="0"/>
+                <w:numId w:val="0"/>
+              </w:numPr>
+              <w:ind w:left="0" w:leftChars="0" w:firstLine="0" w:firstLineChars="0"/>
+              <w:rPr>
+                <w:rFonts w:hint="default" w:ascii="Times New Roman" w:hAnsi="Times New Roman" w:cs="Times New Roman"/>
+                <w:b w:val="0"/>
+                <w:bCs w:val="0"/>
+                <w:color w:val="auto"/>
+                <w:sz w:val="26"/>
+                <w:szCs w:val="26"/>
+                <w:vertAlign w:val="baseline"/>
+              </w:rPr>
+            </w:pPr>
+            <w:r>
+              <w:rPr>
+                <w:rFonts w:hint="default" w:ascii="Times New Roman" w:hAnsi="Times New Roman" w:cs="Times New Roman"/>
+                <w:b w:val="0"/>
+                <w:bCs w:val="0"/>
+                <w:color w:val="auto"/>
+                <w:sz w:val="26"/>
+                <w:szCs w:val="26"/>
+                <w:vertAlign w:val="baseline"/>
+                <w:lang w:val="en-US"/>
+              </w:rPr>
+              <w:t>Không</w:t>
+            </w:r>
+          </w:p>
+        </w:tc>
+        <w:tc>
+          <w:tcPr>
+            <w:tcW w:w="1539" w:type="pct"/>
+          </w:tcPr>
+          <w:p>
+            <w:pPr>
+              <w:numPr>
+                <w:numId w:val="0"/>
+              </w:numPr>
+              <w:rPr>
+                <w:rFonts w:hint="default" w:ascii="Times New Roman" w:hAnsi="Times New Roman" w:cs="Times New Roman"/>
+                <w:b w:val="0"/>
+                <w:bCs w:val="0"/>
+                <w:color w:val="auto"/>
+                <w:sz w:val="26"/>
+                <w:szCs w:val="26"/>
+                <w:vertAlign w:val="baseline"/>
+              </w:rPr>
+            </w:pPr>
+            <w:r>
+              <w:rPr>
+                <w:rFonts w:hint="default" w:ascii="Times New Roman" w:hAnsi="Times New Roman" w:cs="Times New Roman"/>
+                <w:b w:val="0"/>
+                <w:bCs w:val="0"/>
+                <w:color w:val="auto"/>
+                <w:sz w:val="26"/>
+                <w:szCs w:val="26"/>
+                <w:vertAlign w:val="baseline"/>
+              </w:rPr>
+              <w:t>FK_PHUCAP_NHANVIEN → NHANVIEN.MaNV</w:t>
+            </w:r>
+          </w:p>
+        </w:tc>
+      </w:tr>
+      <w:tr>
+        <w:tblPrEx>
+          <w:tblBorders>
+            <w:top w:val="single" w:color="auto" w:sz="4" w:space="0"/>
+            <w:left w:val="single" w:color="auto" w:sz="4" w:space="0"/>
+            <w:bottom w:val="single" w:color="auto" w:sz="4" w:space="0"/>
+            <w:right w:val="single" w:color="auto" w:sz="4" w:space="0"/>
+            <w:insideH w:val="single" w:color="auto" w:sz="4" w:space="0"/>
+            <w:insideV w:val="single" w:color="auto" w:sz="4" w:space="0"/>
+          </w:tblBorders>
+          <w:tblCellMar>
+            <w:left w:w="108" w:type="dxa"/>
+            <w:right w:w="108" w:type="dxa"/>
+          </w:tblCellMar>
+        </w:tblPrEx>
+        <w:tc>
+          <w:tcPr>
+            <w:tcW w:w="782" w:type="pct"/>
+          </w:tcPr>
+          <w:p>
+            <w:pPr>
+              <w:numPr>
+                <w:numId w:val="0"/>
+              </w:numPr>
+              <w:rPr>
+                <w:rFonts w:hint="default" w:ascii="Times New Roman" w:hAnsi="Times New Roman" w:cs="Times New Roman"/>
+                <w:b w:val="0"/>
+                <w:bCs w:val="0"/>
+                <w:color w:val="auto"/>
+                <w:sz w:val="26"/>
+                <w:szCs w:val="26"/>
+                <w:vertAlign w:val="baseline"/>
+                <w:lang w:val="en-US"/>
+              </w:rPr>
+            </w:pPr>
+            <w:r>
+              <w:rPr>
+                <w:rFonts w:hint="default" w:ascii="Times New Roman" w:hAnsi="Times New Roman" w:cs="Times New Roman"/>
+                <w:b w:val="0"/>
+                <w:bCs w:val="0"/>
+                <w:color w:val="auto"/>
+                <w:sz w:val="26"/>
+                <w:szCs w:val="26"/>
+                <w:vertAlign w:val="baseline"/>
+                <w:lang w:val="en-US"/>
+              </w:rPr>
+              <w:t>Thang</w:t>
+            </w:r>
+          </w:p>
+        </w:tc>
+        <w:tc>
+          <w:tcPr>
+            <w:tcW w:w="861" w:type="pct"/>
+            <w:vAlign w:val="top"/>
+          </w:tcPr>
+          <w:p>
+            <w:pPr>
+              <w:numPr>
+                <w:ilvl w:val="0"/>
+                <w:numId w:val="0"/>
+              </w:numPr>
+              <w:ind w:left="0" w:leftChars="0" w:firstLine="0" w:firstLineChars="0"/>
+              <w:rPr>
+                <w:rFonts w:hint="default" w:ascii="Times New Roman" w:hAnsi="Times New Roman" w:cs="Times New Roman"/>
+                <w:b w:val="0"/>
+                <w:bCs w:val="0"/>
+                <w:color w:val="auto"/>
+                <w:sz w:val="26"/>
+                <w:szCs w:val="26"/>
+                <w:vertAlign w:val="baseline"/>
+              </w:rPr>
+            </w:pPr>
+            <w:r>
+              <w:rPr>
+                <w:rFonts w:hint="default" w:ascii="Times New Roman" w:hAnsi="Times New Roman" w:cs="Times New Roman"/>
+                <w:b w:val="0"/>
+                <w:bCs w:val="0"/>
+                <w:color w:val="auto"/>
+                <w:sz w:val="26"/>
+                <w:szCs w:val="26"/>
+                <w:vertAlign w:val="baseline"/>
+                <w:lang w:val="en-US"/>
+              </w:rPr>
+              <w:t>INT</w:t>
+            </w:r>
+          </w:p>
+        </w:tc>
+        <w:tc>
+          <w:tcPr>
+            <w:tcW w:w="575" w:type="pct"/>
+          </w:tcPr>
+          <w:p>
+            <w:pPr>
+              <w:numPr>
+                <w:numId w:val="0"/>
+              </w:numPr>
+              <w:rPr>
+                <w:rFonts w:hint="default" w:ascii="Times New Roman" w:hAnsi="Times New Roman" w:cs="Times New Roman"/>
+                <w:b w:val="0"/>
+                <w:bCs w:val="0"/>
+                <w:color w:val="auto"/>
+                <w:sz w:val="26"/>
+                <w:szCs w:val="26"/>
+                <w:vertAlign w:val="baseline"/>
+              </w:rPr>
+            </w:pPr>
+            <w:r>
+              <w:rPr>
+                <w:rFonts w:hint="default" w:ascii="Times New Roman" w:hAnsi="Times New Roman" w:cs="Times New Roman"/>
+                <w:b w:val="0"/>
+                <w:bCs w:val="0"/>
+                <w:color w:val="auto"/>
+                <w:sz w:val="26"/>
+                <w:szCs w:val="26"/>
+                <w:vertAlign w:val="baseline"/>
+                <w:lang w:val="en-US"/>
+              </w:rPr>
+              <w:t>Không</w:t>
+            </w:r>
+          </w:p>
+        </w:tc>
+        <w:tc>
+          <w:tcPr>
+            <w:tcW w:w="1241" w:type="pct"/>
+            <w:vAlign w:val="top"/>
+          </w:tcPr>
+          <w:p>
+            <w:pPr>
+              <w:numPr>
+                <w:ilvl w:val="0"/>
+                <w:numId w:val="0"/>
+              </w:numPr>
+              <w:ind w:left="0" w:leftChars="0" w:firstLine="0" w:firstLineChars="0"/>
+              <w:rPr>
+                <w:rFonts w:hint="default" w:ascii="Times New Roman" w:hAnsi="Times New Roman" w:cs="Times New Roman"/>
+                <w:b w:val="0"/>
+                <w:bCs w:val="0"/>
+                <w:color w:val="auto"/>
+                <w:sz w:val="26"/>
+                <w:szCs w:val="26"/>
+                <w:vertAlign w:val="baseline"/>
+              </w:rPr>
+            </w:pPr>
+            <w:r>
+              <w:rPr>
+                <w:rFonts w:hint="default" w:ascii="Times New Roman" w:hAnsi="Times New Roman" w:cs="Times New Roman"/>
+                <w:b w:val="0"/>
+                <w:bCs w:val="0"/>
+                <w:color w:val="auto"/>
+                <w:sz w:val="26"/>
+                <w:szCs w:val="26"/>
+                <w:vertAlign w:val="baseline"/>
+                <w:lang w:val="en-US"/>
+              </w:rPr>
+              <w:t>Không</w:t>
+            </w:r>
+          </w:p>
+        </w:tc>
+        <w:tc>
+          <w:tcPr>
+            <w:tcW w:w="1539" w:type="pct"/>
+          </w:tcPr>
+          <w:p>
+            <w:pPr>
+              <w:numPr>
+                <w:numId w:val="0"/>
+              </w:numPr>
+              <w:rPr>
+                <w:rFonts w:hint="default" w:ascii="Times New Roman" w:hAnsi="Times New Roman" w:cs="Times New Roman"/>
+                <w:b w:val="0"/>
+                <w:bCs w:val="0"/>
+                <w:color w:val="auto"/>
+                <w:sz w:val="26"/>
+                <w:szCs w:val="26"/>
+                <w:vertAlign w:val="baseline"/>
+              </w:rPr>
+            </w:pPr>
+            <w:r>
+              <w:rPr>
+                <w:rFonts w:hint="default" w:ascii="Times New Roman" w:hAnsi="Times New Roman" w:cs="Times New Roman"/>
+                <w:b w:val="0"/>
+                <w:bCs w:val="0"/>
+                <w:color w:val="auto"/>
+                <w:sz w:val="26"/>
+                <w:szCs w:val="26"/>
+                <w:vertAlign w:val="baseline"/>
+              </w:rPr>
+              <w:t>CK_PHUCAP_Thang: BETWEEN 1 AND 12</w:t>
+            </w:r>
+          </w:p>
+        </w:tc>
+      </w:tr>
+      <w:tr>
+        <w:tblPrEx>
+          <w:tblBorders>
+            <w:top w:val="single" w:color="auto" w:sz="4" w:space="0"/>
+            <w:left w:val="single" w:color="auto" w:sz="4" w:space="0"/>
+            <w:bottom w:val="single" w:color="auto" w:sz="4" w:space="0"/>
+            <w:right w:val="single" w:color="auto" w:sz="4" w:space="0"/>
+            <w:insideH w:val="single" w:color="auto" w:sz="4" w:space="0"/>
+            <w:insideV w:val="single" w:color="auto" w:sz="4" w:space="0"/>
+          </w:tblBorders>
+          <w:tblCellMar>
+            <w:left w:w="108" w:type="dxa"/>
+            <w:right w:w="108" w:type="dxa"/>
+          </w:tblCellMar>
+        </w:tblPrEx>
+        <w:tc>
+          <w:tcPr>
+            <w:tcW w:w="782" w:type="pct"/>
+          </w:tcPr>
+          <w:p>
+            <w:pPr>
+              <w:numPr>
+                <w:numId w:val="0"/>
+              </w:numPr>
+              <w:rPr>
+                <w:rFonts w:hint="default" w:ascii="Times New Roman" w:hAnsi="Times New Roman" w:cs="Times New Roman"/>
+                <w:b w:val="0"/>
+                <w:bCs w:val="0"/>
+                <w:color w:val="auto"/>
+                <w:sz w:val="26"/>
+                <w:szCs w:val="26"/>
+                <w:vertAlign w:val="baseline"/>
+                <w:lang w:val="en-US"/>
+              </w:rPr>
+            </w:pPr>
+            <w:r>
+              <w:rPr>
+                <w:rFonts w:hint="default" w:ascii="Times New Roman" w:hAnsi="Times New Roman" w:cs="Times New Roman"/>
+                <w:b w:val="0"/>
+                <w:bCs w:val="0"/>
+                <w:color w:val="auto"/>
+                <w:sz w:val="26"/>
+                <w:szCs w:val="26"/>
+                <w:vertAlign w:val="baseline"/>
+                <w:lang w:val="en-US"/>
+              </w:rPr>
+              <w:t>Nam</w:t>
+            </w:r>
+          </w:p>
+        </w:tc>
+        <w:tc>
+          <w:tcPr>
+            <w:tcW w:w="861" w:type="pct"/>
+          </w:tcPr>
+          <w:p>
+            <w:pPr>
+              <w:numPr>
+                <w:numId w:val="0"/>
+              </w:numPr>
+              <w:rPr>
+                <w:rFonts w:hint="default" w:ascii="Times New Roman" w:hAnsi="Times New Roman" w:cs="Times New Roman"/>
+                <w:b w:val="0"/>
+                <w:bCs w:val="0"/>
+                <w:color w:val="auto"/>
+                <w:sz w:val="26"/>
+                <w:szCs w:val="26"/>
+                <w:vertAlign w:val="baseline"/>
+                <w:lang w:val="en-US"/>
+              </w:rPr>
+            </w:pPr>
+            <w:r>
+              <w:rPr>
+                <w:rFonts w:hint="default" w:ascii="Times New Roman" w:hAnsi="Times New Roman" w:cs="Times New Roman"/>
+                <w:b w:val="0"/>
+                <w:bCs w:val="0"/>
+                <w:color w:val="auto"/>
+                <w:sz w:val="26"/>
+                <w:szCs w:val="26"/>
+                <w:vertAlign w:val="baseline"/>
+                <w:lang w:val="en-US"/>
+              </w:rPr>
+              <w:t>INT</w:t>
+            </w:r>
+          </w:p>
+        </w:tc>
+        <w:tc>
+          <w:tcPr>
+            <w:tcW w:w="575" w:type="pct"/>
+          </w:tcPr>
+          <w:p>
+            <w:pPr>
+              <w:numPr>
+                <w:numId w:val="0"/>
+              </w:numPr>
+              <w:rPr>
+                <w:rFonts w:hint="default" w:ascii="Times New Roman" w:hAnsi="Times New Roman" w:cs="Times New Roman"/>
+                <w:b w:val="0"/>
+                <w:bCs w:val="0"/>
+                <w:color w:val="auto"/>
+                <w:sz w:val="26"/>
+                <w:szCs w:val="26"/>
+                <w:vertAlign w:val="baseline"/>
+              </w:rPr>
+            </w:pPr>
+            <w:r>
+              <w:rPr>
+                <w:rFonts w:hint="default" w:ascii="Times New Roman" w:hAnsi="Times New Roman" w:cs="Times New Roman"/>
+                <w:b w:val="0"/>
+                <w:bCs w:val="0"/>
+                <w:color w:val="auto"/>
+                <w:sz w:val="26"/>
+                <w:szCs w:val="26"/>
+                <w:vertAlign w:val="baseline"/>
+                <w:lang w:val="en-US"/>
+              </w:rPr>
+              <w:t>Không</w:t>
+            </w:r>
+          </w:p>
+        </w:tc>
+        <w:tc>
+          <w:tcPr>
+            <w:tcW w:w="1241" w:type="pct"/>
+            <w:vAlign w:val="top"/>
+          </w:tcPr>
+          <w:p>
+            <w:pPr>
+              <w:numPr>
+                <w:ilvl w:val="0"/>
+                <w:numId w:val="0"/>
+              </w:numPr>
+              <w:ind w:left="0" w:leftChars="0" w:firstLine="0" w:firstLineChars="0"/>
+              <w:rPr>
+                <w:rFonts w:hint="default" w:ascii="Times New Roman" w:hAnsi="Times New Roman" w:cs="Times New Roman"/>
+                <w:b w:val="0"/>
+                <w:bCs w:val="0"/>
+                <w:color w:val="auto"/>
+                <w:sz w:val="26"/>
+                <w:szCs w:val="26"/>
+                <w:vertAlign w:val="baseline"/>
+              </w:rPr>
+            </w:pPr>
+            <w:r>
+              <w:rPr>
+                <w:rFonts w:hint="default" w:ascii="Times New Roman" w:hAnsi="Times New Roman" w:cs="Times New Roman"/>
+                <w:b w:val="0"/>
+                <w:bCs w:val="0"/>
+                <w:color w:val="auto"/>
+                <w:sz w:val="26"/>
+                <w:szCs w:val="26"/>
+                <w:vertAlign w:val="baseline"/>
+                <w:lang w:val="en-US"/>
+              </w:rPr>
+              <w:t>Không</w:t>
+            </w:r>
+          </w:p>
+        </w:tc>
+        <w:tc>
+          <w:tcPr>
+            <w:tcW w:w="1539" w:type="pct"/>
+          </w:tcPr>
+          <w:p>
+            <w:pPr>
+              <w:numPr>
+                <w:numId w:val="0"/>
+              </w:numPr>
+              <w:rPr>
+                <w:rFonts w:hint="default" w:ascii="Times New Roman" w:hAnsi="Times New Roman" w:cs="Times New Roman"/>
+                <w:b w:val="0"/>
+                <w:bCs w:val="0"/>
+                <w:color w:val="auto"/>
+                <w:sz w:val="26"/>
+                <w:szCs w:val="26"/>
+                <w:vertAlign w:val="baseline"/>
+              </w:rPr>
+            </w:pPr>
+            <w:r>
+              <w:rPr>
+                <w:rFonts w:hint="default" w:ascii="Times New Roman" w:hAnsi="Times New Roman" w:cs="Times New Roman"/>
+                <w:b w:val="0"/>
+                <w:bCs w:val="0"/>
+                <w:color w:val="auto"/>
+                <w:sz w:val="26"/>
+                <w:szCs w:val="26"/>
+                <w:vertAlign w:val="baseline"/>
+              </w:rPr>
+              <w:t>CK_PHUCAP_Nam: &gt;= 2020</w:t>
+            </w:r>
+          </w:p>
+        </w:tc>
+      </w:tr>
+      <w:tr>
+        <w:tblPrEx>
+          <w:tblBorders>
+            <w:top w:val="single" w:color="auto" w:sz="4" w:space="0"/>
+            <w:left w:val="single" w:color="auto" w:sz="4" w:space="0"/>
+            <w:bottom w:val="single" w:color="auto" w:sz="4" w:space="0"/>
+            <w:right w:val="single" w:color="auto" w:sz="4" w:space="0"/>
+            <w:insideH w:val="single" w:color="auto" w:sz="4" w:space="0"/>
+            <w:insideV w:val="single" w:color="auto" w:sz="4" w:space="0"/>
+          </w:tblBorders>
+          <w:tblCellMar>
+            <w:left w:w="108" w:type="dxa"/>
+            <w:right w:w="108" w:type="dxa"/>
+          </w:tblCellMar>
+        </w:tblPrEx>
+        <w:tc>
+          <w:tcPr>
+            <w:tcW w:w="782" w:type="pct"/>
+          </w:tcPr>
+          <w:p>
+            <w:pPr>
+              <w:numPr>
+                <w:numId w:val="0"/>
+              </w:numPr>
+              <w:rPr>
+                <w:rFonts w:hint="default" w:ascii="Times New Roman" w:hAnsi="Times New Roman" w:cs="Times New Roman"/>
+                <w:b w:val="0"/>
+                <w:bCs w:val="0"/>
+                <w:color w:val="auto"/>
+                <w:sz w:val="26"/>
+                <w:szCs w:val="26"/>
+                <w:vertAlign w:val="baseline"/>
+                <w:lang w:val="en-US"/>
+              </w:rPr>
+            </w:pPr>
+            <w:r>
+              <w:rPr>
+                <w:rFonts w:hint="default" w:ascii="Times New Roman" w:hAnsi="Times New Roman" w:cs="Times New Roman"/>
+                <w:b w:val="0"/>
+                <w:bCs w:val="0"/>
+                <w:color w:val="auto"/>
+                <w:sz w:val="26"/>
+                <w:szCs w:val="26"/>
+                <w:vertAlign w:val="baseline"/>
+                <w:lang w:val="en-US"/>
+              </w:rPr>
+              <w:t>TenPhuCap</w:t>
+            </w:r>
+          </w:p>
+        </w:tc>
+        <w:tc>
+          <w:tcPr>
+            <w:tcW w:w="861" w:type="pct"/>
+          </w:tcPr>
+          <w:p>
+            <w:pPr>
+              <w:numPr>
+                <w:numId w:val="0"/>
+              </w:numPr>
+              <w:rPr>
+                <w:rFonts w:hint="default" w:ascii="Times New Roman" w:hAnsi="Times New Roman" w:cs="Times New Roman"/>
+                <w:b w:val="0"/>
+                <w:bCs w:val="0"/>
+                <w:color w:val="auto"/>
+                <w:sz w:val="26"/>
+                <w:szCs w:val="26"/>
+                <w:vertAlign w:val="baseline"/>
+                <w:lang w:val="en-US"/>
+              </w:rPr>
+            </w:pPr>
+            <w:r>
+              <w:rPr>
+                <w:rFonts w:hint="default" w:ascii="Times New Roman" w:hAnsi="Times New Roman" w:cs="Times New Roman"/>
+                <w:b w:val="0"/>
+                <w:bCs w:val="0"/>
+                <w:color w:val="auto"/>
+                <w:sz w:val="26"/>
+                <w:szCs w:val="26"/>
+                <w:vertAlign w:val="baseline"/>
+                <w:lang w:val="en-US"/>
+              </w:rPr>
+              <w:t>NVARCHAR(100)</w:t>
+            </w:r>
+          </w:p>
+        </w:tc>
+        <w:tc>
+          <w:tcPr>
+            <w:tcW w:w="575" w:type="pct"/>
+          </w:tcPr>
+          <w:p>
+            <w:pPr>
+              <w:numPr>
+                <w:numId w:val="0"/>
+              </w:numPr>
+              <w:rPr>
+                <w:rFonts w:hint="default" w:ascii="Times New Roman" w:hAnsi="Times New Roman" w:cs="Times New Roman"/>
+                <w:b w:val="0"/>
+                <w:bCs w:val="0"/>
+                <w:color w:val="auto"/>
+                <w:sz w:val="26"/>
+                <w:szCs w:val="26"/>
+                <w:vertAlign w:val="baseline"/>
+              </w:rPr>
+            </w:pPr>
+            <w:r>
+              <w:rPr>
+                <w:rFonts w:hint="default" w:ascii="Times New Roman" w:hAnsi="Times New Roman" w:cs="Times New Roman"/>
+                <w:b w:val="0"/>
+                <w:bCs w:val="0"/>
+                <w:color w:val="auto"/>
+                <w:sz w:val="26"/>
+                <w:szCs w:val="26"/>
+                <w:vertAlign w:val="baseline"/>
+                <w:lang w:val="en-US"/>
+              </w:rPr>
+              <w:t>Không</w:t>
+            </w:r>
+          </w:p>
+        </w:tc>
+        <w:tc>
+          <w:tcPr>
+            <w:tcW w:w="1241" w:type="pct"/>
+            <w:vAlign w:val="top"/>
+          </w:tcPr>
+          <w:p>
+            <w:pPr>
+              <w:numPr>
+                <w:ilvl w:val="0"/>
+                <w:numId w:val="0"/>
+              </w:numPr>
+              <w:ind w:left="0" w:leftChars="0" w:firstLine="0" w:firstLineChars="0"/>
+              <w:rPr>
+                <w:rFonts w:hint="default" w:ascii="Times New Roman" w:hAnsi="Times New Roman" w:cs="Times New Roman"/>
+                <w:b w:val="0"/>
+                <w:bCs w:val="0"/>
+                <w:color w:val="auto"/>
+                <w:sz w:val="26"/>
+                <w:szCs w:val="26"/>
+                <w:vertAlign w:val="baseline"/>
+              </w:rPr>
+            </w:pPr>
+            <w:r>
+              <w:rPr>
+                <w:rFonts w:hint="default" w:ascii="Times New Roman" w:hAnsi="Times New Roman" w:cs="Times New Roman"/>
+                <w:b w:val="0"/>
+                <w:bCs w:val="0"/>
+                <w:color w:val="auto"/>
+                <w:sz w:val="26"/>
+                <w:szCs w:val="26"/>
+                <w:vertAlign w:val="baseline"/>
+                <w:lang w:val="en-US"/>
+              </w:rPr>
+              <w:t>Không</w:t>
+            </w:r>
+          </w:p>
+        </w:tc>
+        <w:tc>
+          <w:tcPr>
+            <w:tcW w:w="1539" w:type="pct"/>
+          </w:tcPr>
+          <w:p>
+            <w:pPr>
+              <w:numPr>
+                <w:numId w:val="0"/>
+              </w:numPr>
+              <w:rPr>
+                <w:rFonts w:hint="default" w:ascii="Times New Roman" w:hAnsi="Times New Roman" w:cs="Times New Roman"/>
+                <w:b w:val="0"/>
+                <w:bCs w:val="0"/>
+                <w:color w:val="auto"/>
+                <w:sz w:val="26"/>
+                <w:szCs w:val="26"/>
+                <w:vertAlign w:val="baseline"/>
+              </w:rPr>
+            </w:pPr>
+            <w:r>
+              <w:rPr>
+                <w:rFonts w:hint="default" w:ascii="Times New Roman" w:hAnsi="Times New Roman" w:cs="Times New Roman"/>
+                <w:b w:val="0"/>
+                <w:bCs w:val="0"/>
+                <w:color w:val="auto"/>
+                <w:sz w:val="26"/>
+                <w:szCs w:val="26"/>
+                <w:vertAlign w:val="baseline"/>
+              </w:rPr>
+              <w:t>Tên khoản phụ cấp phát sinh</w:t>
+            </w:r>
+          </w:p>
+        </w:tc>
+      </w:tr>
+      <w:tr>
+        <w:tblPrEx>
+          <w:tblBorders>
+            <w:top w:val="single" w:color="auto" w:sz="4" w:space="0"/>
+            <w:left w:val="single" w:color="auto" w:sz="4" w:space="0"/>
+            <w:bottom w:val="single" w:color="auto" w:sz="4" w:space="0"/>
+            <w:right w:val="single" w:color="auto" w:sz="4" w:space="0"/>
+            <w:insideH w:val="single" w:color="auto" w:sz="4" w:space="0"/>
+            <w:insideV w:val="single" w:color="auto" w:sz="4" w:space="0"/>
+          </w:tblBorders>
+          <w:tblCellMar>
+            <w:left w:w="108" w:type="dxa"/>
+            <w:right w:w="108" w:type="dxa"/>
+          </w:tblCellMar>
+        </w:tblPrEx>
+        <w:tc>
+          <w:tcPr>
+            <w:tcW w:w="782" w:type="pct"/>
+          </w:tcPr>
+          <w:p>
+            <w:pPr>
+              <w:numPr>
+                <w:numId w:val="0"/>
+              </w:numPr>
+              <w:rPr>
+                <w:rFonts w:hint="default" w:ascii="Times New Roman" w:hAnsi="Times New Roman" w:cs="Times New Roman"/>
+                <w:b w:val="0"/>
+                <w:bCs w:val="0"/>
+                <w:color w:val="auto"/>
+                <w:sz w:val="26"/>
+                <w:szCs w:val="26"/>
+                <w:vertAlign w:val="baseline"/>
+                <w:lang w:val="en-US"/>
+              </w:rPr>
+            </w:pPr>
+            <w:r>
+              <w:rPr>
+                <w:rFonts w:hint="default" w:ascii="Times New Roman" w:hAnsi="Times New Roman" w:cs="Times New Roman"/>
+                <w:b w:val="0"/>
+                <w:bCs w:val="0"/>
+                <w:color w:val="auto"/>
+                <w:sz w:val="26"/>
+                <w:szCs w:val="26"/>
+                <w:vertAlign w:val="baseline"/>
+                <w:lang w:val="en-US"/>
+              </w:rPr>
+              <w:t>SoTien</w:t>
+            </w:r>
+          </w:p>
+        </w:tc>
+        <w:tc>
+          <w:tcPr>
+            <w:tcW w:w="861" w:type="pct"/>
+          </w:tcPr>
+          <w:p>
+            <w:pPr>
+              <w:numPr>
+                <w:numId w:val="0"/>
+              </w:numPr>
+              <w:rPr>
+                <w:rFonts w:hint="default" w:ascii="Times New Roman" w:hAnsi="Times New Roman" w:cs="Times New Roman"/>
+                <w:b w:val="0"/>
+                <w:bCs w:val="0"/>
+                <w:color w:val="auto"/>
+                <w:sz w:val="26"/>
+                <w:szCs w:val="26"/>
+                <w:vertAlign w:val="baseline"/>
+                <w:lang w:val="en-US"/>
+              </w:rPr>
+            </w:pPr>
+            <w:r>
+              <w:rPr>
+                <w:rFonts w:hint="default" w:ascii="Times New Roman" w:hAnsi="Times New Roman" w:cs="Times New Roman"/>
+                <w:b w:val="0"/>
+                <w:bCs w:val="0"/>
+                <w:color w:val="auto"/>
+                <w:sz w:val="26"/>
+                <w:szCs w:val="26"/>
+                <w:vertAlign w:val="baseline"/>
+                <w:lang w:val="en-US"/>
+              </w:rPr>
+              <w:t>DECIMAL(18,2)</w:t>
+            </w:r>
+          </w:p>
+        </w:tc>
+        <w:tc>
+          <w:tcPr>
+            <w:tcW w:w="575" w:type="pct"/>
+          </w:tcPr>
+          <w:p>
+            <w:pPr>
+              <w:numPr>
+                <w:numId w:val="0"/>
+              </w:numPr>
+              <w:rPr>
+                <w:rFonts w:hint="default" w:ascii="Times New Roman" w:hAnsi="Times New Roman" w:cs="Times New Roman"/>
+                <w:b w:val="0"/>
+                <w:bCs w:val="0"/>
+                <w:color w:val="auto"/>
+                <w:sz w:val="26"/>
+                <w:szCs w:val="26"/>
+                <w:vertAlign w:val="baseline"/>
+              </w:rPr>
+            </w:pPr>
+            <w:r>
+              <w:rPr>
+                <w:rFonts w:hint="default" w:ascii="Times New Roman" w:hAnsi="Times New Roman" w:cs="Times New Roman"/>
+                <w:b w:val="0"/>
+                <w:bCs w:val="0"/>
+                <w:color w:val="auto"/>
+                <w:sz w:val="26"/>
+                <w:szCs w:val="26"/>
+                <w:vertAlign w:val="baseline"/>
+                <w:lang w:val="en-US"/>
+              </w:rPr>
+              <w:t>Không</w:t>
+            </w:r>
+          </w:p>
+        </w:tc>
+        <w:tc>
+          <w:tcPr>
+            <w:tcW w:w="1241" w:type="pct"/>
+          </w:tcPr>
+          <w:p>
+            <w:pPr>
+              <w:numPr>
+                <w:numId w:val="0"/>
+              </w:numPr>
+              <w:rPr>
+                <w:rFonts w:hint="default" w:ascii="Times New Roman" w:hAnsi="Times New Roman" w:cs="Times New Roman"/>
+                <w:b w:val="0"/>
+                <w:bCs w:val="0"/>
+                <w:color w:val="auto"/>
+                <w:sz w:val="26"/>
+                <w:szCs w:val="26"/>
+                <w:vertAlign w:val="baseline"/>
+                <w:lang w:val="en-US"/>
+              </w:rPr>
+            </w:pPr>
+            <w:r>
+              <w:rPr>
+                <w:rFonts w:hint="default" w:ascii="Times New Roman" w:hAnsi="Times New Roman" w:cs="Times New Roman"/>
+                <w:b w:val="0"/>
+                <w:bCs w:val="0"/>
+                <w:color w:val="auto"/>
+                <w:sz w:val="26"/>
+                <w:szCs w:val="26"/>
+                <w:vertAlign w:val="baseline"/>
+                <w:lang w:val="en-US"/>
+              </w:rPr>
+              <w:t>0 (DF_PHUCAP_SoTien)</w:t>
+            </w:r>
+          </w:p>
+        </w:tc>
+        <w:tc>
+          <w:tcPr>
+            <w:tcW w:w="1539" w:type="pct"/>
+          </w:tcPr>
+          <w:p>
+            <w:pPr>
+              <w:numPr>
+                <w:numId w:val="0"/>
+              </w:numPr>
+              <w:rPr>
+                <w:rFonts w:hint="default" w:ascii="Times New Roman" w:hAnsi="Times New Roman" w:cs="Times New Roman"/>
+                <w:b w:val="0"/>
+                <w:bCs w:val="0"/>
+                <w:color w:val="auto"/>
+                <w:sz w:val="26"/>
+                <w:szCs w:val="26"/>
+                <w:vertAlign w:val="baseline"/>
+              </w:rPr>
+            </w:pPr>
+            <w:r>
+              <w:rPr>
+                <w:rFonts w:hint="default" w:ascii="Times New Roman" w:hAnsi="Times New Roman" w:cs="Times New Roman"/>
+                <w:b w:val="0"/>
+                <w:bCs w:val="0"/>
+                <w:color w:val="auto"/>
+                <w:sz w:val="26"/>
+                <w:szCs w:val="26"/>
+                <w:vertAlign w:val="baseline"/>
+              </w:rPr>
+              <w:t>CK_PHUCAP_SoTien: &gt;= 0</w:t>
+            </w:r>
+          </w:p>
+        </w:tc>
+      </w:tr>
+      <w:tr>
+        <w:tblPrEx>
+          <w:tblBorders>
+            <w:top w:val="single" w:color="auto" w:sz="4" w:space="0"/>
+            <w:left w:val="single" w:color="auto" w:sz="4" w:space="0"/>
+            <w:bottom w:val="single" w:color="auto" w:sz="4" w:space="0"/>
+            <w:right w:val="single" w:color="auto" w:sz="4" w:space="0"/>
+            <w:insideH w:val="single" w:color="auto" w:sz="4" w:space="0"/>
+            <w:insideV w:val="single" w:color="auto" w:sz="4" w:space="0"/>
+          </w:tblBorders>
+          <w:tblCellMar>
+            <w:left w:w="108" w:type="dxa"/>
+            <w:right w:w="108" w:type="dxa"/>
+          </w:tblCellMar>
+        </w:tblPrEx>
+        <w:tc>
+          <w:tcPr>
+            <w:tcW w:w="782" w:type="pct"/>
+          </w:tcPr>
+          <w:p>
+            <w:pPr>
+              <w:numPr>
+                <w:numId w:val="0"/>
+              </w:numPr>
+              <w:rPr>
+                <w:rFonts w:hint="default" w:ascii="Times New Roman" w:hAnsi="Times New Roman" w:cs="Times New Roman"/>
+                <w:b w:val="0"/>
+                <w:bCs w:val="0"/>
+                <w:color w:val="auto"/>
+                <w:sz w:val="26"/>
+                <w:szCs w:val="26"/>
+                <w:vertAlign w:val="baseline"/>
+                <w:lang w:val="en-US"/>
+              </w:rPr>
+            </w:pPr>
+            <w:r>
+              <w:rPr>
+                <w:rFonts w:hint="default" w:ascii="Times New Roman" w:hAnsi="Times New Roman" w:cs="Times New Roman"/>
+                <w:b w:val="0"/>
+                <w:bCs w:val="0"/>
+                <w:color w:val="auto"/>
+                <w:sz w:val="26"/>
+                <w:szCs w:val="26"/>
+                <w:vertAlign w:val="baseline"/>
+                <w:lang w:val="en-US"/>
+              </w:rPr>
+              <w:t>NgayGhiNhan</w:t>
+            </w:r>
+          </w:p>
+        </w:tc>
+        <w:tc>
+          <w:tcPr>
+            <w:tcW w:w="861" w:type="pct"/>
+          </w:tcPr>
+          <w:p>
+            <w:pPr>
+              <w:numPr>
+                <w:numId w:val="0"/>
+              </w:numPr>
+              <w:rPr>
+                <w:rFonts w:hint="default" w:ascii="Times New Roman" w:hAnsi="Times New Roman" w:cs="Times New Roman"/>
+                <w:b w:val="0"/>
+                <w:bCs w:val="0"/>
+                <w:color w:val="auto"/>
+                <w:sz w:val="26"/>
+                <w:szCs w:val="26"/>
+                <w:vertAlign w:val="baseline"/>
+                <w:lang w:val="en-US"/>
+              </w:rPr>
+            </w:pPr>
+            <w:r>
+              <w:rPr>
+                <w:rFonts w:hint="default" w:ascii="Times New Roman" w:hAnsi="Times New Roman" w:cs="Times New Roman"/>
+                <w:b w:val="0"/>
+                <w:bCs w:val="0"/>
+                <w:color w:val="auto"/>
+                <w:sz w:val="26"/>
+                <w:szCs w:val="26"/>
+                <w:vertAlign w:val="baseline"/>
+                <w:lang w:val="en-US"/>
+              </w:rPr>
+              <w:t>DATE</w:t>
+            </w:r>
+          </w:p>
+        </w:tc>
+        <w:tc>
+          <w:tcPr>
+            <w:tcW w:w="575" w:type="pct"/>
+          </w:tcPr>
+          <w:p>
+            <w:pPr>
+              <w:numPr>
+                <w:numId w:val="0"/>
+              </w:numPr>
+              <w:rPr>
+                <w:rFonts w:hint="default" w:ascii="Times New Roman" w:hAnsi="Times New Roman" w:cs="Times New Roman"/>
+                <w:b w:val="0"/>
+                <w:bCs w:val="0"/>
+                <w:color w:val="auto"/>
+                <w:sz w:val="26"/>
+                <w:szCs w:val="26"/>
+                <w:vertAlign w:val="baseline"/>
+              </w:rPr>
+            </w:pPr>
+            <w:r>
+              <w:rPr>
+                <w:rFonts w:hint="default" w:ascii="Times New Roman" w:hAnsi="Times New Roman" w:cs="Times New Roman"/>
+                <w:b w:val="0"/>
+                <w:bCs w:val="0"/>
+                <w:color w:val="auto"/>
+                <w:sz w:val="26"/>
+                <w:szCs w:val="26"/>
+                <w:vertAlign w:val="baseline"/>
+                <w:lang w:val="en-US"/>
+              </w:rPr>
+              <w:t>Không</w:t>
+            </w:r>
+          </w:p>
+        </w:tc>
+        <w:tc>
+          <w:tcPr>
+            <w:tcW w:w="1241" w:type="pct"/>
+          </w:tcPr>
+          <w:p>
+            <w:pPr>
+              <w:numPr>
+                <w:numId w:val="0"/>
+              </w:numPr>
+              <w:rPr>
+                <w:rFonts w:hint="default" w:ascii="Times New Roman" w:hAnsi="Times New Roman" w:cs="Times New Roman"/>
+                <w:b w:val="0"/>
+                <w:bCs w:val="0"/>
+                <w:color w:val="auto"/>
+                <w:sz w:val="26"/>
+                <w:szCs w:val="26"/>
+                <w:vertAlign w:val="baseline"/>
+                <w:lang w:val="en-US"/>
+              </w:rPr>
+            </w:pPr>
+            <w:r>
+              <w:rPr>
+                <w:rFonts w:hint="default" w:ascii="Times New Roman" w:hAnsi="Times New Roman" w:cs="Times New Roman"/>
+                <w:b w:val="0"/>
+                <w:bCs w:val="0"/>
+                <w:color w:val="auto"/>
+                <w:sz w:val="26"/>
+                <w:szCs w:val="26"/>
+                <w:vertAlign w:val="baseline"/>
+                <w:lang w:val="en-US"/>
+              </w:rPr>
+              <w:t>CAST(GETDATE() AS DATE)</w:t>
+            </w:r>
+          </w:p>
+        </w:tc>
+        <w:tc>
+          <w:tcPr>
+            <w:tcW w:w="1539" w:type="pct"/>
+          </w:tcPr>
+          <w:p>
+            <w:pPr>
+              <w:numPr>
+                <w:numId w:val="0"/>
+              </w:numPr>
+              <w:rPr>
+                <w:rFonts w:hint="default" w:ascii="Times New Roman" w:hAnsi="Times New Roman" w:cs="Times New Roman"/>
+                <w:b w:val="0"/>
+                <w:bCs w:val="0"/>
+                <w:color w:val="auto"/>
+                <w:sz w:val="26"/>
+                <w:szCs w:val="26"/>
+                <w:vertAlign w:val="baseline"/>
+              </w:rPr>
+            </w:pPr>
+            <w:r>
+              <w:rPr>
+                <w:rFonts w:hint="default" w:ascii="Times New Roman" w:hAnsi="Times New Roman" w:cs="Times New Roman"/>
+                <w:b w:val="0"/>
+                <w:bCs w:val="0"/>
+                <w:color w:val="auto"/>
+                <w:sz w:val="26"/>
+                <w:szCs w:val="26"/>
+                <w:vertAlign w:val="baseline"/>
+              </w:rPr>
+              <w:t>DF_PHUCAP_NgayGhiNhan; ngày ghi nhận</w:t>
+            </w:r>
+          </w:p>
+        </w:tc>
+      </w:tr>
+      <w:tr>
+        <w:tblPrEx>
+          <w:tblBorders>
+            <w:top w:val="single" w:color="auto" w:sz="4" w:space="0"/>
+            <w:left w:val="single" w:color="auto" w:sz="4" w:space="0"/>
+            <w:bottom w:val="single" w:color="auto" w:sz="4" w:space="0"/>
+            <w:right w:val="single" w:color="auto" w:sz="4" w:space="0"/>
+            <w:insideH w:val="single" w:color="auto" w:sz="4" w:space="0"/>
+            <w:insideV w:val="single" w:color="auto" w:sz="4" w:space="0"/>
+          </w:tblBorders>
+          <w:tblCellMar>
+            <w:left w:w="108" w:type="dxa"/>
+            <w:right w:w="108" w:type="dxa"/>
+          </w:tblCellMar>
+        </w:tblPrEx>
+        <w:tc>
+          <w:tcPr>
+            <w:tcW w:w="782" w:type="pct"/>
+          </w:tcPr>
+          <w:p>
+            <w:pPr>
+              <w:numPr>
+                <w:numId w:val="0"/>
+              </w:numPr>
+              <w:rPr>
+                <w:rFonts w:hint="default" w:ascii="Times New Roman" w:hAnsi="Times New Roman" w:cs="Times New Roman"/>
+                <w:b w:val="0"/>
+                <w:bCs w:val="0"/>
+                <w:color w:val="auto"/>
+                <w:sz w:val="26"/>
+                <w:szCs w:val="26"/>
+                <w:vertAlign w:val="baseline"/>
+                <w:lang w:val="en-US"/>
+              </w:rPr>
+            </w:pPr>
+            <w:r>
+              <w:rPr>
+                <w:rFonts w:hint="default" w:ascii="Times New Roman" w:hAnsi="Times New Roman" w:cs="Times New Roman"/>
+                <w:b w:val="0"/>
+                <w:bCs w:val="0"/>
+                <w:color w:val="auto"/>
+                <w:sz w:val="26"/>
+                <w:szCs w:val="26"/>
+                <w:vertAlign w:val="baseline"/>
+                <w:lang w:val="en-US"/>
+              </w:rPr>
+              <w:t>GhiChu</w:t>
+            </w:r>
+          </w:p>
+        </w:tc>
+        <w:tc>
+          <w:tcPr>
+            <w:tcW w:w="861" w:type="pct"/>
+          </w:tcPr>
+          <w:p>
+            <w:pPr>
+              <w:numPr>
+                <w:numId w:val="0"/>
+              </w:numPr>
+              <w:rPr>
+                <w:rFonts w:hint="default" w:ascii="Times New Roman" w:hAnsi="Times New Roman" w:cs="Times New Roman"/>
+                <w:b w:val="0"/>
+                <w:bCs w:val="0"/>
+                <w:color w:val="auto"/>
+                <w:sz w:val="26"/>
+                <w:szCs w:val="26"/>
+                <w:vertAlign w:val="baseline"/>
+                <w:lang w:val="en-US"/>
+              </w:rPr>
+            </w:pPr>
+            <w:r>
+              <w:rPr>
+                <w:rFonts w:hint="default" w:ascii="Times New Roman" w:hAnsi="Times New Roman" w:cs="Times New Roman"/>
+                <w:b w:val="0"/>
+                <w:bCs w:val="0"/>
+                <w:color w:val="auto"/>
+                <w:sz w:val="26"/>
+                <w:szCs w:val="26"/>
+                <w:vertAlign w:val="baseline"/>
+                <w:lang w:val="en-US"/>
+              </w:rPr>
+              <w:t>NVARCHAR(255)</w:t>
+            </w:r>
+          </w:p>
+        </w:tc>
+        <w:tc>
+          <w:tcPr>
+            <w:tcW w:w="575" w:type="pct"/>
+          </w:tcPr>
+          <w:p>
+            <w:pPr>
+              <w:numPr>
+                <w:numId w:val="0"/>
+              </w:numPr>
+              <w:rPr>
+                <w:rFonts w:hint="default" w:ascii="Times New Roman" w:hAnsi="Times New Roman" w:cs="Times New Roman"/>
+                <w:b w:val="0"/>
+                <w:bCs w:val="0"/>
+                <w:color w:val="auto"/>
+                <w:sz w:val="26"/>
+                <w:szCs w:val="26"/>
+                <w:vertAlign w:val="baseline"/>
+                <w:lang w:val="en-US"/>
+              </w:rPr>
+            </w:pPr>
+            <w:r>
+              <w:rPr>
+                <w:rFonts w:hint="default" w:ascii="Times New Roman" w:hAnsi="Times New Roman" w:cs="Times New Roman"/>
+                <w:b w:val="0"/>
+                <w:bCs w:val="0"/>
+                <w:color w:val="auto"/>
+                <w:sz w:val="26"/>
+                <w:szCs w:val="26"/>
+                <w:vertAlign w:val="baseline"/>
+                <w:lang w:val="en-US"/>
+              </w:rPr>
+              <w:t>Có</w:t>
+            </w:r>
+          </w:p>
+        </w:tc>
+        <w:tc>
+          <w:tcPr>
+            <w:tcW w:w="1241" w:type="pct"/>
+          </w:tcPr>
+          <w:p>
+            <w:pPr>
+              <w:numPr>
+                <w:numId w:val="0"/>
+              </w:numPr>
+              <w:rPr>
+                <w:rFonts w:hint="default" w:ascii="Times New Roman" w:hAnsi="Times New Roman" w:cs="Times New Roman"/>
+                <w:b w:val="0"/>
+                <w:bCs w:val="0"/>
+                <w:color w:val="auto"/>
+                <w:sz w:val="26"/>
+                <w:szCs w:val="26"/>
+                <w:vertAlign w:val="baseline"/>
+                <w:lang w:val="en-US"/>
+              </w:rPr>
+            </w:pPr>
+            <w:r>
+              <w:rPr>
+                <w:rFonts w:hint="default" w:ascii="Times New Roman" w:hAnsi="Times New Roman" w:cs="Times New Roman"/>
+                <w:b w:val="0"/>
+                <w:bCs w:val="0"/>
+                <w:color w:val="auto"/>
+                <w:sz w:val="26"/>
+                <w:szCs w:val="26"/>
+                <w:vertAlign w:val="baseline"/>
+                <w:lang w:val="en-US"/>
+              </w:rPr>
+              <w:t>Không</w:t>
+            </w:r>
+          </w:p>
+        </w:tc>
+        <w:tc>
+          <w:tcPr>
+            <w:tcW w:w="1539" w:type="pct"/>
+          </w:tcPr>
+          <w:p>
+            <w:pPr>
+              <w:numPr>
+                <w:numId w:val="0"/>
+              </w:numPr>
+              <w:rPr>
+                <w:rFonts w:hint="default" w:ascii="Times New Roman" w:hAnsi="Times New Roman" w:cs="Times New Roman"/>
+                <w:b w:val="0"/>
+                <w:bCs w:val="0"/>
+                <w:color w:val="auto"/>
+                <w:sz w:val="26"/>
+                <w:szCs w:val="26"/>
+                <w:vertAlign w:val="baseline"/>
+              </w:rPr>
+            </w:pPr>
+            <w:r>
+              <w:rPr>
+                <w:rFonts w:hint="default" w:ascii="Times New Roman" w:hAnsi="Times New Roman" w:cs="Times New Roman"/>
+                <w:b w:val="0"/>
+                <w:bCs w:val="0"/>
+                <w:color w:val="auto"/>
+                <w:sz w:val="26"/>
+                <w:szCs w:val="26"/>
+                <w:vertAlign w:val="baseline"/>
+              </w:rPr>
+              <w:t>Ghi chú chi tiết khoản phụ cấp</w:t>
+            </w:r>
+          </w:p>
+        </w:tc>
+      </w:tr>
+    </w:tbl>
+    <w:p>
+      <w:pPr>
+        <w:numPr>
+          <w:ilvl w:val="1"/>
+          <w:numId w:val="7"/>
+        </w:numPr>
+        <w:rPr>
+          <w:rFonts w:hint="default" w:ascii="Times New Roman" w:hAnsi="Times New Roman" w:cs="Times New Roman"/>
+          <w:b/>
+          <w:bCs/>
+          <w:color w:val="auto"/>
+          <w:sz w:val="26"/>
+          <w:szCs w:val="26"/>
+        </w:rPr>
+      </w:pPr>
+      <w:r>
+        <w:rPr>
+          <w:rFonts w:hint="default" w:ascii="Times New Roman" w:hAnsi="Times New Roman" w:cs="Times New Roman"/>
+          <w:b/>
+          <w:bCs/>
+          <w:color w:val="auto"/>
+          <w:sz w:val="26"/>
+          <w:szCs w:val="26"/>
+        </w:rPr>
+        <w:t xml:space="preserve">Bảng </w:t>
+      </w:r>
+      <w:r>
+        <w:rPr>
+          <w:rFonts w:hint="default" w:ascii="Times New Roman" w:hAnsi="Times New Roman" w:cs="Times New Roman"/>
+          <w:b/>
+          <w:bCs/>
+          <w:color w:val="auto"/>
+          <w:sz w:val="26"/>
+          <w:szCs w:val="26"/>
+          <w:lang w:val="en-US"/>
+        </w:rPr>
+        <w:t>KHAUTRU</w:t>
+      </w:r>
+      <w:r>
+        <w:rPr>
+          <w:rFonts w:hint="default" w:ascii="Times New Roman" w:hAnsi="Times New Roman" w:cs="Times New Roman"/>
+          <w:b/>
+          <w:bCs/>
+          <w:color w:val="auto"/>
+          <w:sz w:val="26"/>
+          <w:szCs w:val="26"/>
+        </w:rPr>
+        <w:t>NHANVIEN</w:t>
+      </w:r>
+    </w:p>
+    <w:tbl>
+      <w:tblPr>
+        <w:tblStyle w:val="35"/>
+        <w:tblW w:w="5000" w:type="pct"/>
+        <w:tblInd w:w="0" w:type="dxa"/>
+        <w:tblBorders>
+          <w:top w:val="single" w:color="auto" w:sz="4" w:space="0"/>
+          <w:left w:val="single" w:color="auto" w:sz="4" w:space="0"/>
+          <w:bottom w:val="single" w:color="auto" w:sz="4" w:space="0"/>
+          <w:right w:val="single" w:color="auto" w:sz="4" w:space="0"/>
+          <w:insideH w:val="single" w:color="auto" w:sz="4" w:space="0"/>
+          <w:insideV w:val="single" w:color="auto" w:sz="4" w:space="0"/>
+        </w:tblBorders>
+        <w:tblLayout w:type="fixed"/>
+        <w:tblCellMar>
+          <w:top w:w="0" w:type="dxa"/>
+          <w:left w:w="108" w:type="dxa"/>
+          <w:bottom w:w="0" w:type="dxa"/>
+          <w:right w:w="108" w:type="dxa"/>
+        </w:tblCellMar>
+      </w:tblPr>
+      <w:tblGrid>
+        <w:gridCol w:w="1624"/>
+        <w:gridCol w:w="1788"/>
+        <w:gridCol w:w="1194"/>
+        <w:gridCol w:w="2578"/>
+        <w:gridCol w:w="3198"/>
+      </w:tblGrid>
+      <w:tr>
+        <w:tblPrEx>
+          <w:tblBorders>
+            <w:top w:val="single" w:color="auto" w:sz="4" w:space="0"/>
+            <w:left w:val="single" w:color="auto" w:sz="4" w:space="0"/>
+            <w:bottom w:val="single" w:color="auto" w:sz="4" w:space="0"/>
+            <w:right w:val="single" w:color="auto" w:sz="4" w:space="0"/>
+            <w:insideH w:val="single" w:color="auto" w:sz="4" w:space="0"/>
+            <w:insideV w:val="single" w:color="auto" w:sz="4" w:space="0"/>
+          </w:tblBorders>
+          <w:tblCellMar>
+            <w:top w:w="0" w:type="dxa"/>
+            <w:left w:w="108" w:type="dxa"/>
+            <w:bottom w:w="0" w:type="dxa"/>
+            <w:right w:w="108" w:type="dxa"/>
+          </w:tblCellMar>
+        </w:tblPrEx>
+        <w:tc>
+          <w:tcPr>
+            <w:tcW w:w="782" w:type="pct"/>
+            <w:vAlign w:val="top"/>
+          </w:tcPr>
+          <w:p>
+            <w:pPr>
+              <w:numPr>
+                <w:ilvl w:val="0"/>
+                <w:numId w:val="0"/>
+              </w:numPr>
+              <w:jc w:val="center"/>
+              <w:rPr>
+                <w:rFonts w:hint="default" w:ascii="Times New Roman" w:hAnsi="Times New Roman" w:cs="Times New Roman"/>
+                <w:b/>
+                <w:bCs/>
+                <w:color w:val="auto"/>
+                <w:sz w:val="26"/>
+                <w:szCs w:val="26"/>
+                <w:vertAlign w:val="baseline"/>
+                <w:lang w:val="en-US"/>
+              </w:rPr>
+            </w:pPr>
+            <w:r>
+              <w:rPr>
+                <w:rFonts w:hint="default" w:ascii="Times New Roman" w:hAnsi="Times New Roman" w:cs="Times New Roman"/>
+                <w:b/>
+                <w:bCs/>
+                <w:color w:val="auto"/>
+                <w:sz w:val="26"/>
+                <w:szCs w:val="26"/>
+                <w:vertAlign w:val="baseline"/>
+                <w:lang w:val="en-US"/>
+              </w:rPr>
+              <w:t>Cột</w:t>
+            </w:r>
+          </w:p>
+        </w:tc>
+        <w:tc>
+          <w:tcPr>
+            <w:tcW w:w="861" w:type="pct"/>
+            <w:vAlign w:val="top"/>
+          </w:tcPr>
+          <w:p>
+            <w:pPr>
+              <w:numPr>
+                <w:ilvl w:val="0"/>
+                <w:numId w:val="0"/>
+              </w:numPr>
+              <w:jc w:val="center"/>
+              <w:rPr>
+                <w:rFonts w:hint="default" w:ascii="Times New Roman" w:hAnsi="Times New Roman" w:cs="Times New Roman"/>
+                <w:b/>
+                <w:bCs/>
+                <w:color w:val="auto"/>
+                <w:sz w:val="26"/>
+                <w:szCs w:val="26"/>
+                <w:vertAlign w:val="baseline"/>
+                <w:lang w:val="en-US"/>
+              </w:rPr>
+            </w:pPr>
+            <w:r>
+              <w:rPr>
+                <w:rFonts w:hint="default" w:ascii="Times New Roman" w:hAnsi="Times New Roman" w:cs="Times New Roman"/>
+                <w:b/>
+                <w:bCs/>
+                <w:color w:val="auto"/>
+                <w:sz w:val="26"/>
+                <w:szCs w:val="26"/>
+                <w:vertAlign w:val="baseline"/>
+                <w:lang w:val="en-US"/>
+              </w:rPr>
+              <w:t>Kiểu</w:t>
+            </w:r>
+          </w:p>
+        </w:tc>
+        <w:tc>
+          <w:tcPr>
+            <w:tcW w:w="575" w:type="pct"/>
+            <w:vAlign w:val="top"/>
+          </w:tcPr>
+          <w:p>
+            <w:pPr>
+              <w:numPr>
+                <w:ilvl w:val="0"/>
+                <w:numId w:val="0"/>
+              </w:numPr>
+              <w:jc w:val="center"/>
+              <w:rPr>
+                <w:rFonts w:hint="default" w:ascii="Times New Roman" w:hAnsi="Times New Roman" w:cs="Times New Roman"/>
+                <w:b/>
+                <w:bCs/>
+                <w:color w:val="auto"/>
+                <w:sz w:val="26"/>
+                <w:szCs w:val="26"/>
+                <w:vertAlign w:val="baseline"/>
+                <w:lang w:val="en-US"/>
+              </w:rPr>
+            </w:pPr>
+            <w:r>
+              <w:rPr>
+                <w:rFonts w:hint="default" w:ascii="Times New Roman" w:hAnsi="Times New Roman" w:cs="Times New Roman"/>
+                <w:b/>
+                <w:bCs/>
+                <w:color w:val="auto"/>
+                <w:sz w:val="26"/>
+                <w:szCs w:val="26"/>
+                <w:vertAlign w:val="baseline"/>
+                <w:lang w:val="en-US"/>
+              </w:rPr>
+              <w:t>NULL</w:t>
+            </w:r>
+          </w:p>
+        </w:tc>
+        <w:tc>
+          <w:tcPr>
+            <w:tcW w:w="1241" w:type="pct"/>
+            <w:vAlign w:val="top"/>
+          </w:tcPr>
+          <w:p>
+            <w:pPr>
+              <w:numPr>
+                <w:ilvl w:val="0"/>
+                <w:numId w:val="0"/>
+              </w:numPr>
+              <w:jc w:val="center"/>
+              <w:rPr>
+                <w:rFonts w:hint="default" w:ascii="Times New Roman" w:hAnsi="Times New Roman" w:cs="Times New Roman"/>
+                <w:b/>
+                <w:bCs/>
+                <w:color w:val="auto"/>
+                <w:sz w:val="26"/>
+                <w:szCs w:val="26"/>
+                <w:vertAlign w:val="baseline"/>
+                <w:lang w:val="en-US"/>
+              </w:rPr>
+            </w:pPr>
+            <w:r>
+              <w:rPr>
+                <w:rFonts w:hint="default" w:ascii="Times New Roman" w:hAnsi="Times New Roman" w:cs="Times New Roman"/>
+                <w:b/>
+                <w:bCs/>
+                <w:color w:val="auto"/>
+                <w:sz w:val="26"/>
+                <w:szCs w:val="26"/>
+                <w:vertAlign w:val="baseline"/>
+                <w:lang w:val="en-US"/>
+              </w:rPr>
+              <w:t>Mặc định</w:t>
+            </w:r>
+          </w:p>
+        </w:tc>
+        <w:tc>
+          <w:tcPr>
+            <w:tcW w:w="1539" w:type="pct"/>
+            <w:vAlign w:val="top"/>
+          </w:tcPr>
+          <w:p>
+            <w:pPr>
+              <w:numPr>
+                <w:ilvl w:val="0"/>
+                <w:numId w:val="0"/>
+              </w:numPr>
+              <w:jc w:val="center"/>
+              <w:rPr>
+                <w:rFonts w:hint="default" w:ascii="Times New Roman" w:hAnsi="Times New Roman" w:cs="Times New Roman"/>
+                <w:b/>
+                <w:bCs/>
+                <w:color w:val="auto"/>
+                <w:sz w:val="26"/>
+                <w:szCs w:val="26"/>
+                <w:vertAlign w:val="baseline"/>
+                <w:lang w:val="en-US"/>
+              </w:rPr>
+            </w:pPr>
+            <w:r>
+              <w:rPr>
+                <w:rFonts w:hint="default" w:ascii="Times New Roman" w:hAnsi="Times New Roman" w:cs="Times New Roman"/>
+                <w:b/>
+                <w:bCs/>
+                <w:color w:val="auto"/>
+                <w:sz w:val="26"/>
+                <w:szCs w:val="26"/>
+                <w:vertAlign w:val="baseline"/>
+                <w:lang w:val="en-US"/>
+              </w:rPr>
+              <w:t>Ràng buộc / ý nghĩa</w:t>
+            </w:r>
+          </w:p>
+        </w:tc>
+      </w:tr>
+      <w:tr>
+        <w:tblPrEx>
+          <w:tblBorders>
+            <w:top w:val="single" w:color="auto" w:sz="4" w:space="0"/>
+            <w:left w:val="single" w:color="auto" w:sz="4" w:space="0"/>
+            <w:bottom w:val="single" w:color="auto" w:sz="4" w:space="0"/>
+            <w:right w:val="single" w:color="auto" w:sz="4" w:space="0"/>
+            <w:insideH w:val="single" w:color="auto" w:sz="4" w:space="0"/>
+            <w:insideV w:val="single" w:color="auto" w:sz="4" w:space="0"/>
+          </w:tblBorders>
+          <w:tblCellMar>
+            <w:top w:w="0" w:type="dxa"/>
+            <w:left w:w="108" w:type="dxa"/>
+            <w:bottom w:w="0" w:type="dxa"/>
+            <w:right w:w="108" w:type="dxa"/>
+          </w:tblCellMar>
+        </w:tblPrEx>
+        <w:tc>
+          <w:tcPr>
+            <w:tcW w:w="782" w:type="pct"/>
+          </w:tcPr>
+          <w:p>
+            <w:pPr>
+              <w:numPr>
+                <w:ilvl w:val="0"/>
+                <w:numId w:val="0"/>
+              </w:numPr>
+              <w:rPr>
+                <w:rFonts w:hint="default" w:ascii="Times New Roman" w:hAnsi="Times New Roman" w:cs="Times New Roman"/>
+                <w:b w:val="0"/>
+                <w:bCs w:val="0"/>
+                <w:color w:val="auto"/>
+                <w:sz w:val="26"/>
+                <w:szCs w:val="26"/>
+                <w:vertAlign w:val="baseline"/>
+                <w:lang w:val="en-US"/>
+              </w:rPr>
+            </w:pPr>
+            <w:r>
+              <w:rPr>
+                <w:rFonts w:hint="default" w:ascii="Times New Roman" w:hAnsi="Times New Roman" w:cs="Times New Roman"/>
+                <w:b w:val="0"/>
+                <w:bCs w:val="0"/>
+                <w:color w:val="auto"/>
+                <w:sz w:val="26"/>
+                <w:szCs w:val="26"/>
+                <w:vertAlign w:val="baseline"/>
+                <w:lang w:val="en-US"/>
+              </w:rPr>
+              <w:t>MaKTNV</w:t>
+            </w:r>
+          </w:p>
+        </w:tc>
+        <w:tc>
+          <w:tcPr>
+            <w:tcW w:w="861" w:type="pct"/>
+            <w:shd w:val="clear" w:color="auto" w:fill="auto"/>
+            <w:vAlign w:val="top"/>
+          </w:tcPr>
+          <w:p>
+            <w:pPr>
+              <w:numPr>
+                <w:ilvl w:val="0"/>
+                <w:numId w:val="0"/>
+              </w:numPr>
+              <w:ind w:left="0" w:leftChars="0" w:firstLine="0" w:firstLineChars="0"/>
+              <w:rPr>
+                <w:rFonts w:hint="default" w:ascii="Times New Roman" w:hAnsi="Times New Roman" w:eastAsia="Aptos" w:cs="Times New Roman"/>
+                <w:b w:val="0"/>
+                <w:bCs w:val="0"/>
+                <w:color w:val="auto"/>
+                <w:sz w:val="26"/>
+                <w:szCs w:val="26"/>
+                <w:vertAlign w:val="baseline"/>
+                <w:lang w:val="en-US" w:eastAsia="en-US" w:bidi="ar-SA"/>
+              </w:rPr>
+            </w:pPr>
+            <w:r>
+              <w:rPr>
+                <w:rFonts w:hint="default" w:ascii="Times New Roman" w:hAnsi="Times New Roman" w:cs="Times New Roman"/>
+                <w:b w:val="0"/>
+                <w:bCs w:val="0"/>
+                <w:color w:val="auto"/>
+                <w:sz w:val="26"/>
+                <w:szCs w:val="26"/>
+                <w:vertAlign w:val="baseline"/>
+                <w:lang w:val="en-US"/>
+              </w:rPr>
+              <w:t>INT</w:t>
+            </w:r>
+          </w:p>
+        </w:tc>
+        <w:tc>
+          <w:tcPr>
+            <w:tcW w:w="575" w:type="pct"/>
+          </w:tcPr>
+          <w:p>
+            <w:pPr>
+              <w:numPr>
+                <w:ilvl w:val="0"/>
+                <w:numId w:val="0"/>
+              </w:numPr>
+              <w:rPr>
+                <w:rFonts w:hint="default" w:ascii="Times New Roman" w:hAnsi="Times New Roman" w:cs="Times New Roman"/>
+                <w:b w:val="0"/>
+                <w:bCs w:val="0"/>
+                <w:color w:val="auto"/>
+                <w:sz w:val="26"/>
+                <w:szCs w:val="26"/>
+                <w:vertAlign w:val="baseline"/>
+                <w:lang w:val="en-US"/>
+              </w:rPr>
+            </w:pPr>
+            <w:r>
+              <w:rPr>
+                <w:rFonts w:hint="default" w:ascii="Times New Roman" w:hAnsi="Times New Roman" w:cs="Times New Roman"/>
+                <w:b w:val="0"/>
+                <w:bCs w:val="0"/>
+                <w:color w:val="auto"/>
+                <w:sz w:val="26"/>
+                <w:szCs w:val="26"/>
+                <w:vertAlign w:val="baseline"/>
+                <w:lang w:val="en-US"/>
+              </w:rPr>
+              <w:t>Không</w:t>
+            </w:r>
+          </w:p>
+        </w:tc>
+        <w:tc>
+          <w:tcPr>
+            <w:tcW w:w="1241" w:type="pct"/>
+          </w:tcPr>
+          <w:p>
+            <w:pPr>
+              <w:numPr>
+                <w:ilvl w:val="0"/>
+                <w:numId w:val="0"/>
+              </w:numPr>
+              <w:rPr>
+                <w:rFonts w:hint="default" w:ascii="Times New Roman" w:hAnsi="Times New Roman" w:cs="Times New Roman"/>
+                <w:b w:val="0"/>
+                <w:bCs w:val="0"/>
+                <w:color w:val="auto"/>
+                <w:sz w:val="26"/>
+                <w:szCs w:val="26"/>
+                <w:vertAlign w:val="baseline"/>
+                <w:lang w:val="en-US"/>
+              </w:rPr>
+            </w:pPr>
+            <w:r>
+              <w:rPr>
+                <w:rFonts w:hint="default" w:ascii="Times New Roman" w:hAnsi="Times New Roman" w:cs="Times New Roman"/>
+                <w:b w:val="0"/>
+                <w:bCs w:val="0"/>
+                <w:color w:val="auto"/>
+                <w:sz w:val="26"/>
+                <w:szCs w:val="26"/>
+                <w:vertAlign w:val="baseline"/>
+                <w:lang w:val="en-US"/>
+              </w:rPr>
+              <w:t>IDENTITY(1,1)</w:t>
+            </w:r>
+          </w:p>
+        </w:tc>
+        <w:tc>
+          <w:tcPr>
+            <w:tcW w:w="1539" w:type="pct"/>
+          </w:tcPr>
+          <w:p>
+            <w:pPr>
+              <w:numPr>
+                <w:ilvl w:val="0"/>
+                <w:numId w:val="0"/>
+              </w:numPr>
+              <w:rPr>
+                <w:rFonts w:hint="default" w:ascii="Times New Roman" w:hAnsi="Times New Roman" w:cs="Times New Roman"/>
+                <w:b w:val="0"/>
+                <w:bCs w:val="0"/>
+                <w:color w:val="auto"/>
+                <w:sz w:val="26"/>
+                <w:szCs w:val="26"/>
+                <w:vertAlign w:val="baseline"/>
+              </w:rPr>
+            </w:pPr>
+            <w:r>
+              <w:rPr>
+                <w:rFonts w:hint="default" w:ascii="Times New Roman" w:hAnsi="Times New Roman" w:cs="Times New Roman"/>
+                <w:b w:val="0"/>
+                <w:bCs w:val="0"/>
+                <w:color w:val="auto"/>
+                <w:sz w:val="26"/>
+                <w:szCs w:val="26"/>
+                <w:vertAlign w:val="baseline"/>
+              </w:rPr>
+              <w:t>PK_KHAUTRUNHANVIEN (clustered); mã khoản khấu trừ</w:t>
+            </w:r>
+          </w:p>
+        </w:tc>
+      </w:tr>
+      <w:tr>
+        <w:tblPrEx>
+          <w:tblBorders>
+            <w:top w:val="single" w:color="auto" w:sz="4" w:space="0"/>
+            <w:left w:val="single" w:color="auto" w:sz="4" w:space="0"/>
+            <w:bottom w:val="single" w:color="auto" w:sz="4" w:space="0"/>
+            <w:right w:val="single" w:color="auto" w:sz="4" w:space="0"/>
+            <w:insideH w:val="single" w:color="auto" w:sz="4" w:space="0"/>
+            <w:insideV w:val="single" w:color="auto" w:sz="4" w:space="0"/>
+          </w:tblBorders>
+          <w:tblCellMar>
+            <w:top w:w="0" w:type="dxa"/>
+            <w:left w:w="108" w:type="dxa"/>
+            <w:bottom w:w="0" w:type="dxa"/>
+            <w:right w:w="108" w:type="dxa"/>
+          </w:tblCellMar>
+        </w:tblPrEx>
+        <w:tc>
+          <w:tcPr>
+            <w:tcW w:w="782" w:type="pct"/>
+          </w:tcPr>
+          <w:p>
+            <w:pPr>
+              <w:numPr>
+                <w:ilvl w:val="0"/>
+                <w:numId w:val="0"/>
+              </w:numPr>
+              <w:rPr>
+                <w:rFonts w:hint="default" w:ascii="Times New Roman" w:hAnsi="Times New Roman" w:cs="Times New Roman"/>
+                <w:b w:val="0"/>
+                <w:bCs w:val="0"/>
+                <w:color w:val="auto"/>
+                <w:sz w:val="26"/>
+                <w:szCs w:val="26"/>
+                <w:vertAlign w:val="baseline"/>
+                <w:lang w:val="en-US"/>
+              </w:rPr>
+            </w:pPr>
+            <w:r>
+              <w:rPr>
+                <w:rFonts w:hint="default" w:ascii="Times New Roman" w:hAnsi="Times New Roman" w:cs="Times New Roman"/>
+                <w:b w:val="0"/>
+                <w:bCs w:val="0"/>
+                <w:color w:val="auto"/>
+                <w:sz w:val="26"/>
+                <w:szCs w:val="26"/>
+                <w:vertAlign w:val="baseline"/>
+                <w:lang w:val="en-US"/>
+              </w:rPr>
+              <w:t>MaNV</w:t>
+            </w:r>
+          </w:p>
+        </w:tc>
+        <w:tc>
+          <w:tcPr>
+            <w:tcW w:w="861" w:type="pct"/>
+            <w:vAlign w:val="top"/>
+          </w:tcPr>
+          <w:p>
+            <w:pPr>
+              <w:numPr>
+                <w:ilvl w:val="0"/>
+                <w:numId w:val="0"/>
+              </w:numPr>
+              <w:ind w:left="0" w:leftChars="0" w:firstLine="0" w:firstLineChars="0"/>
+              <w:rPr>
+                <w:rFonts w:hint="default" w:ascii="Times New Roman" w:hAnsi="Times New Roman" w:cs="Times New Roman"/>
+                <w:b w:val="0"/>
+                <w:bCs w:val="0"/>
+                <w:color w:val="auto"/>
+                <w:sz w:val="26"/>
+                <w:szCs w:val="26"/>
+                <w:vertAlign w:val="baseline"/>
+              </w:rPr>
+            </w:pPr>
+            <w:r>
+              <w:rPr>
+                <w:rFonts w:hint="default" w:ascii="Times New Roman" w:hAnsi="Times New Roman" w:cs="Times New Roman"/>
+                <w:b w:val="0"/>
+                <w:bCs w:val="0"/>
+                <w:color w:val="auto"/>
+                <w:sz w:val="26"/>
+                <w:szCs w:val="26"/>
+                <w:vertAlign w:val="baseline"/>
+                <w:lang w:val="en-US"/>
+              </w:rPr>
+              <w:t>INT</w:t>
+            </w:r>
+          </w:p>
+        </w:tc>
+        <w:tc>
+          <w:tcPr>
+            <w:tcW w:w="575" w:type="pct"/>
+          </w:tcPr>
+          <w:p>
+            <w:pPr>
+              <w:numPr>
+                <w:ilvl w:val="0"/>
+                <w:numId w:val="0"/>
+              </w:numPr>
+              <w:rPr>
+                <w:rFonts w:hint="default" w:ascii="Times New Roman" w:hAnsi="Times New Roman" w:cs="Times New Roman"/>
+                <w:b w:val="0"/>
+                <w:bCs w:val="0"/>
+                <w:color w:val="auto"/>
+                <w:sz w:val="26"/>
+                <w:szCs w:val="26"/>
+                <w:vertAlign w:val="baseline"/>
+              </w:rPr>
+            </w:pPr>
+            <w:r>
+              <w:rPr>
+                <w:rFonts w:hint="default" w:ascii="Times New Roman" w:hAnsi="Times New Roman" w:cs="Times New Roman"/>
+                <w:b w:val="0"/>
+                <w:bCs w:val="0"/>
+                <w:color w:val="auto"/>
+                <w:sz w:val="26"/>
+                <w:szCs w:val="26"/>
+                <w:vertAlign w:val="baseline"/>
+                <w:lang w:val="en-US"/>
+              </w:rPr>
+              <w:t>Không</w:t>
+            </w:r>
+          </w:p>
+        </w:tc>
+        <w:tc>
+          <w:tcPr>
+            <w:tcW w:w="1241" w:type="pct"/>
+            <w:vAlign w:val="top"/>
+          </w:tcPr>
+          <w:p>
+            <w:pPr>
+              <w:numPr>
+                <w:ilvl w:val="0"/>
+                <w:numId w:val="0"/>
+              </w:numPr>
+              <w:ind w:left="0" w:leftChars="0" w:firstLine="0" w:firstLineChars="0"/>
+              <w:rPr>
+                <w:rFonts w:hint="default" w:ascii="Times New Roman" w:hAnsi="Times New Roman" w:cs="Times New Roman"/>
+                <w:b w:val="0"/>
+                <w:bCs w:val="0"/>
+                <w:color w:val="auto"/>
+                <w:sz w:val="26"/>
+                <w:szCs w:val="26"/>
+                <w:vertAlign w:val="baseline"/>
+              </w:rPr>
+            </w:pPr>
+            <w:r>
+              <w:rPr>
+                <w:rFonts w:hint="default" w:ascii="Times New Roman" w:hAnsi="Times New Roman" w:cs="Times New Roman"/>
+                <w:b w:val="0"/>
+                <w:bCs w:val="0"/>
+                <w:color w:val="auto"/>
+                <w:sz w:val="26"/>
+                <w:szCs w:val="26"/>
+                <w:vertAlign w:val="baseline"/>
+                <w:lang w:val="en-US"/>
+              </w:rPr>
+              <w:t>Không</w:t>
+            </w:r>
+          </w:p>
+        </w:tc>
+        <w:tc>
+          <w:tcPr>
+            <w:tcW w:w="1539" w:type="pct"/>
+          </w:tcPr>
+          <w:p>
+            <w:pPr>
+              <w:numPr>
+                <w:ilvl w:val="0"/>
+                <w:numId w:val="0"/>
+              </w:numPr>
+              <w:rPr>
+                <w:rFonts w:hint="default" w:ascii="Times New Roman" w:hAnsi="Times New Roman" w:cs="Times New Roman"/>
+                <w:b w:val="0"/>
+                <w:bCs w:val="0"/>
+                <w:color w:val="auto"/>
+                <w:sz w:val="26"/>
+                <w:szCs w:val="26"/>
+                <w:vertAlign w:val="baseline"/>
+              </w:rPr>
+            </w:pPr>
+            <w:r>
+              <w:rPr>
+                <w:rFonts w:hint="default" w:ascii="Times New Roman" w:hAnsi="Times New Roman" w:cs="Times New Roman"/>
+                <w:b w:val="0"/>
+                <w:bCs w:val="0"/>
+                <w:color w:val="auto"/>
+                <w:sz w:val="26"/>
+                <w:szCs w:val="26"/>
+                <w:vertAlign w:val="baseline"/>
+              </w:rPr>
+              <w:t>FK_KHAUTRU_NHANVIEN → NHANVIEN.MaNV</w:t>
+            </w:r>
+          </w:p>
+        </w:tc>
+      </w:tr>
+      <w:tr>
+        <w:tblPrEx>
+          <w:tblBorders>
+            <w:top w:val="single" w:color="auto" w:sz="4" w:space="0"/>
+            <w:left w:val="single" w:color="auto" w:sz="4" w:space="0"/>
+            <w:bottom w:val="single" w:color="auto" w:sz="4" w:space="0"/>
+            <w:right w:val="single" w:color="auto" w:sz="4" w:space="0"/>
+            <w:insideH w:val="single" w:color="auto" w:sz="4" w:space="0"/>
+            <w:insideV w:val="single" w:color="auto" w:sz="4" w:space="0"/>
+          </w:tblBorders>
+          <w:tblCellMar>
+            <w:top w:w="0" w:type="dxa"/>
+            <w:left w:w="108" w:type="dxa"/>
+            <w:bottom w:w="0" w:type="dxa"/>
+            <w:right w:w="108" w:type="dxa"/>
+          </w:tblCellMar>
+        </w:tblPrEx>
+        <w:tc>
+          <w:tcPr>
+            <w:tcW w:w="782" w:type="pct"/>
+          </w:tcPr>
+          <w:p>
+            <w:pPr>
+              <w:numPr>
+                <w:ilvl w:val="0"/>
+                <w:numId w:val="0"/>
+              </w:numPr>
+              <w:rPr>
+                <w:rFonts w:hint="default" w:ascii="Times New Roman" w:hAnsi="Times New Roman" w:cs="Times New Roman"/>
+                <w:b w:val="0"/>
+                <w:bCs w:val="0"/>
+                <w:color w:val="auto"/>
+                <w:sz w:val="26"/>
+                <w:szCs w:val="26"/>
+                <w:vertAlign w:val="baseline"/>
+                <w:lang w:val="en-US"/>
+              </w:rPr>
+            </w:pPr>
+            <w:r>
+              <w:rPr>
+                <w:rFonts w:hint="default" w:ascii="Times New Roman" w:hAnsi="Times New Roman" w:cs="Times New Roman"/>
+                <w:b w:val="0"/>
+                <w:bCs w:val="0"/>
+                <w:color w:val="auto"/>
+                <w:sz w:val="26"/>
+                <w:szCs w:val="26"/>
+                <w:vertAlign w:val="baseline"/>
+                <w:lang w:val="en-US"/>
+              </w:rPr>
+              <w:t>Thang</w:t>
+            </w:r>
+          </w:p>
+        </w:tc>
+        <w:tc>
+          <w:tcPr>
+            <w:tcW w:w="861" w:type="pct"/>
+            <w:vAlign w:val="top"/>
+          </w:tcPr>
+          <w:p>
+            <w:pPr>
+              <w:numPr>
+                <w:ilvl w:val="0"/>
+                <w:numId w:val="0"/>
+              </w:numPr>
+              <w:ind w:left="0" w:leftChars="0" w:firstLine="0" w:firstLineChars="0"/>
+              <w:rPr>
+                <w:rFonts w:hint="default" w:ascii="Times New Roman" w:hAnsi="Times New Roman" w:cs="Times New Roman"/>
+                <w:b w:val="0"/>
+                <w:bCs w:val="0"/>
+                <w:color w:val="auto"/>
+                <w:sz w:val="26"/>
+                <w:szCs w:val="26"/>
+                <w:vertAlign w:val="baseline"/>
+              </w:rPr>
+            </w:pPr>
+            <w:r>
+              <w:rPr>
+                <w:rFonts w:hint="default" w:ascii="Times New Roman" w:hAnsi="Times New Roman" w:cs="Times New Roman"/>
+                <w:b w:val="0"/>
+                <w:bCs w:val="0"/>
+                <w:color w:val="auto"/>
+                <w:sz w:val="26"/>
+                <w:szCs w:val="26"/>
+                <w:vertAlign w:val="baseline"/>
+                <w:lang w:val="en-US"/>
+              </w:rPr>
+              <w:t>INT</w:t>
+            </w:r>
+          </w:p>
+        </w:tc>
+        <w:tc>
+          <w:tcPr>
+            <w:tcW w:w="575" w:type="pct"/>
+          </w:tcPr>
+          <w:p>
+            <w:pPr>
+              <w:numPr>
+                <w:ilvl w:val="0"/>
+                <w:numId w:val="0"/>
+              </w:numPr>
+              <w:rPr>
+                <w:rFonts w:hint="default" w:ascii="Times New Roman" w:hAnsi="Times New Roman" w:cs="Times New Roman"/>
+                <w:b w:val="0"/>
+                <w:bCs w:val="0"/>
+                <w:color w:val="auto"/>
+                <w:sz w:val="26"/>
+                <w:szCs w:val="26"/>
+                <w:vertAlign w:val="baseline"/>
+              </w:rPr>
+            </w:pPr>
+            <w:r>
+              <w:rPr>
+                <w:rFonts w:hint="default" w:ascii="Times New Roman" w:hAnsi="Times New Roman" w:cs="Times New Roman"/>
+                <w:b w:val="0"/>
+                <w:bCs w:val="0"/>
+                <w:color w:val="auto"/>
+                <w:sz w:val="26"/>
+                <w:szCs w:val="26"/>
+                <w:vertAlign w:val="baseline"/>
+                <w:lang w:val="en-US"/>
+              </w:rPr>
+              <w:t>Không</w:t>
+            </w:r>
+          </w:p>
+        </w:tc>
+        <w:tc>
+          <w:tcPr>
+            <w:tcW w:w="1241" w:type="pct"/>
+            <w:vAlign w:val="top"/>
+          </w:tcPr>
+          <w:p>
+            <w:pPr>
+              <w:numPr>
+                <w:ilvl w:val="0"/>
+                <w:numId w:val="0"/>
+              </w:numPr>
+              <w:ind w:left="0" w:leftChars="0" w:firstLine="0" w:firstLineChars="0"/>
+              <w:rPr>
+                <w:rFonts w:hint="default" w:ascii="Times New Roman" w:hAnsi="Times New Roman" w:cs="Times New Roman"/>
+                <w:b w:val="0"/>
+                <w:bCs w:val="0"/>
+                <w:color w:val="auto"/>
+                <w:sz w:val="26"/>
+                <w:szCs w:val="26"/>
+                <w:vertAlign w:val="baseline"/>
+              </w:rPr>
+            </w:pPr>
+            <w:r>
+              <w:rPr>
+                <w:rFonts w:hint="default" w:ascii="Times New Roman" w:hAnsi="Times New Roman" w:cs="Times New Roman"/>
+                <w:b w:val="0"/>
+                <w:bCs w:val="0"/>
+                <w:color w:val="auto"/>
+                <w:sz w:val="26"/>
+                <w:szCs w:val="26"/>
+                <w:vertAlign w:val="baseline"/>
+                <w:lang w:val="en-US"/>
+              </w:rPr>
+              <w:t>Không</w:t>
+            </w:r>
+          </w:p>
+        </w:tc>
+        <w:tc>
+          <w:tcPr>
+            <w:tcW w:w="1539" w:type="pct"/>
+          </w:tcPr>
+          <w:p>
+            <w:pPr>
+              <w:numPr>
+                <w:ilvl w:val="0"/>
+                <w:numId w:val="0"/>
+              </w:numPr>
+              <w:rPr>
+                <w:rFonts w:hint="default" w:ascii="Times New Roman" w:hAnsi="Times New Roman" w:cs="Times New Roman"/>
+                <w:b w:val="0"/>
+                <w:bCs w:val="0"/>
+                <w:color w:val="auto"/>
+                <w:sz w:val="26"/>
+                <w:szCs w:val="26"/>
+                <w:vertAlign w:val="baseline"/>
+              </w:rPr>
+            </w:pPr>
+            <w:r>
+              <w:rPr>
+                <w:rFonts w:hint="default" w:ascii="Times New Roman" w:hAnsi="Times New Roman" w:cs="Times New Roman"/>
+                <w:b w:val="0"/>
+                <w:bCs w:val="0"/>
+                <w:color w:val="auto"/>
+                <w:sz w:val="26"/>
+                <w:szCs w:val="26"/>
+                <w:vertAlign w:val="baseline"/>
+              </w:rPr>
+              <w:t>CK_</w:t>
+            </w:r>
+            <w:r>
+              <w:rPr>
+                <w:rFonts w:hint="default" w:ascii="Times New Roman" w:hAnsi="Times New Roman" w:cs="Times New Roman"/>
+                <w:b w:val="0"/>
+                <w:bCs w:val="0"/>
+                <w:color w:val="auto"/>
+                <w:sz w:val="26"/>
+                <w:szCs w:val="26"/>
+                <w:vertAlign w:val="baseline"/>
+                <w:lang w:val="en-US"/>
+              </w:rPr>
+              <w:t>KHAUTRU</w:t>
+            </w:r>
+            <w:r>
+              <w:rPr>
+                <w:rFonts w:hint="default" w:ascii="Times New Roman" w:hAnsi="Times New Roman" w:cs="Times New Roman"/>
+                <w:b w:val="0"/>
+                <w:bCs w:val="0"/>
+                <w:color w:val="auto"/>
+                <w:sz w:val="26"/>
+                <w:szCs w:val="26"/>
+                <w:vertAlign w:val="baseline"/>
+              </w:rPr>
+              <w:t>_Thang: BETWEEN 1 AND 12</w:t>
+            </w:r>
+          </w:p>
+        </w:tc>
+      </w:tr>
+      <w:tr>
+        <w:tblPrEx>
+          <w:tblBorders>
+            <w:top w:val="single" w:color="auto" w:sz="4" w:space="0"/>
+            <w:left w:val="single" w:color="auto" w:sz="4" w:space="0"/>
+            <w:bottom w:val="single" w:color="auto" w:sz="4" w:space="0"/>
+            <w:right w:val="single" w:color="auto" w:sz="4" w:space="0"/>
+            <w:insideH w:val="single" w:color="auto" w:sz="4" w:space="0"/>
+            <w:insideV w:val="single" w:color="auto" w:sz="4" w:space="0"/>
+          </w:tblBorders>
+          <w:tblCellMar>
+            <w:top w:w="0" w:type="dxa"/>
+            <w:left w:w="108" w:type="dxa"/>
+            <w:bottom w:w="0" w:type="dxa"/>
+            <w:right w:w="108" w:type="dxa"/>
+          </w:tblCellMar>
+        </w:tblPrEx>
+        <w:tc>
+          <w:tcPr>
+            <w:tcW w:w="782" w:type="pct"/>
+          </w:tcPr>
+          <w:p>
+            <w:pPr>
+              <w:numPr>
+                <w:ilvl w:val="0"/>
+                <w:numId w:val="0"/>
+              </w:numPr>
+              <w:rPr>
+                <w:rFonts w:hint="default" w:ascii="Times New Roman" w:hAnsi="Times New Roman" w:cs="Times New Roman"/>
+                <w:b w:val="0"/>
+                <w:bCs w:val="0"/>
+                <w:color w:val="auto"/>
+                <w:sz w:val="26"/>
+                <w:szCs w:val="26"/>
+                <w:vertAlign w:val="baseline"/>
+                <w:lang w:val="en-US"/>
+              </w:rPr>
+            </w:pPr>
+            <w:r>
+              <w:rPr>
+                <w:rFonts w:hint="default" w:ascii="Times New Roman" w:hAnsi="Times New Roman" w:cs="Times New Roman"/>
+                <w:b w:val="0"/>
+                <w:bCs w:val="0"/>
+                <w:color w:val="auto"/>
+                <w:sz w:val="26"/>
+                <w:szCs w:val="26"/>
+                <w:vertAlign w:val="baseline"/>
+                <w:lang w:val="en-US"/>
+              </w:rPr>
+              <w:t>Nam</w:t>
+            </w:r>
+          </w:p>
+        </w:tc>
+        <w:tc>
+          <w:tcPr>
+            <w:tcW w:w="861" w:type="pct"/>
+          </w:tcPr>
+          <w:p>
+            <w:pPr>
+              <w:numPr>
+                <w:ilvl w:val="0"/>
+                <w:numId w:val="0"/>
+              </w:numPr>
+              <w:rPr>
+                <w:rFonts w:hint="default" w:ascii="Times New Roman" w:hAnsi="Times New Roman" w:cs="Times New Roman"/>
+                <w:b w:val="0"/>
+                <w:bCs w:val="0"/>
+                <w:color w:val="auto"/>
+                <w:sz w:val="26"/>
+                <w:szCs w:val="26"/>
+                <w:vertAlign w:val="baseline"/>
+                <w:lang w:val="en-US"/>
+              </w:rPr>
+            </w:pPr>
+            <w:r>
+              <w:rPr>
+                <w:rFonts w:hint="default" w:ascii="Times New Roman" w:hAnsi="Times New Roman" w:cs="Times New Roman"/>
+                <w:b w:val="0"/>
+                <w:bCs w:val="0"/>
+                <w:color w:val="auto"/>
+                <w:sz w:val="26"/>
+                <w:szCs w:val="26"/>
+                <w:vertAlign w:val="baseline"/>
+                <w:lang w:val="en-US"/>
+              </w:rPr>
+              <w:t>INT</w:t>
+            </w:r>
+          </w:p>
+        </w:tc>
+        <w:tc>
+          <w:tcPr>
+            <w:tcW w:w="575" w:type="pct"/>
+          </w:tcPr>
+          <w:p>
+            <w:pPr>
+              <w:numPr>
+                <w:ilvl w:val="0"/>
+                <w:numId w:val="0"/>
+              </w:numPr>
+              <w:rPr>
+                <w:rFonts w:hint="default" w:ascii="Times New Roman" w:hAnsi="Times New Roman" w:cs="Times New Roman"/>
+                <w:b w:val="0"/>
+                <w:bCs w:val="0"/>
+                <w:color w:val="auto"/>
+                <w:sz w:val="26"/>
+                <w:szCs w:val="26"/>
+                <w:vertAlign w:val="baseline"/>
+              </w:rPr>
+            </w:pPr>
+            <w:r>
+              <w:rPr>
+                <w:rFonts w:hint="default" w:ascii="Times New Roman" w:hAnsi="Times New Roman" w:cs="Times New Roman"/>
+                <w:b w:val="0"/>
+                <w:bCs w:val="0"/>
+                <w:color w:val="auto"/>
+                <w:sz w:val="26"/>
+                <w:szCs w:val="26"/>
+                <w:vertAlign w:val="baseline"/>
+                <w:lang w:val="en-US"/>
+              </w:rPr>
+              <w:t>Không</w:t>
+            </w:r>
+          </w:p>
+        </w:tc>
+        <w:tc>
+          <w:tcPr>
+            <w:tcW w:w="1241" w:type="pct"/>
+            <w:vAlign w:val="top"/>
+          </w:tcPr>
+          <w:p>
+            <w:pPr>
+              <w:numPr>
+                <w:ilvl w:val="0"/>
+                <w:numId w:val="0"/>
+              </w:numPr>
+              <w:ind w:left="0" w:leftChars="0" w:firstLine="0" w:firstLineChars="0"/>
+              <w:rPr>
+                <w:rFonts w:hint="default" w:ascii="Times New Roman" w:hAnsi="Times New Roman" w:cs="Times New Roman"/>
+                <w:b w:val="0"/>
+                <w:bCs w:val="0"/>
+                <w:color w:val="auto"/>
+                <w:sz w:val="26"/>
+                <w:szCs w:val="26"/>
+                <w:vertAlign w:val="baseline"/>
+              </w:rPr>
+            </w:pPr>
+            <w:r>
+              <w:rPr>
+                <w:rFonts w:hint="default" w:ascii="Times New Roman" w:hAnsi="Times New Roman" w:cs="Times New Roman"/>
+                <w:b w:val="0"/>
+                <w:bCs w:val="0"/>
+                <w:color w:val="auto"/>
+                <w:sz w:val="26"/>
+                <w:szCs w:val="26"/>
+                <w:vertAlign w:val="baseline"/>
+                <w:lang w:val="en-US"/>
+              </w:rPr>
+              <w:t>Không</w:t>
+            </w:r>
+          </w:p>
+        </w:tc>
+        <w:tc>
+          <w:tcPr>
+            <w:tcW w:w="1539" w:type="pct"/>
+          </w:tcPr>
+          <w:p>
+            <w:pPr>
+              <w:numPr>
+                <w:ilvl w:val="0"/>
+                <w:numId w:val="0"/>
+              </w:numPr>
+              <w:rPr>
+                <w:rFonts w:hint="default" w:ascii="Times New Roman" w:hAnsi="Times New Roman" w:cs="Times New Roman"/>
+                <w:b w:val="0"/>
+                <w:bCs w:val="0"/>
+                <w:color w:val="auto"/>
+                <w:sz w:val="26"/>
+                <w:szCs w:val="26"/>
+                <w:vertAlign w:val="baseline"/>
+              </w:rPr>
+            </w:pPr>
+            <w:r>
+              <w:rPr>
+                <w:rFonts w:hint="default" w:ascii="Times New Roman" w:hAnsi="Times New Roman" w:cs="Times New Roman"/>
+                <w:b w:val="0"/>
+                <w:bCs w:val="0"/>
+                <w:color w:val="auto"/>
+                <w:sz w:val="26"/>
+                <w:szCs w:val="26"/>
+                <w:vertAlign w:val="baseline"/>
+              </w:rPr>
+              <w:t>CK_</w:t>
+            </w:r>
+            <w:r>
+              <w:rPr>
+                <w:rFonts w:hint="default" w:ascii="Times New Roman" w:hAnsi="Times New Roman" w:cs="Times New Roman"/>
+                <w:b w:val="0"/>
+                <w:bCs w:val="0"/>
+                <w:color w:val="auto"/>
+                <w:sz w:val="26"/>
+                <w:szCs w:val="26"/>
+                <w:vertAlign w:val="baseline"/>
+                <w:lang w:val="en-US"/>
+              </w:rPr>
+              <w:t>KHAUTRU</w:t>
+            </w:r>
+            <w:r>
+              <w:rPr>
+                <w:rFonts w:hint="default" w:ascii="Times New Roman" w:hAnsi="Times New Roman" w:cs="Times New Roman"/>
+                <w:b w:val="0"/>
+                <w:bCs w:val="0"/>
+                <w:color w:val="auto"/>
+                <w:sz w:val="26"/>
+                <w:szCs w:val="26"/>
+                <w:vertAlign w:val="baseline"/>
+              </w:rPr>
+              <w:t>_Nam: &gt;= 2020</w:t>
+            </w:r>
+          </w:p>
+        </w:tc>
+      </w:tr>
+      <w:tr>
+        <w:tblPrEx>
+          <w:tblBorders>
+            <w:top w:val="single" w:color="auto" w:sz="4" w:space="0"/>
+            <w:left w:val="single" w:color="auto" w:sz="4" w:space="0"/>
+            <w:bottom w:val="single" w:color="auto" w:sz="4" w:space="0"/>
+            <w:right w:val="single" w:color="auto" w:sz="4" w:space="0"/>
+            <w:insideH w:val="single" w:color="auto" w:sz="4" w:space="0"/>
+            <w:insideV w:val="single" w:color="auto" w:sz="4" w:space="0"/>
+          </w:tblBorders>
+          <w:tblCellMar>
+            <w:top w:w="0" w:type="dxa"/>
+            <w:left w:w="108" w:type="dxa"/>
+            <w:bottom w:w="0" w:type="dxa"/>
+            <w:right w:w="108" w:type="dxa"/>
+          </w:tblCellMar>
+        </w:tblPrEx>
+        <w:tc>
+          <w:tcPr>
+            <w:tcW w:w="782" w:type="pct"/>
+          </w:tcPr>
+          <w:p>
+            <w:pPr>
+              <w:numPr>
+                <w:ilvl w:val="0"/>
+                <w:numId w:val="0"/>
+              </w:numPr>
+              <w:rPr>
+                <w:rFonts w:hint="default" w:ascii="Times New Roman" w:hAnsi="Times New Roman" w:cs="Times New Roman"/>
+                <w:b w:val="0"/>
+                <w:bCs w:val="0"/>
+                <w:color w:val="auto"/>
+                <w:sz w:val="26"/>
+                <w:szCs w:val="26"/>
+                <w:vertAlign w:val="baseline"/>
+                <w:lang w:val="en-US"/>
+              </w:rPr>
+            </w:pPr>
+            <w:r>
+              <w:rPr>
+                <w:rFonts w:hint="default" w:ascii="Times New Roman" w:hAnsi="Times New Roman" w:cs="Times New Roman"/>
+                <w:b w:val="0"/>
+                <w:bCs w:val="0"/>
+                <w:color w:val="auto"/>
+                <w:sz w:val="26"/>
+                <w:szCs w:val="26"/>
+                <w:vertAlign w:val="baseline"/>
+                <w:lang w:val="en-US"/>
+              </w:rPr>
+              <w:t>TenKhauTru</w:t>
+            </w:r>
+          </w:p>
+        </w:tc>
+        <w:tc>
+          <w:tcPr>
+            <w:tcW w:w="861" w:type="pct"/>
+          </w:tcPr>
+          <w:p>
+            <w:pPr>
+              <w:numPr>
+                <w:ilvl w:val="0"/>
+                <w:numId w:val="0"/>
+              </w:numPr>
+              <w:rPr>
+                <w:rFonts w:hint="default" w:ascii="Times New Roman" w:hAnsi="Times New Roman" w:cs="Times New Roman"/>
+                <w:b w:val="0"/>
+                <w:bCs w:val="0"/>
+                <w:color w:val="auto"/>
+                <w:sz w:val="26"/>
+                <w:szCs w:val="26"/>
+                <w:vertAlign w:val="baseline"/>
+                <w:lang w:val="en-US"/>
+              </w:rPr>
+            </w:pPr>
+            <w:r>
+              <w:rPr>
+                <w:rFonts w:hint="default" w:ascii="Times New Roman" w:hAnsi="Times New Roman" w:cs="Times New Roman"/>
+                <w:b w:val="0"/>
+                <w:bCs w:val="0"/>
+                <w:color w:val="auto"/>
+                <w:sz w:val="26"/>
+                <w:szCs w:val="26"/>
+                <w:vertAlign w:val="baseline"/>
+                <w:lang w:val="en-US"/>
+              </w:rPr>
+              <w:t>NVARCHAR(100)</w:t>
+            </w:r>
+          </w:p>
+        </w:tc>
+        <w:tc>
+          <w:tcPr>
+            <w:tcW w:w="575" w:type="pct"/>
+          </w:tcPr>
+          <w:p>
+            <w:pPr>
+              <w:numPr>
+                <w:ilvl w:val="0"/>
+                <w:numId w:val="0"/>
+              </w:numPr>
+              <w:rPr>
+                <w:rFonts w:hint="default" w:ascii="Times New Roman" w:hAnsi="Times New Roman" w:cs="Times New Roman"/>
+                <w:b w:val="0"/>
+                <w:bCs w:val="0"/>
+                <w:color w:val="auto"/>
+                <w:sz w:val="26"/>
+                <w:szCs w:val="26"/>
+                <w:vertAlign w:val="baseline"/>
+              </w:rPr>
+            </w:pPr>
+            <w:r>
+              <w:rPr>
+                <w:rFonts w:hint="default" w:ascii="Times New Roman" w:hAnsi="Times New Roman" w:cs="Times New Roman"/>
+                <w:b w:val="0"/>
+                <w:bCs w:val="0"/>
+                <w:color w:val="auto"/>
+                <w:sz w:val="26"/>
+                <w:szCs w:val="26"/>
+                <w:vertAlign w:val="baseline"/>
+                <w:lang w:val="en-US"/>
+              </w:rPr>
+              <w:t>Không</w:t>
+            </w:r>
+          </w:p>
+        </w:tc>
+        <w:tc>
+          <w:tcPr>
+            <w:tcW w:w="1241" w:type="pct"/>
+            <w:vAlign w:val="top"/>
+          </w:tcPr>
+          <w:p>
+            <w:pPr>
+              <w:numPr>
+                <w:ilvl w:val="0"/>
+                <w:numId w:val="0"/>
+              </w:numPr>
+              <w:ind w:left="0" w:leftChars="0" w:firstLine="0" w:firstLineChars="0"/>
+              <w:rPr>
+                <w:rFonts w:hint="default" w:ascii="Times New Roman" w:hAnsi="Times New Roman" w:cs="Times New Roman"/>
+                <w:b w:val="0"/>
+                <w:bCs w:val="0"/>
+                <w:color w:val="auto"/>
+                <w:sz w:val="26"/>
+                <w:szCs w:val="26"/>
+                <w:vertAlign w:val="baseline"/>
+              </w:rPr>
+            </w:pPr>
+            <w:r>
+              <w:rPr>
+                <w:rFonts w:hint="default" w:ascii="Times New Roman" w:hAnsi="Times New Roman" w:cs="Times New Roman"/>
+                <w:b w:val="0"/>
+                <w:bCs w:val="0"/>
+                <w:color w:val="auto"/>
+                <w:sz w:val="26"/>
+                <w:szCs w:val="26"/>
+                <w:vertAlign w:val="baseline"/>
+                <w:lang w:val="en-US"/>
+              </w:rPr>
+              <w:t>Không</w:t>
+            </w:r>
+          </w:p>
+        </w:tc>
+        <w:tc>
+          <w:tcPr>
+            <w:tcW w:w="1539" w:type="pct"/>
+          </w:tcPr>
+          <w:p>
+            <w:pPr>
+              <w:numPr>
+                <w:ilvl w:val="0"/>
+                <w:numId w:val="0"/>
+              </w:numPr>
+              <w:rPr>
+                <w:rFonts w:hint="default" w:ascii="Times New Roman" w:hAnsi="Times New Roman" w:cs="Times New Roman"/>
+                <w:b w:val="0"/>
+                <w:bCs w:val="0"/>
+                <w:color w:val="auto"/>
+                <w:sz w:val="26"/>
+                <w:szCs w:val="26"/>
+                <w:vertAlign w:val="baseline"/>
+              </w:rPr>
+            </w:pPr>
+            <w:r>
+              <w:rPr>
+                <w:rFonts w:hint="default" w:ascii="Times New Roman" w:hAnsi="Times New Roman" w:cs="Times New Roman"/>
+                <w:b w:val="0"/>
+                <w:bCs w:val="0"/>
+                <w:color w:val="auto"/>
+                <w:sz w:val="26"/>
+                <w:szCs w:val="26"/>
+                <w:vertAlign w:val="baseline"/>
+              </w:rPr>
+              <w:t xml:space="preserve">Tên khoản </w:t>
+            </w:r>
+            <w:r>
+              <w:rPr>
+                <w:rFonts w:hint="default" w:ascii="Times New Roman" w:hAnsi="Times New Roman" w:cs="Times New Roman"/>
+                <w:b w:val="0"/>
+                <w:bCs w:val="0"/>
+                <w:color w:val="auto"/>
+                <w:sz w:val="26"/>
+                <w:szCs w:val="26"/>
+                <w:vertAlign w:val="baseline"/>
+                <w:lang w:val="en-US"/>
+              </w:rPr>
+              <w:t>khấu trừ</w:t>
+            </w:r>
+            <w:r>
+              <w:rPr>
+                <w:rFonts w:hint="default" w:ascii="Times New Roman" w:hAnsi="Times New Roman" w:cs="Times New Roman"/>
+                <w:b w:val="0"/>
+                <w:bCs w:val="0"/>
+                <w:color w:val="auto"/>
+                <w:sz w:val="26"/>
+                <w:szCs w:val="26"/>
+                <w:vertAlign w:val="baseline"/>
+              </w:rPr>
+              <w:t xml:space="preserve"> phát sinh</w:t>
+            </w:r>
+          </w:p>
+        </w:tc>
+      </w:tr>
+      <w:tr>
+        <w:tblPrEx>
+          <w:tblBorders>
+            <w:top w:val="single" w:color="auto" w:sz="4" w:space="0"/>
+            <w:left w:val="single" w:color="auto" w:sz="4" w:space="0"/>
+            <w:bottom w:val="single" w:color="auto" w:sz="4" w:space="0"/>
+            <w:right w:val="single" w:color="auto" w:sz="4" w:space="0"/>
+            <w:insideH w:val="single" w:color="auto" w:sz="4" w:space="0"/>
+            <w:insideV w:val="single" w:color="auto" w:sz="4" w:space="0"/>
+          </w:tblBorders>
+          <w:tblCellMar>
+            <w:top w:w="0" w:type="dxa"/>
+            <w:left w:w="108" w:type="dxa"/>
+            <w:bottom w:w="0" w:type="dxa"/>
+            <w:right w:w="108" w:type="dxa"/>
+          </w:tblCellMar>
+        </w:tblPrEx>
+        <w:tc>
+          <w:tcPr>
+            <w:tcW w:w="782" w:type="pct"/>
+          </w:tcPr>
+          <w:p>
+            <w:pPr>
+              <w:numPr>
+                <w:ilvl w:val="0"/>
+                <w:numId w:val="0"/>
+              </w:numPr>
+              <w:rPr>
+                <w:rFonts w:hint="default" w:ascii="Times New Roman" w:hAnsi="Times New Roman" w:cs="Times New Roman"/>
+                <w:b w:val="0"/>
+                <w:bCs w:val="0"/>
+                <w:color w:val="auto"/>
+                <w:sz w:val="26"/>
+                <w:szCs w:val="26"/>
+                <w:vertAlign w:val="baseline"/>
+                <w:lang w:val="en-US"/>
+              </w:rPr>
+            </w:pPr>
+            <w:r>
+              <w:rPr>
+                <w:rFonts w:hint="default" w:ascii="Times New Roman" w:hAnsi="Times New Roman" w:cs="Times New Roman"/>
+                <w:b w:val="0"/>
+                <w:bCs w:val="0"/>
+                <w:color w:val="auto"/>
+                <w:sz w:val="26"/>
+                <w:szCs w:val="26"/>
+                <w:vertAlign w:val="baseline"/>
+                <w:lang w:val="en-US"/>
+              </w:rPr>
+              <w:t>SoTien</w:t>
+            </w:r>
+          </w:p>
+        </w:tc>
+        <w:tc>
+          <w:tcPr>
+            <w:tcW w:w="861" w:type="pct"/>
+          </w:tcPr>
+          <w:p>
+            <w:pPr>
+              <w:numPr>
+                <w:ilvl w:val="0"/>
+                <w:numId w:val="0"/>
+              </w:numPr>
+              <w:rPr>
+                <w:rFonts w:hint="default" w:ascii="Times New Roman" w:hAnsi="Times New Roman" w:cs="Times New Roman"/>
+                <w:b w:val="0"/>
+                <w:bCs w:val="0"/>
+                <w:color w:val="auto"/>
+                <w:sz w:val="26"/>
+                <w:szCs w:val="26"/>
+                <w:vertAlign w:val="baseline"/>
+                <w:lang w:val="en-US"/>
+              </w:rPr>
+            </w:pPr>
+            <w:r>
+              <w:rPr>
+                <w:rFonts w:hint="default" w:ascii="Times New Roman" w:hAnsi="Times New Roman" w:cs="Times New Roman"/>
+                <w:b w:val="0"/>
+                <w:bCs w:val="0"/>
+                <w:color w:val="auto"/>
+                <w:sz w:val="26"/>
+                <w:szCs w:val="26"/>
+                <w:vertAlign w:val="baseline"/>
+                <w:lang w:val="en-US"/>
+              </w:rPr>
+              <w:t>DECIMAL(18,2)</w:t>
+            </w:r>
+          </w:p>
+        </w:tc>
+        <w:tc>
+          <w:tcPr>
+            <w:tcW w:w="575" w:type="pct"/>
+          </w:tcPr>
+          <w:p>
+            <w:pPr>
+              <w:numPr>
+                <w:ilvl w:val="0"/>
+                <w:numId w:val="0"/>
+              </w:numPr>
+              <w:rPr>
+                <w:rFonts w:hint="default" w:ascii="Times New Roman" w:hAnsi="Times New Roman" w:cs="Times New Roman"/>
+                <w:b w:val="0"/>
+                <w:bCs w:val="0"/>
+                <w:color w:val="auto"/>
+                <w:sz w:val="26"/>
+                <w:szCs w:val="26"/>
+                <w:vertAlign w:val="baseline"/>
+              </w:rPr>
+            </w:pPr>
+            <w:r>
+              <w:rPr>
+                <w:rFonts w:hint="default" w:ascii="Times New Roman" w:hAnsi="Times New Roman" w:cs="Times New Roman"/>
+                <w:b w:val="0"/>
+                <w:bCs w:val="0"/>
+                <w:color w:val="auto"/>
+                <w:sz w:val="26"/>
+                <w:szCs w:val="26"/>
+                <w:vertAlign w:val="baseline"/>
+                <w:lang w:val="en-US"/>
+              </w:rPr>
+              <w:t>Không</w:t>
+            </w:r>
+          </w:p>
+        </w:tc>
+        <w:tc>
+          <w:tcPr>
+            <w:tcW w:w="1241" w:type="pct"/>
+          </w:tcPr>
+          <w:p>
+            <w:pPr>
+              <w:numPr>
+                <w:ilvl w:val="0"/>
+                <w:numId w:val="0"/>
+              </w:numPr>
+              <w:rPr>
+                <w:rFonts w:hint="default" w:ascii="Times New Roman" w:hAnsi="Times New Roman" w:cs="Times New Roman"/>
+                <w:b w:val="0"/>
+                <w:bCs w:val="0"/>
+                <w:color w:val="auto"/>
+                <w:sz w:val="26"/>
+                <w:szCs w:val="26"/>
+                <w:vertAlign w:val="baseline"/>
+                <w:lang w:val="en-US"/>
+              </w:rPr>
+            </w:pPr>
+            <w:r>
+              <w:rPr>
+                <w:rFonts w:hint="default" w:ascii="Times New Roman" w:hAnsi="Times New Roman" w:cs="Times New Roman"/>
+                <w:b w:val="0"/>
+                <w:bCs w:val="0"/>
+                <w:color w:val="auto"/>
+                <w:sz w:val="26"/>
+                <w:szCs w:val="26"/>
+                <w:vertAlign w:val="baseline"/>
+                <w:lang w:val="en-US"/>
+              </w:rPr>
+              <w:t>0 (DF_KHAUTRU_SoTien)</w:t>
+            </w:r>
+          </w:p>
+        </w:tc>
+        <w:tc>
+          <w:tcPr>
+            <w:tcW w:w="1539" w:type="pct"/>
+          </w:tcPr>
+          <w:p>
+            <w:pPr>
+              <w:numPr>
+                <w:ilvl w:val="0"/>
+                <w:numId w:val="0"/>
+              </w:numPr>
+              <w:rPr>
+                <w:rFonts w:hint="default" w:ascii="Times New Roman" w:hAnsi="Times New Roman" w:cs="Times New Roman"/>
+                <w:b w:val="0"/>
+                <w:bCs w:val="0"/>
+                <w:color w:val="auto"/>
+                <w:sz w:val="26"/>
+                <w:szCs w:val="26"/>
+                <w:vertAlign w:val="baseline"/>
+              </w:rPr>
+            </w:pPr>
+            <w:r>
+              <w:rPr>
+                <w:rFonts w:hint="default" w:ascii="Times New Roman" w:hAnsi="Times New Roman" w:cs="Times New Roman"/>
+                <w:b w:val="0"/>
+                <w:bCs w:val="0"/>
+                <w:color w:val="auto"/>
+                <w:sz w:val="26"/>
+                <w:szCs w:val="26"/>
+                <w:vertAlign w:val="baseline"/>
+              </w:rPr>
+              <w:t>CK_</w:t>
+            </w:r>
+            <w:r>
+              <w:rPr>
+                <w:rFonts w:hint="default" w:ascii="Times New Roman" w:hAnsi="Times New Roman" w:cs="Times New Roman"/>
+                <w:b w:val="0"/>
+                <w:bCs w:val="0"/>
+                <w:color w:val="auto"/>
+                <w:sz w:val="26"/>
+                <w:szCs w:val="26"/>
+                <w:vertAlign w:val="baseline"/>
+                <w:lang w:val="en-US"/>
+              </w:rPr>
+              <w:t>KHAUTRU</w:t>
+            </w:r>
+            <w:r>
+              <w:rPr>
+                <w:rFonts w:hint="default" w:ascii="Times New Roman" w:hAnsi="Times New Roman" w:cs="Times New Roman"/>
+                <w:b w:val="0"/>
+                <w:bCs w:val="0"/>
+                <w:color w:val="auto"/>
+                <w:sz w:val="26"/>
+                <w:szCs w:val="26"/>
+                <w:vertAlign w:val="baseline"/>
+              </w:rPr>
+              <w:t>_SoTien: &gt;= 0</w:t>
+            </w:r>
+          </w:p>
+        </w:tc>
+      </w:tr>
+      <w:tr>
+        <w:tblPrEx>
+          <w:tblBorders>
+            <w:top w:val="single" w:color="auto" w:sz="4" w:space="0"/>
+            <w:left w:val="single" w:color="auto" w:sz="4" w:space="0"/>
+            <w:bottom w:val="single" w:color="auto" w:sz="4" w:space="0"/>
+            <w:right w:val="single" w:color="auto" w:sz="4" w:space="0"/>
+            <w:insideH w:val="single" w:color="auto" w:sz="4" w:space="0"/>
+            <w:insideV w:val="single" w:color="auto" w:sz="4" w:space="0"/>
+          </w:tblBorders>
+          <w:tblCellMar>
+            <w:top w:w="0" w:type="dxa"/>
+            <w:left w:w="108" w:type="dxa"/>
+            <w:bottom w:w="0" w:type="dxa"/>
+            <w:right w:w="108" w:type="dxa"/>
+          </w:tblCellMar>
+        </w:tblPrEx>
+        <w:tc>
+          <w:tcPr>
+            <w:tcW w:w="782" w:type="pct"/>
+          </w:tcPr>
+          <w:p>
+            <w:pPr>
+              <w:numPr>
+                <w:ilvl w:val="0"/>
+                <w:numId w:val="0"/>
+              </w:numPr>
+              <w:rPr>
+                <w:rFonts w:hint="default" w:ascii="Times New Roman" w:hAnsi="Times New Roman" w:cs="Times New Roman"/>
+                <w:b w:val="0"/>
+                <w:bCs w:val="0"/>
+                <w:color w:val="auto"/>
+                <w:sz w:val="26"/>
+                <w:szCs w:val="26"/>
+                <w:vertAlign w:val="baseline"/>
+                <w:lang w:val="en-US"/>
+              </w:rPr>
+            </w:pPr>
+            <w:r>
+              <w:rPr>
+                <w:rFonts w:hint="default" w:ascii="Times New Roman" w:hAnsi="Times New Roman" w:cs="Times New Roman"/>
+                <w:b w:val="0"/>
+                <w:bCs w:val="0"/>
+                <w:color w:val="auto"/>
+                <w:sz w:val="26"/>
+                <w:szCs w:val="26"/>
+                <w:vertAlign w:val="baseline"/>
+                <w:lang w:val="en-US"/>
+              </w:rPr>
+              <w:t>NgayGhiNhan</w:t>
+            </w:r>
+          </w:p>
+        </w:tc>
+        <w:tc>
+          <w:tcPr>
+            <w:tcW w:w="861" w:type="pct"/>
+          </w:tcPr>
+          <w:p>
+            <w:pPr>
+              <w:numPr>
+                <w:ilvl w:val="0"/>
+                <w:numId w:val="0"/>
+              </w:numPr>
+              <w:rPr>
+                <w:rFonts w:hint="default" w:ascii="Times New Roman" w:hAnsi="Times New Roman" w:cs="Times New Roman"/>
+                <w:b w:val="0"/>
+                <w:bCs w:val="0"/>
+                <w:color w:val="auto"/>
+                <w:sz w:val="26"/>
+                <w:szCs w:val="26"/>
+                <w:vertAlign w:val="baseline"/>
+                <w:lang w:val="en-US"/>
+              </w:rPr>
+            </w:pPr>
+            <w:r>
+              <w:rPr>
+                <w:rFonts w:hint="default" w:ascii="Times New Roman" w:hAnsi="Times New Roman" w:cs="Times New Roman"/>
+                <w:b w:val="0"/>
+                <w:bCs w:val="0"/>
+                <w:color w:val="auto"/>
+                <w:sz w:val="26"/>
+                <w:szCs w:val="26"/>
+                <w:vertAlign w:val="baseline"/>
+                <w:lang w:val="en-US"/>
+              </w:rPr>
+              <w:t>DATE</w:t>
+            </w:r>
+          </w:p>
+        </w:tc>
+        <w:tc>
+          <w:tcPr>
+            <w:tcW w:w="575" w:type="pct"/>
+          </w:tcPr>
+          <w:p>
+            <w:pPr>
+              <w:numPr>
+                <w:ilvl w:val="0"/>
+                <w:numId w:val="0"/>
+              </w:numPr>
+              <w:rPr>
+                <w:rFonts w:hint="default" w:ascii="Times New Roman" w:hAnsi="Times New Roman" w:cs="Times New Roman"/>
+                <w:b w:val="0"/>
+                <w:bCs w:val="0"/>
+                <w:color w:val="auto"/>
+                <w:sz w:val="26"/>
+                <w:szCs w:val="26"/>
+                <w:vertAlign w:val="baseline"/>
+              </w:rPr>
+            </w:pPr>
+            <w:r>
+              <w:rPr>
+                <w:rFonts w:hint="default" w:ascii="Times New Roman" w:hAnsi="Times New Roman" w:cs="Times New Roman"/>
+                <w:b w:val="0"/>
+                <w:bCs w:val="0"/>
+                <w:color w:val="auto"/>
+                <w:sz w:val="26"/>
+                <w:szCs w:val="26"/>
+                <w:vertAlign w:val="baseline"/>
+                <w:lang w:val="en-US"/>
+              </w:rPr>
+              <w:t>Không</w:t>
+            </w:r>
+          </w:p>
+        </w:tc>
+        <w:tc>
+          <w:tcPr>
+            <w:tcW w:w="1241" w:type="pct"/>
+          </w:tcPr>
+          <w:p>
+            <w:pPr>
+              <w:numPr>
+                <w:ilvl w:val="0"/>
+                <w:numId w:val="0"/>
+              </w:numPr>
+              <w:rPr>
+                <w:rFonts w:hint="default" w:ascii="Times New Roman" w:hAnsi="Times New Roman" w:cs="Times New Roman"/>
+                <w:b w:val="0"/>
+                <w:bCs w:val="0"/>
+                <w:color w:val="auto"/>
+                <w:sz w:val="26"/>
+                <w:szCs w:val="26"/>
+                <w:vertAlign w:val="baseline"/>
+                <w:lang w:val="en-US"/>
+              </w:rPr>
+            </w:pPr>
+            <w:r>
+              <w:rPr>
+                <w:rFonts w:hint="default" w:ascii="Times New Roman" w:hAnsi="Times New Roman" w:cs="Times New Roman"/>
+                <w:b w:val="0"/>
+                <w:bCs w:val="0"/>
+                <w:color w:val="auto"/>
+                <w:sz w:val="26"/>
+                <w:szCs w:val="26"/>
+                <w:vertAlign w:val="baseline"/>
+                <w:lang w:val="en-US"/>
+              </w:rPr>
+              <w:t>CAST(GETDATE() AS DATE)</w:t>
+            </w:r>
+          </w:p>
+        </w:tc>
+        <w:tc>
+          <w:tcPr>
+            <w:tcW w:w="1539" w:type="pct"/>
+          </w:tcPr>
+          <w:p>
+            <w:pPr>
+              <w:numPr>
+                <w:ilvl w:val="0"/>
+                <w:numId w:val="0"/>
+              </w:numPr>
+              <w:rPr>
+                <w:rFonts w:hint="default" w:ascii="Times New Roman" w:hAnsi="Times New Roman" w:cs="Times New Roman"/>
+                <w:b w:val="0"/>
+                <w:bCs w:val="0"/>
+                <w:color w:val="auto"/>
+                <w:sz w:val="26"/>
+                <w:szCs w:val="26"/>
+                <w:vertAlign w:val="baseline"/>
+              </w:rPr>
+            </w:pPr>
+            <w:r>
+              <w:rPr>
+                <w:rFonts w:hint="default" w:ascii="Times New Roman" w:hAnsi="Times New Roman" w:cs="Times New Roman"/>
+                <w:b w:val="0"/>
+                <w:bCs w:val="0"/>
+                <w:color w:val="auto"/>
+                <w:sz w:val="26"/>
+                <w:szCs w:val="26"/>
+                <w:vertAlign w:val="baseline"/>
+              </w:rPr>
+              <w:t>DF_</w:t>
+            </w:r>
+            <w:r>
+              <w:rPr>
+                <w:rFonts w:hint="default" w:ascii="Times New Roman" w:hAnsi="Times New Roman" w:cs="Times New Roman"/>
+                <w:b w:val="0"/>
+                <w:bCs w:val="0"/>
+                <w:color w:val="auto"/>
+                <w:sz w:val="26"/>
+                <w:szCs w:val="26"/>
+                <w:vertAlign w:val="baseline"/>
+                <w:lang w:val="en-US"/>
+              </w:rPr>
+              <w:t>KHAUTRU</w:t>
+            </w:r>
+            <w:r>
+              <w:rPr>
+                <w:rFonts w:hint="default" w:ascii="Times New Roman" w:hAnsi="Times New Roman" w:cs="Times New Roman"/>
+                <w:b w:val="0"/>
+                <w:bCs w:val="0"/>
+                <w:color w:val="auto"/>
+                <w:sz w:val="26"/>
+                <w:szCs w:val="26"/>
+                <w:vertAlign w:val="baseline"/>
+              </w:rPr>
+              <w:t>_NgayGhiNhan; ngày ghi nhận</w:t>
+            </w:r>
+          </w:p>
+        </w:tc>
+      </w:tr>
+      <w:tr>
+        <w:tblPrEx>
+          <w:tblBorders>
+            <w:top w:val="single" w:color="auto" w:sz="4" w:space="0"/>
+            <w:left w:val="single" w:color="auto" w:sz="4" w:space="0"/>
+            <w:bottom w:val="single" w:color="auto" w:sz="4" w:space="0"/>
+            <w:right w:val="single" w:color="auto" w:sz="4" w:space="0"/>
+            <w:insideH w:val="single" w:color="auto" w:sz="4" w:space="0"/>
+            <w:insideV w:val="single" w:color="auto" w:sz="4" w:space="0"/>
+          </w:tblBorders>
+          <w:tblCellMar>
+            <w:top w:w="0" w:type="dxa"/>
+            <w:left w:w="108" w:type="dxa"/>
+            <w:bottom w:w="0" w:type="dxa"/>
+            <w:right w:w="108" w:type="dxa"/>
+          </w:tblCellMar>
+        </w:tblPrEx>
+        <w:tc>
+          <w:tcPr>
+            <w:tcW w:w="782" w:type="pct"/>
+          </w:tcPr>
+          <w:p>
+            <w:pPr>
+              <w:numPr>
+                <w:ilvl w:val="0"/>
+                <w:numId w:val="0"/>
+              </w:numPr>
+              <w:rPr>
+                <w:rFonts w:hint="default" w:ascii="Times New Roman" w:hAnsi="Times New Roman" w:cs="Times New Roman"/>
+                <w:b w:val="0"/>
+                <w:bCs w:val="0"/>
+                <w:color w:val="auto"/>
+                <w:sz w:val="26"/>
+                <w:szCs w:val="26"/>
+                <w:vertAlign w:val="baseline"/>
+                <w:lang w:val="en-US"/>
+              </w:rPr>
+            </w:pPr>
+            <w:r>
+              <w:rPr>
+                <w:rFonts w:hint="default" w:ascii="Times New Roman" w:hAnsi="Times New Roman" w:cs="Times New Roman"/>
+                <w:b w:val="0"/>
+                <w:bCs w:val="0"/>
+                <w:color w:val="auto"/>
+                <w:sz w:val="26"/>
+                <w:szCs w:val="26"/>
+                <w:vertAlign w:val="baseline"/>
+                <w:lang w:val="en-US"/>
+              </w:rPr>
+              <w:t>GhiChu</w:t>
+            </w:r>
+          </w:p>
+        </w:tc>
+        <w:tc>
+          <w:tcPr>
+            <w:tcW w:w="861" w:type="pct"/>
+          </w:tcPr>
+          <w:p>
+            <w:pPr>
+              <w:numPr>
+                <w:ilvl w:val="0"/>
+                <w:numId w:val="0"/>
+              </w:numPr>
+              <w:rPr>
+                <w:rFonts w:hint="default" w:ascii="Times New Roman" w:hAnsi="Times New Roman" w:cs="Times New Roman"/>
+                <w:b w:val="0"/>
+                <w:bCs w:val="0"/>
+                <w:color w:val="auto"/>
+                <w:sz w:val="26"/>
+                <w:szCs w:val="26"/>
+                <w:vertAlign w:val="baseline"/>
+                <w:lang w:val="en-US"/>
+              </w:rPr>
+            </w:pPr>
+            <w:r>
+              <w:rPr>
+                <w:rFonts w:hint="default" w:ascii="Times New Roman" w:hAnsi="Times New Roman" w:cs="Times New Roman"/>
+                <w:b w:val="0"/>
+                <w:bCs w:val="0"/>
+                <w:color w:val="auto"/>
+                <w:sz w:val="26"/>
+                <w:szCs w:val="26"/>
+                <w:vertAlign w:val="baseline"/>
+                <w:lang w:val="en-US"/>
+              </w:rPr>
+              <w:t>NVARCHAR(255)</w:t>
+            </w:r>
+          </w:p>
+        </w:tc>
+        <w:tc>
+          <w:tcPr>
+            <w:tcW w:w="575" w:type="pct"/>
+          </w:tcPr>
+          <w:p>
+            <w:pPr>
+              <w:numPr>
+                <w:ilvl w:val="0"/>
+                <w:numId w:val="0"/>
+              </w:numPr>
+              <w:rPr>
+                <w:rFonts w:hint="default" w:ascii="Times New Roman" w:hAnsi="Times New Roman" w:cs="Times New Roman"/>
+                <w:b w:val="0"/>
+                <w:bCs w:val="0"/>
+                <w:color w:val="auto"/>
+                <w:sz w:val="26"/>
+                <w:szCs w:val="26"/>
+                <w:vertAlign w:val="baseline"/>
+                <w:lang w:val="en-US"/>
+              </w:rPr>
+            </w:pPr>
+            <w:r>
+              <w:rPr>
+                <w:rFonts w:hint="default" w:ascii="Times New Roman" w:hAnsi="Times New Roman" w:cs="Times New Roman"/>
+                <w:b w:val="0"/>
+                <w:bCs w:val="0"/>
+                <w:color w:val="auto"/>
+                <w:sz w:val="26"/>
+                <w:szCs w:val="26"/>
+                <w:vertAlign w:val="baseline"/>
+                <w:lang w:val="en-US"/>
+              </w:rPr>
+              <w:t>Có</w:t>
+            </w:r>
+          </w:p>
+        </w:tc>
+        <w:tc>
+          <w:tcPr>
+            <w:tcW w:w="1241" w:type="pct"/>
+          </w:tcPr>
+          <w:p>
+            <w:pPr>
+              <w:numPr>
+                <w:ilvl w:val="0"/>
+                <w:numId w:val="0"/>
+              </w:numPr>
+              <w:rPr>
+                <w:rFonts w:hint="default" w:ascii="Times New Roman" w:hAnsi="Times New Roman" w:cs="Times New Roman"/>
+                <w:b w:val="0"/>
+                <w:bCs w:val="0"/>
+                <w:color w:val="auto"/>
+                <w:sz w:val="26"/>
+                <w:szCs w:val="26"/>
+                <w:vertAlign w:val="baseline"/>
+                <w:lang w:val="en-US"/>
+              </w:rPr>
+            </w:pPr>
+            <w:r>
+              <w:rPr>
+                <w:rFonts w:hint="default" w:ascii="Times New Roman" w:hAnsi="Times New Roman" w:cs="Times New Roman"/>
+                <w:b w:val="0"/>
+                <w:bCs w:val="0"/>
+                <w:color w:val="auto"/>
+                <w:sz w:val="26"/>
+                <w:szCs w:val="26"/>
+                <w:vertAlign w:val="baseline"/>
+                <w:lang w:val="en-US"/>
+              </w:rPr>
+              <w:t>Không</w:t>
+            </w:r>
+          </w:p>
+        </w:tc>
+        <w:tc>
+          <w:tcPr>
+            <w:tcW w:w="1539" w:type="pct"/>
+          </w:tcPr>
+          <w:p>
+            <w:pPr>
+              <w:numPr>
+                <w:ilvl w:val="0"/>
+                <w:numId w:val="0"/>
+              </w:numPr>
+              <w:rPr>
+                <w:rFonts w:hint="default" w:ascii="Times New Roman" w:hAnsi="Times New Roman" w:cs="Times New Roman"/>
+                <w:b w:val="0"/>
+                <w:bCs w:val="0"/>
+                <w:color w:val="auto"/>
+                <w:sz w:val="26"/>
+                <w:szCs w:val="26"/>
+                <w:vertAlign w:val="baseline"/>
+                <w:lang w:val="en-US"/>
+              </w:rPr>
+            </w:pPr>
+            <w:r>
+              <w:rPr>
+                <w:rFonts w:hint="default" w:ascii="Times New Roman" w:hAnsi="Times New Roman" w:cs="Times New Roman"/>
+                <w:b w:val="0"/>
+                <w:bCs w:val="0"/>
+                <w:color w:val="auto"/>
+                <w:sz w:val="26"/>
+                <w:szCs w:val="26"/>
+                <w:vertAlign w:val="baseline"/>
+              </w:rPr>
+              <w:t xml:space="preserve">Ghi chú chi tiết khoản </w:t>
+            </w:r>
+            <w:r>
+              <w:rPr>
+                <w:rFonts w:hint="default" w:ascii="Times New Roman" w:hAnsi="Times New Roman" w:cs="Times New Roman"/>
+                <w:b w:val="0"/>
+                <w:bCs w:val="0"/>
+                <w:color w:val="auto"/>
+                <w:sz w:val="26"/>
+                <w:szCs w:val="26"/>
+                <w:vertAlign w:val="baseline"/>
+                <w:lang w:val="en-US"/>
+              </w:rPr>
+              <w:t>khấu trừ</w:t>
+            </w:r>
+          </w:p>
+        </w:tc>
+      </w:tr>
+    </w:tbl>
+    <w:p>
+      <w:pPr>
+        <w:numPr>
+          <w:numId w:val="0"/>
+        </w:numPr>
+        <w:ind w:leftChars="0"/>
+        <w:rPr>
+          <w:rFonts w:hint="default" w:ascii="Times New Roman" w:hAnsi="Times New Roman" w:cs="Times New Roman"/>
+          <w:b/>
+          <w:bCs/>
+          <w:color w:val="auto"/>
+          <w:sz w:val="26"/>
+          <w:szCs w:val="26"/>
+          <w:lang w:val="en-US"/>
+        </w:rPr>
+      </w:pPr>
+      <w:r>
+        <w:rPr>
+          <w:rFonts w:hint="default" w:ascii="Times New Roman" w:hAnsi="Times New Roman" w:cs="Times New Roman"/>
+          <w:b w:val="0"/>
+          <w:bCs w:val="0"/>
+          <w:color w:val="auto"/>
+          <w:sz w:val="26"/>
+          <w:szCs w:val="26"/>
+          <w:lang w:val="en-US"/>
+        </w:rPr>
+        <w:t>Hai bảng đạt chuẩn 3NF: khóa chính đơn tự tăng định danh duy nhất mỗi dòng; không có phụ thuộc bộ phận hay phụ thuộc bắc cầu; thông tin nhân sự được tham chiếu qua FK với quy tắc ON DELETE NO ACTION ON UPDATE CASCADE. Không đặt UNIQUE trên (MaNV, Thang, Nam, TenPhuCap/TenKhauTru) để cho phép một nhân viên có nhiều khoản phát sinh trong cùng kỳ.</w:t>
+      </w:r>
+    </w:p>
+    <w:p>
+      <w:pPr>
+        <w:rPr>
+          <w:rFonts w:hint="default" w:ascii="Times New Roman" w:hAnsi="Times New Roman" w:cs="Times New Roman"/>
+          <w:b/>
+          <w:bCs/>
           <w:color w:val="auto"/>
           <w:sz w:val="26"/>
           <w:szCs w:val="26"/>
@@ -18,163 +3926,351 @@
         <w:rPr>
           <w:rFonts w:hint="default" w:ascii="Times New Roman" w:hAnsi="Times New Roman" w:cs="Times New Roman"/>
           <w:b/>
+          <w:bCs/>
           <w:color w:val="auto"/>
           <w:sz w:val="26"/>
           <w:szCs w:val="26"/>
           <w:lang w:val="en-US"/>
         </w:rPr>
-        <w:t>PHẦN BÁO CÁO TV3 - PHỤ CẤP VÀ KHẤU TRỪ</w:t>
+        <w:br w:type="page"/>
       </w:r>
     </w:p>
     <w:p>
       <w:pPr>
-        <w:jc w:val="both"/>
+        <w:numPr>
+          <w:numId w:val="0"/>
+        </w:numPr>
+        <w:ind w:leftChars="0"/>
         <w:rPr>
           <w:rFonts w:hint="default" w:ascii="Times New Roman" w:hAnsi="Times New Roman" w:cs="Times New Roman"/>
+          <w:b/>
+          <w:bCs/>
           <w:color w:val="auto"/>
           <w:sz w:val="26"/>
           <w:szCs w:val="26"/>
+          <w:lang w:val="en-US"/>
         </w:rPr>
       </w:pPr>
       <w:r>
         <w:rPr>
           <w:rFonts w:hint="default" w:ascii="Times New Roman" w:hAnsi="Times New Roman" w:cs="Times New Roman"/>
           <w:b/>
+          <w:bCs/>
           <w:color w:val="auto"/>
           <w:sz w:val="26"/>
           <w:szCs w:val="26"/>
+          <w:lang w:val="en-US"/>
         </w:rPr>
-        <w:t>Trần Tiến Đạt – MSSV 24110198 – Nhóm 06 – DBMS330284</w:t>
+        <w:t>2. Đối tượng lập trình CSDL, quy tắc tổng hợp và transaction</w:t>
+      </w:r>
+    </w:p>
+    <w:p>
+      <w:pPr>
+        <w:numPr>
+          <w:numId w:val="0"/>
+        </w:numPr>
+        <w:ind w:leftChars="0"/>
+        <w:rPr>
+          <w:rFonts w:hint="default" w:ascii="Times New Roman" w:hAnsi="Times New Roman" w:cs="Times New Roman"/>
+          <w:b w:val="0"/>
+          <w:bCs w:val="0"/>
+          <w:color w:val="auto"/>
+          <w:sz w:val="26"/>
+          <w:szCs w:val="26"/>
+          <w:lang w:val="en-US"/>
+        </w:rPr>
+      </w:pPr>
+      <w:r>
+        <w:rPr>
+          <w:rFonts w:hint="default" w:ascii="Times New Roman" w:hAnsi="Times New Roman" w:cs="Times New Roman"/>
+          <w:b w:val="0"/>
+          <w:bCs w:val="0"/>
+          <w:color w:val="auto"/>
+          <w:sz w:val="26"/>
+          <w:szCs w:val="26"/>
+          <w:lang w:val="en-US"/>
+        </w:rPr>
+        <w:t>- Non-Clustered Covering Index IX_PHUCAP_MaNV_ThangNam: Đặt trên dbo.PHUCAPNHANVIEN(MaNV, Thang, Nam) INCLUDE (SoTien, TenPhuCap), tối ưu trực tiếp các truy vấn lọc và gom nhóm phụ cấp theo nhân viên và kỳ lương mà không phát sinh Key Lookup.</w:t>
+      </w:r>
+    </w:p>
+    <w:p>
+      <w:pPr>
+        <w:numPr>
+          <w:numId w:val="0"/>
+        </w:numPr>
+        <w:ind w:leftChars="0"/>
+        <w:rPr>
+          <w:rFonts w:hint="default" w:ascii="Times New Roman" w:hAnsi="Times New Roman" w:cs="Times New Roman"/>
+          <w:b w:val="0"/>
+          <w:bCs w:val="0"/>
+          <w:color w:val="auto"/>
+          <w:sz w:val="26"/>
+          <w:szCs w:val="26"/>
+          <w:lang w:val="en-US"/>
+        </w:rPr>
+      </w:pPr>
+      <w:r>
+        <w:rPr>
+          <w:rFonts w:hint="default" w:ascii="Times New Roman" w:hAnsi="Times New Roman" w:cs="Times New Roman"/>
+          <w:b w:val="0"/>
+          <w:bCs w:val="0"/>
+          <w:color w:val="auto"/>
+          <w:sz w:val="26"/>
+          <w:szCs w:val="26"/>
+          <w:lang w:val="en-US"/>
+        </w:rPr>
+        <w:t>- View tổng hợp vw_TongPhuCapThang: KẾT NỐI (INNER JOIN) giữa PHUCAPNHANVIEN và NHANVIEN, gom nhóm theo pc.MaNV, nv.HoTen, pc.Thang, pc.Nam, trả về số khoản phụ cấp COUNT(pc.MaPCNV) và tổng tiền ISNULL(SUM(pc.SoTien), 0).</w:t>
+      </w:r>
+    </w:p>
+    <w:p>
+      <w:pPr>
+        <w:numPr>
+          <w:numId w:val="0"/>
+        </w:numPr>
+        <w:ind w:leftChars="0"/>
+        <w:rPr>
+          <w:rFonts w:hint="default" w:ascii="Times New Roman" w:hAnsi="Times New Roman" w:cs="Times New Roman"/>
+          <w:b w:val="0"/>
+          <w:bCs w:val="0"/>
+          <w:color w:val="auto"/>
+          <w:sz w:val="26"/>
+          <w:szCs w:val="26"/>
+          <w:lang w:val="en-US"/>
+        </w:rPr>
+      </w:pPr>
+      <w:r>
+        <w:rPr>
+          <w:rFonts w:hint="default" w:ascii="Times New Roman" w:hAnsi="Times New Roman" w:cs="Times New Roman"/>
+          <w:b w:val="0"/>
+          <w:bCs w:val="0"/>
+          <w:color w:val="auto"/>
+          <w:sz w:val="26"/>
+          <w:szCs w:val="26"/>
+          <w:lang w:val="en-US"/>
+        </w:rPr>
+        <w:t>- Scalar Function fn_TongKhauTru(@MaNV INT, @Thang INT, @Nam INT): Trả về DECIMAL(18,2) là tổng tiền khấu trừ ISNULL(SUM(SoTien), 0) của nhân viên trong kỳ; trả về 0.00 nếu không có bản ghi. Hàm fn_TongPhuCap thuộc ownership của TV2 (phối hợp cài đặt tại module 03) để cung cấp cặp hàm tổng hợp cho TV4 tính lương.</w:t>
+      </w:r>
+    </w:p>
+    <w:p>
+      <w:pPr>
+        <w:numPr>
+          <w:numId w:val="0"/>
+        </w:numPr>
+        <w:ind w:leftChars="0"/>
+        <w:rPr>
+          <w:rFonts w:hint="default" w:ascii="Times New Roman" w:hAnsi="Times New Roman" w:cs="Times New Roman"/>
+          <w:b w:val="0"/>
+          <w:bCs w:val="0"/>
+          <w:color w:val="auto"/>
+          <w:sz w:val="26"/>
+          <w:szCs w:val="26"/>
+          <w:lang w:val="en-US"/>
+        </w:rPr>
+      </w:pPr>
+      <w:r>
+        <w:rPr>
+          <w:rFonts w:hint="default" w:ascii="Times New Roman" w:hAnsi="Times New Roman" w:cs="Times New Roman"/>
+          <w:b w:val="0"/>
+          <w:bCs w:val="0"/>
+          <w:color w:val="auto"/>
+          <w:sz w:val="26"/>
+          <w:szCs w:val="26"/>
+          <w:lang w:val="en-US"/>
+        </w:rPr>
+        <w:t>- Trigger bảo vệ kỳ chốt trg_PhuCap_KhongSuaKhiDaChotLuong: Gắn trên bảng PHUCAPNHANVIEN (FOR INSERT, UPDATE, DELETE) tại module tích hợp/bảo vệ kỳ lương. Khi phát hiện kỳ (Thang, Nam) trong inserted/deleted tương ứng với kỳ có TrangThai = 'DA_CHOT' trong BANGLUONG, trigger phát lỗi RAISERROR và ROLLBACK TRANSACTION.</w:t>
+      </w:r>
+    </w:p>
+    <w:p>
+      <w:pPr>
+        <w:numPr>
+          <w:numId w:val="0"/>
+        </w:numPr>
+        <w:ind w:leftChars="0"/>
+        <w:rPr>
+          <w:rFonts w:hint="default" w:ascii="Times New Roman" w:hAnsi="Times New Roman" w:cs="Times New Roman"/>
+          <w:b w:val="0"/>
+          <w:bCs w:val="0"/>
+          <w:color w:val="auto"/>
+          <w:sz w:val="26"/>
+          <w:szCs w:val="26"/>
+          <w:lang w:val="en-US"/>
+        </w:rPr>
+      </w:pPr>
+      <w:r>
+        <w:rPr>
+          <w:rFonts w:hint="default" w:ascii="Times New Roman" w:hAnsi="Times New Roman" w:cs="Times New Roman"/>
+          <w:b w:val="0"/>
+          <w:bCs w:val="0"/>
+          <w:color w:val="auto"/>
+          <w:sz w:val="26"/>
+          <w:szCs w:val="26"/>
+          <w:lang w:val="en-US"/>
+        </w:rPr>
+        <w:t>- Stored Procedure &amp; Transaction sp_XoaKyLuongChuaChot(@Thang INT, @Nam INT): Kiểm tra sự tồn tại và trạng thái của kỳ lương trong BANGLUONG. Nếu kỳ không tồn tại hoặc TrangThai = 'DA_CHOT', thủ tục từ chối xóa, ném lỗi qua RAISERROR và ROLLBACK TRANSACTION trong khối TRY...CATCH. Nếu kỳ đang ở trạng thái 'CHUA_CHOT', thủ tục xóa các dòng con trong CHITIETBANGLUONG trước, xóa dòng header trong BANGLUONG sau, rồi COMMIT TRANSACTION.</w:t>
+      </w:r>
+    </w:p>
+    <w:p>
+      <w:pPr>
+        <w:numPr>
+          <w:numId w:val="0"/>
+        </w:numPr>
+        <w:ind w:leftChars="0"/>
+        <w:rPr>
+          <w:rFonts w:hint="default" w:ascii="Times New Roman" w:hAnsi="Times New Roman" w:cs="Times New Roman"/>
+          <w:b w:val="0"/>
+          <w:bCs w:val="0"/>
+          <w:color w:val="auto"/>
+          <w:sz w:val="26"/>
+          <w:szCs w:val="26"/>
+          <w:lang w:val="en-US"/>
+        </w:rPr>
+      </w:pPr>
+      <w:r>
+        <w:rPr>
+          <w:rFonts w:hint="default" w:ascii="Times New Roman" w:hAnsi="Times New Roman" w:cs="Times New Roman"/>
+          <w:b w:val="0"/>
+          <w:bCs w:val="0"/>
+          <w:color w:val="auto"/>
+          <w:sz w:val="26"/>
+          <w:szCs w:val="26"/>
+          <w:lang w:val="en-US"/>
+        </w:rPr>
+        <w:t>- Tầng ứng dụng Java: PhuCapKhauTruPanel → PhuCapKhauTruService → PhuCapDAO / KhauTruDAO → SQL Server. Giao diện hỗ trợ lọc theo Tháng/Năm, hiển thị 3 tab (Phụ cấp, Khấu trừ, Tổng hợp View &amp; Function) và kiểm tra xác nhận trước khi xóa.</w:t>
       </w:r>
     </w:p>
     <w:p>
       <w:pPr>
         <w:rPr>
           <w:rFonts w:hint="default" w:ascii="Times New Roman" w:hAnsi="Times New Roman" w:cs="Times New Roman"/>
+          <w:b/>
+          <w:bCs/>
           <w:color w:val="auto"/>
           <w:sz w:val="26"/>
           <w:szCs w:val="26"/>
+          <w:lang w:val="en-US"/>
         </w:rPr>
       </w:pPr>
       <w:r>
         <w:rPr>
           <w:rFonts w:hint="default" w:ascii="Times New Roman" w:hAnsi="Times New Roman" w:cs="Times New Roman"/>
           <w:b/>
+          <w:bCs/>
           <w:color w:val="auto"/>
           <w:sz w:val="26"/>
           <w:szCs w:val="26"/>
+          <w:lang w:val="en-US"/>
         </w:rPr>
-        <w:t xml:space="preserve">Phạm vi báo cáo. </w:t>
-      </w:r>
-      <w:r>
-        <w:rPr>
-          <w:rFonts w:hint="default" w:ascii="Times New Roman" w:hAnsi="Times New Roman" w:cs="Times New Roman"/>
-          <w:color w:val="auto"/>
-          <w:sz w:val="26"/>
-          <w:szCs w:val="26"/>
-        </w:rPr>
-        <w:t>Tài liệu này tổng hợp phần việc TV3 theo hướng dẫn hoàn thiện bộ nộp của Nhóm 06 và các kết quả kiểm thử được liệt kê trong hướng dẫn. Các chi tiết DDL chưa có trong tài liệu nguồn (tên/biểu thức constraint cụ thể, kiểu dữ liệu từng cột) không được suy đoán; cần đối chiếu trực tiếp script SQL hiện hành trước khi chốt báo cáo toàn nhóm.</w:t>
+        <w:br w:type="page"/>
       </w:r>
     </w:p>
     <w:p>
       <w:pPr>
-        <w:pStyle w:val="2"/>
+        <w:numPr>
+          <w:numId w:val="0"/>
+        </w:numPr>
+        <w:ind w:leftChars="0"/>
         <w:rPr>
           <w:rFonts w:hint="default" w:ascii="Times New Roman" w:hAnsi="Times New Roman" w:cs="Times New Roman"/>
+          <w:b/>
+          <w:bCs/>
           <w:color w:val="auto"/>
           <w:sz w:val="26"/>
           <w:szCs w:val="26"/>
+          <w:lang w:val="en-US"/>
         </w:rPr>
       </w:pPr>
       <w:r>
         <w:rPr>
           <w:rFonts w:hint="default" w:ascii="Times New Roman" w:hAnsi="Times New Roman" w:cs="Times New Roman"/>
+          <w:b/>
+          <w:bCs/>
           <w:color w:val="auto"/>
           <w:sz w:val="26"/>
           <w:szCs w:val="26"/>
+          <w:lang w:val="en-US"/>
         </w:rPr>
-        <w:t>1. Phạm vi và đối tượng phụ trách</w:t>
+        <w:t>3. Kết quả kiểm thử và bằng chứng thực tế trong gói nộp (cập nhật 13/10/2026)</w:t>
       </w:r>
     </w:p>
     <w:p>
       <w:pPr>
+        <w:numPr>
+          <w:numId w:val="0"/>
+        </w:numPr>
+        <w:ind w:leftChars="0"/>
         <w:rPr>
           <w:rFonts w:hint="default" w:ascii="Times New Roman" w:hAnsi="Times New Roman" w:cs="Times New Roman"/>
+          <w:b w:val="0"/>
+          <w:bCs w:val="0"/>
           <w:color w:val="auto"/>
           <w:sz w:val="26"/>
           <w:szCs w:val="26"/>
+          <w:lang w:val="en-US"/>
         </w:rPr>
       </w:pPr>
       <w:r>
         <w:rPr>
           <w:rFonts w:hint="default" w:ascii="Times New Roman" w:hAnsi="Times New Roman" w:cs="Times New Roman"/>
+          <w:b w:val="0"/>
+          <w:bCs w:val="0"/>
           <w:color w:val="auto"/>
           <w:sz w:val="26"/>
           <w:szCs w:val="26"/>
+          <w:lang w:val="en-US"/>
         </w:rPr>
-        <w:t>TV3 phụ trách phần dữ liệu phụ cấp và khấu trừ theo nhân viên, các hàm/tổng hợp liên quan và thủ tục xóa kỳ lương chưa chốt. Phần này phối hợp với TV2 ở function tổng phụ cấp và với TV4/TV5 ở quy trình kỳ lương, transaction và tính nhất quán dữ liệu.</w:t>
+        <w:t>Môi trường thực thi: SQL Server (build 17.0.1000.7, ShowPlan XML version 1.599) tại máy cục bộ, nhánh bàn giao PR #43 (base commit b2e046c). Toàn bộ file log và actual plan hiện hành được đóng gói trực tiếp trong Bo_nop_TV3_TranTienDat/Minh_chung/.</w:t>
       </w:r>
     </w:p>
     <w:tbl>
       <w:tblPr>
-        <w:tblStyle w:val="38"/>
+        <w:tblStyle w:val="35"/>
         <w:tblW w:w="0" w:type="auto"/>
-        <w:jc w:val="center"/>
+        <w:tblInd w:w="0" w:type="dxa"/>
         <w:tblBorders>
-          <w:top w:val="single" w:color="4F81BD" w:themeColor="accent1" w:sz="8" w:space="0"/>
-          <w:left w:val="none" w:color="auto" w:sz="0" w:space="0"/>
-          <w:bottom w:val="single" w:color="4F81BD" w:themeColor="accent1" w:sz="8" w:space="0"/>
-          <w:right w:val="none" w:color="auto" w:sz="0" w:space="0"/>
-          <w:insideH w:val="none" w:color="auto" w:sz="0" w:space="0"/>
-          <w:insideV w:val="none" w:color="auto" w:sz="0" w:space="0"/>
+          <w:top w:val="single" w:color="auto" w:sz="4" w:space="0"/>
+          <w:left w:val="single" w:color="auto" w:sz="4" w:space="0"/>
+          <w:bottom w:val="single" w:color="auto" w:sz="4" w:space="0"/>
+          <w:right w:val="single" w:color="auto" w:sz="4" w:space="0"/>
+          <w:insideH w:val="single" w:color="auto" w:sz="4" w:space="0"/>
+          <w:insideV w:val="single" w:color="auto" w:sz="4" w:space="0"/>
         </w:tblBorders>
         <w:tblLayout w:type="autofit"/>
         <w:tblCellMar>
-          <w:top w:w="0" w:type="dxa"/>
           <w:left w:w="108" w:type="dxa"/>
-          <w:bottom w:w="0" w:type="dxa"/>
           <w:right w:w="108" w:type="dxa"/>
         </w:tblCellMar>
       </w:tblPr>
       <w:tblGrid>
-        <w:gridCol w:w="3389"/>
-        <w:gridCol w:w="3389"/>
-        <w:gridCol w:w="3389"/>
+        <w:gridCol w:w="2632"/>
+        <w:gridCol w:w="1572"/>
+        <w:gridCol w:w="6178"/>
       </w:tblGrid>
       <w:tr>
         <w:tblPrEx>
           <w:tblBorders>
-            <w:top w:val="single" w:color="4F81BD" w:themeColor="accent1" w:sz="8" w:space="0"/>
-            <w:left w:val="none" w:color="auto" w:sz="0" w:space="0"/>
-            <w:bottom w:val="single" w:color="4F81BD" w:themeColor="accent1" w:sz="8" w:space="0"/>
-            <w:right w:val="none" w:color="auto" w:sz="0" w:space="0"/>
-            <w:insideH w:val="none" w:color="auto" w:sz="0" w:space="0"/>
-            <w:insideV w:val="none" w:color="auto" w:sz="0" w:space="0"/>
+            <w:top w:val="single" w:color="auto" w:sz="4" w:space="0"/>
+            <w:left w:val="single" w:color="auto" w:sz="4" w:space="0"/>
+            <w:bottom w:val="single" w:color="auto" w:sz="4" w:space="0"/>
+            <w:right w:val="single" w:color="auto" w:sz="4" w:space="0"/>
+            <w:insideH w:val="single" w:color="auto" w:sz="4" w:space="0"/>
+            <w:insideV w:val="single" w:color="auto" w:sz="4" w:space="0"/>
           </w:tblBorders>
           <w:tblCellMar>
-            <w:top w:w="0" w:type="dxa"/>
             <w:left w:w="108" w:type="dxa"/>
-            <w:bottom w:w="0" w:type="dxa"/>
             <w:right w:w="108" w:type="dxa"/>
           </w:tblCellMar>
         </w:tblPrEx>
-        <w:trPr>
-          <w:jc w:val="center"/>
-        </w:trPr>
         <w:tc>
           <w:tcPr>
-            <w:tcW w:w="3389" w:type="dxa"/>
-            <w:tcBorders>
-              <w:top w:val="single" w:color="auto" w:sz="4" w:space="0"/>
-              <w:left w:val="single" w:color="auto" w:sz="4" w:space="0"/>
-              <w:bottom w:val="single" w:color="auto" w:sz="4" w:space="0"/>
-              <w:right w:val="single" w:color="auto" w:sz="4" w:space="0"/>
-            </w:tcBorders>
+            <w:tcW w:w="2632" w:type="dxa"/>
             <w:vAlign w:val="center"/>
           </w:tcPr>
           <w:p>
             <w:pPr>
-              <w:spacing w:after="0" w:line="240" w:lineRule="auto"/>
+              <w:numPr>
+                <w:numId w:val="0"/>
+              </w:numPr>
+              <w:jc w:val="center"/>
               <w:rPr>
                 <w:rFonts w:hint="default" w:ascii="Times New Roman" w:hAnsi="Times New Roman" w:cs="Times New Roman"/>
                 <w:b/>
@@ -182,6 +4278,8 @@
                 <w:color w:val="auto"/>
                 <w:sz w:val="26"/>
                 <w:szCs w:val="26"/>
+                <w:vertAlign w:val="baseline"/>
+                <w:lang w:val="en-US"/>
               </w:rPr>
             </w:pPr>
             <w:r>
@@ -192,25 +4290,24 @@
                 <w:color w:val="auto"/>
                 <w:sz w:val="26"/>
                 <w:szCs w:val="26"/>
-              </w:rPr>
-              <w:t>Đối tượng</w:t>
+                <w:vertAlign w:val="baseline"/>
+                <w:lang w:val="en-US"/>
+              </w:rPr>
+              <w:t>Hạng mục kiểm thử</w:t>
             </w:r>
           </w:p>
         </w:tc>
         <w:tc>
           <w:tcPr>
-            <w:tcW w:w="3389" w:type="dxa"/>
-            <w:tcBorders>
-              <w:top w:val="single" w:color="auto" w:sz="4" w:space="0"/>
-              <w:left w:val="single" w:color="auto" w:sz="4" w:space="0"/>
-              <w:bottom w:val="single" w:color="auto" w:sz="4" w:space="0"/>
-              <w:right w:val="single" w:color="auto" w:sz="4" w:space="0"/>
-            </w:tcBorders>
+            <w:tcW w:w="1572" w:type="dxa"/>
             <w:vAlign w:val="center"/>
           </w:tcPr>
           <w:p>
             <w:pPr>
-              <w:spacing w:after="0" w:line="240" w:lineRule="auto"/>
+              <w:numPr>
+                <w:numId w:val="0"/>
+              </w:numPr>
+              <w:jc w:val="center"/>
               <w:rPr>
                 <w:rFonts w:hint="default" w:ascii="Times New Roman" w:hAnsi="Times New Roman" w:cs="Times New Roman"/>
                 <w:b/>
@@ -218,6 +4315,8 @@
                 <w:color w:val="auto"/>
                 <w:sz w:val="26"/>
                 <w:szCs w:val="26"/>
+                <w:vertAlign w:val="baseline"/>
+                <w:lang w:val="en-US"/>
               </w:rPr>
             </w:pPr>
             <w:r>
@@ -228,25 +4327,24 @@
                 <w:color w:val="auto"/>
                 <w:sz w:val="26"/>
                 <w:szCs w:val="26"/>
-              </w:rPr>
-              <w:t>Vai trò trong phạm vi TV3</w:t>
+                <w:vertAlign w:val="baseline"/>
+                <w:lang w:val="en-US"/>
+              </w:rPr>
+              <w:t>Kết quả</w:t>
             </w:r>
           </w:p>
         </w:tc>
         <w:tc>
           <w:tcPr>
-            <w:tcW w:w="3389" w:type="dxa"/>
-            <w:tcBorders>
-              <w:top w:val="single" w:color="auto" w:sz="4" w:space="0"/>
-              <w:left w:val="single" w:color="auto" w:sz="4" w:space="0"/>
-              <w:bottom w:val="single" w:color="auto" w:sz="4" w:space="0"/>
-              <w:right w:val="single" w:color="auto" w:sz="4" w:space="0"/>
-            </w:tcBorders>
+            <w:tcW w:w="6178" w:type="dxa"/>
             <w:vAlign w:val="center"/>
           </w:tcPr>
           <w:p>
             <w:pPr>
-              <w:spacing w:after="0" w:line="240" w:lineRule="auto"/>
+              <w:numPr>
+                <w:numId w:val="0"/>
+              </w:numPr>
+              <w:jc w:val="center"/>
               <w:rPr>
                 <w:rFonts w:hint="default" w:ascii="Times New Roman" w:hAnsi="Times New Roman" w:cs="Times New Roman"/>
                 <w:b/>
@@ -254,6 +4352,8 @@
                 <w:color w:val="auto"/>
                 <w:sz w:val="26"/>
                 <w:szCs w:val="26"/>
+                <w:vertAlign w:val="baseline"/>
+                <w:lang w:val="en-US"/>
               </w:rPr>
             </w:pPr>
             <w:r>
@@ -264,8 +4364,10 @@
                 <w:color w:val="auto"/>
                 <w:sz w:val="26"/>
                 <w:szCs w:val="26"/>
-              </w:rPr>
-              <w:t>Điểm cần xác minh khi đối chiếu source</w:t>
+                <w:vertAlign w:val="baseline"/>
+                <w:lang w:val="en-US"/>
+              </w:rPr>
+              <w:t>Nội dung xác minh và phạm vi bằng chứng</w:t>
             </w:r>
           </w:p>
         </w:tc>
@@ -273,116 +4375,126 @@
       <w:tr>
         <w:tblPrEx>
           <w:tblBorders>
-            <w:top w:val="single" w:color="4F81BD" w:themeColor="accent1" w:sz="8" w:space="0"/>
-            <w:left w:val="none" w:color="auto" w:sz="0" w:space="0"/>
-            <w:bottom w:val="single" w:color="4F81BD" w:themeColor="accent1" w:sz="8" w:space="0"/>
-            <w:right w:val="none" w:color="auto" w:sz="0" w:space="0"/>
-            <w:insideH w:val="none" w:color="auto" w:sz="0" w:space="0"/>
-            <w:insideV w:val="none" w:color="auto" w:sz="0" w:space="0"/>
+            <w:top w:val="single" w:color="auto" w:sz="4" w:space="0"/>
+            <w:left w:val="single" w:color="auto" w:sz="4" w:space="0"/>
+            <w:bottom w:val="single" w:color="auto" w:sz="4" w:space="0"/>
+            <w:right w:val="single" w:color="auto" w:sz="4" w:space="0"/>
+            <w:insideH w:val="single" w:color="auto" w:sz="4" w:space="0"/>
+            <w:insideV w:val="single" w:color="auto" w:sz="4" w:space="0"/>
           </w:tblBorders>
           <w:tblCellMar>
-            <w:top w:w="0" w:type="dxa"/>
             <w:left w:w="108" w:type="dxa"/>
-            <w:bottom w:w="0" w:type="dxa"/>
             <w:right w:w="108" w:type="dxa"/>
           </w:tblCellMar>
         </w:tblPrEx>
-        <w:trPr>
-          <w:jc w:val="center"/>
-        </w:trPr>
         <w:tc>
           <w:tcPr>
-            <w:tcW w:w="3389" w:type="dxa"/>
-            <w:tcBorders>
-              <w:top w:val="single" w:color="auto" w:sz="4" w:space="0"/>
-              <w:left w:val="single" w:color="auto" w:sz="4" w:space="0"/>
-              <w:bottom w:val="single" w:color="auto" w:sz="4" w:space="0"/>
-              <w:right w:val="single" w:color="auto" w:sz="4" w:space="0"/>
-            </w:tcBorders>
+            <w:tcW w:w="2632" w:type="dxa"/>
             <w:vAlign w:val="center"/>
           </w:tcPr>
           <w:p>
             <w:pPr>
-              <w:spacing w:after="0" w:line="240" w:lineRule="auto"/>
-              <w:rPr>
-                <w:rFonts w:hint="default" w:ascii="Times New Roman" w:hAnsi="Times New Roman" w:cs="Times New Roman"/>
-                <w:color w:val="auto"/>
-                <w:sz w:val="26"/>
-                <w:szCs w:val="26"/>
+              <w:numPr>
+                <w:numId w:val="0"/>
+              </w:numPr>
+              <w:jc w:val="center"/>
+              <w:rPr>
+                <w:rFonts w:hint="default" w:ascii="Times New Roman" w:hAnsi="Times New Roman" w:cs="Times New Roman"/>
+                <w:b w:val="0"/>
+                <w:bCs w:val="0"/>
+                <w:color w:val="auto"/>
+                <w:sz w:val="26"/>
+                <w:szCs w:val="26"/>
+                <w:vertAlign w:val="baseline"/>
+                <w:lang w:val="en-US"/>
               </w:rPr>
             </w:pPr>
             <w:r>
               <w:rPr>
                 <w:rFonts w:hint="default" w:ascii="Times New Roman" w:hAnsi="Times New Roman" w:cs="Times New Roman"/>
-                <w:color w:val="auto"/>
-                <w:sz w:val="26"/>
-                <w:szCs w:val="26"/>
-              </w:rPr>
-              <w:t>PHUCAPNHANVIEN</w:t>
+                <w:b w:val="0"/>
+                <w:bCs w:val="0"/>
+                <w:color w:val="auto"/>
+                <w:sz w:val="26"/>
+                <w:szCs w:val="26"/>
+                <w:vertAlign w:val="baseline"/>
+                <w:lang w:val="en-US"/>
+              </w:rPr>
+              <w:t>Kiểm thử module SQL TV3</w:t>
             </w:r>
           </w:p>
         </w:tc>
         <w:tc>
           <w:tcPr>
-            <w:tcW w:w="3389" w:type="dxa"/>
-            <w:tcBorders>
-              <w:top w:val="single" w:color="auto" w:sz="4" w:space="0"/>
-              <w:left w:val="single" w:color="auto" w:sz="4" w:space="0"/>
-              <w:bottom w:val="single" w:color="auto" w:sz="4" w:space="0"/>
-              <w:right w:val="single" w:color="auto" w:sz="4" w:space="0"/>
-            </w:tcBorders>
+            <w:tcW w:w="1572" w:type="dxa"/>
             <w:vAlign w:val="center"/>
           </w:tcPr>
           <w:p>
             <w:pPr>
-              <w:spacing w:after="0" w:line="240" w:lineRule="auto"/>
-              <w:rPr>
-                <w:rFonts w:hint="default" w:ascii="Times New Roman" w:hAnsi="Times New Roman" w:cs="Times New Roman"/>
-                <w:color w:val="auto"/>
-                <w:sz w:val="26"/>
-                <w:szCs w:val="26"/>
+              <w:numPr>
+                <w:numId w:val="0"/>
+              </w:numPr>
+              <w:jc w:val="center"/>
+              <w:rPr>
+                <w:rFonts w:hint="default" w:ascii="Times New Roman" w:hAnsi="Times New Roman" w:cs="Times New Roman"/>
+                <w:b w:val="0"/>
+                <w:bCs w:val="0"/>
+                <w:color w:val="auto"/>
+                <w:sz w:val="26"/>
+                <w:szCs w:val="26"/>
+                <w:vertAlign w:val="baseline"/>
+                <w:lang w:val="en-US"/>
               </w:rPr>
             </w:pPr>
             <w:r>
               <w:rPr>
                 <w:rFonts w:hint="default" w:ascii="Times New Roman" w:hAnsi="Times New Roman" w:cs="Times New Roman"/>
-                <w:color w:val="auto"/>
-                <w:sz w:val="26"/>
-                <w:szCs w:val="26"/>
-              </w:rPr>
-              <w:t>Lưu khoản phụ cấp gắn với nhân viên; là nguồn cho tổng phụ cấp theo kỳ.</w:t>
+                <w:b w:val="0"/>
+                <w:bCs w:val="0"/>
+                <w:color w:val="auto"/>
+                <w:sz w:val="26"/>
+                <w:szCs w:val="26"/>
+                <w:vertAlign w:val="baseline"/>
+                <w:lang w:val="en-US"/>
+              </w:rPr>
+              <w:t>PASS</w:t>
             </w:r>
           </w:p>
         </w:tc>
         <w:tc>
           <w:tcPr>
-            <w:tcW w:w="3389" w:type="dxa"/>
-            <w:tcBorders>
-              <w:top w:val="single" w:color="auto" w:sz="4" w:space="0"/>
-              <w:left w:val="single" w:color="auto" w:sz="4" w:space="0"/>
-              <w:bottom w:val="single" w:color="auto" w:sz="4" w:space="0"/>
-              <w:right w:val="single" w:color="auto" w:sz="4" w:space="0"/>
-            </w:tcBorders>
+            <w:tcW w:w="6178" w:type="dxa"/>
             <w:vAlign w:val="center"/>
           </w:tcPr>
           <w:p>
             <w:pPr>
-              <w:spacing w:after="0" w:line="240" w:lineRule="auto"/>
-              <w:rPr>
-                <w:rFonts w:hint="default" w:ascii="Times New Roman" w:hAnsi="Times New Roman" w:cs="Times New Roman"/>
-                <w:color w:val="auto"/>
-                <w:sz w:val="26"/>
-                <w:szCs w:val="26"/>
+              <w:numPr>
+                <w:numId w:val="0"/>
+              </w:numPr>
+              <w:jc w:val="left"/>
+              <w:rPr>
+                <w:rFonts w:hint="default" w:ascii="Times New Roman" w:hAnsi="Times New Roman" w:cs="Times New Roman"/>
+                <w:b w:val="0"/>
+                <w:bCs w:val="0"/>
+                <w:color w:val="auto"/>
+                <w:sz w:val="26"/>
+                <w:szCs w:val="26"/>
+                <w:vertAlign w:val="baseline"/>
+                <w:lang w:val="en-US"/>
               </w:rPr>
             </w:pPr>
             <w:r>
               <w:rPr>
                 <w:rFonts w:hint="default" w:ascii="Times New Roman" w:hAnsi="Times New Roman" w:cs="Times New Roman"/>
-                <w:color w:val="auto"/>
-                <w:sz w:val="26"/>
-                <w:szCs w:val="26"/>
-              </w:rPr>
-              <w:t>Tên cột, kiểu dữ liệu, NULL/default, PK/FK và CHECK số tiền/tháng/năm.</w:t>
+                <w:b w:val="0"/>
+                <w:bCs w:val="0"/>
+                <w:color w:val="auto"/>
+                <w:sz w:val="26"/>
+                <w:szCs w:val="26"/>
+                <w:vertAlign w:val="baseline"/>
+                <w:lang w:val="en-US"/>
+              </w:rPr>
+              <w:t>Log chạy ngày 13/10/2026 (00:45:21 +07:00), 4 dòng PASS xác minh: (1) Tạo NV QA, phụ cấp 100+200, khấu trừ 20+30, kiểm fn_TongPhuCap/fn_TongKhauTru ở kỳ 5/2020 và kỳ rỗng 12/2020, kiểm 2 views; (2) Chặn CHECK phụ cấp âm (-1) và khấu trừ tháng 13; (3) sp_XoaKyLuongChuaChot xóa kỳ nháp 5/2020; (4) Từ chối xóa kỳ chốt 6/2020, bảo toàn @@TRANCOUNT = 0 và dọn sạch fixture. Giới hạn: Bài test tập trung kiểm header kỳ lương, không chèn chi tiết lương và không gọi riêng trigger/SP thêm phụ cấp trong log này.</w:t>
             </w:r>
           </w:p>
         </w:tc>
@@ -390,116 +4502,126 @@
       <w:tr>
         <w:tblPrEx>
           <w:tblBorders>
-            <w:top w:val="single" w:color="4F81BD" w:themeColor="accent1" w:sz="8" w:space="0"/>
-            <w:left w:val="none" w:color="auto" w:sz="0" w:space="0"/>
-            <w:bottom w:val="single" w:color="4F81BD" w:themeColor="accent1" w:sz="8" w:space="0"/>
-            <w:right w:val="none" w:color="auto" w:sz="0" w:space="0"/>
-            <w:insideH w:val="none" w:color="auto" w:sz="0" w:space="0"/>
-            <w:insideV w:val="none" w:color="auto" w:sz="0" w:space="0"/>
+            <w:top w:val="single" w:color="auto" w:sz="4" w:space="0"/>
+            <w:left w:val="single" w:color="auto" w:sz="4" w:space="0"/>
+            <w:bottom w:val="single" w:color="auto" w:sz="4" w:space="0"/>
+            <w:right w:val="single" w:color="auto" w:sz="4" w:space="0"/>
+            <w:insideH w:val="single" w:color="auto" w:sz="4" w:space="0"/>
+            <w:insideV w:val="single" w:color="auto" w:sz="4" w:space="0"/>
           </w:tblBorders>
           <w:tblCellMar>
-            <w:top w:w="0" w:type="dxa"/>
             <w:left w:w="108" w:type="dxa"/>
-            <w:bottom w:w="0" w:type="dxa"/>
             <w:right w:w="108" w:type="dxa"/>
           </w:tblCellMar>
         </w:tblPrEx>
-        <w:trPr>
-          <w:jc w:val="center"/>
-        </w:trPr>
         <w:tc>
           <w:tcPr>
-            <w:tcW w:w="3389" w:type="dxa"/>
-            <w:tcBorders>
-              <w:top w:val="single" w:color="auto" w:sz="4" w:space="0"/>
-              <w:left w:val="single" w:color="auto" w:sz="4" w:space="0"/>
-              <w:bottom w:val="single" w:color="auto" w:sz="4" w:space="0"/>
-              <w:right w:val="single" w:color="auto" w:sz="4" w:space="0"/>
-            </w:tcBorders>
+            <w:tcW w:w="2632" w:type="dxa"/>
             <w:vAlign w:val="center"/>
           </w:tcPr>
           <w:p>
             <w:pPr>
-              <w:spacing w:after="0" w:line="240" w:lineRule="auto"/>
-              <w:rPr>
-                <w:rFonts w:hint="default" w:ascii="Times New Roman" w:hAnsi="Times New Roman" w:cs="Times New Roman"/>
-                <w:color w:val="auto"/>
-                <w:sz w:val="26"/>
-                <w:szCs w:val="26"/>
+              <w:numPr>
+                <w:numId w:val="0"/>
+              </w:numPr>
+              <w:jc w:val="center"/>
+              <w:rPr>
+                <w:rFonts w:hint="default" w:ascii="Times New Roman" w:hAnsi="Times New Roman" w:cs="Times New Roman"/>
+                <w:b w:val="0"/>
+                <w:bCs w:val="0"/>
+                <w:color w:val="auto"/>
+                <w:sz w:val="26"/>
+                <w:szCs w:val="26"/>
+                <w:vertAlign w:val="baseline"/>
+                <w:lang w:val="en-US"/>
               </w:rPr>
             </w:pPr>
             <w:r>
               <w:rPr>
                 <w:rFonts w:hint="default" w:ascii="Times New Roman" w:hAnsi="Times New Roman" w:cs="Times New Roman"/>
-                <w:color w:val="auto"/>
-                <w:sz w:val="26"/>
-                <w:szCs w:val="26"/>
-              </w:rPr>
-              <w:t>KHAUTRUNHANVIEN</w:t>
+                <w:b w:val="0"/>
+                <w:bCs w:val="0"/>
+                <w:color w:val="auto"/>
+                <w:sz w:val="26"/>
+                <w:szCs w:val="26"/>
+                <w:vertAlign w:val="baseline"/>
+                <w:lang w:val="en-US"/>
+              </w:rPr>
+              <w:t>Benchmark index phụ cấp</w:t>
             </w:r>
           </w:p>
         </w:tc>
         <w:tc>
           <w:tcPr>
-            <w:tcW w:w="3389" w:type="dxa"/>
-            <w:tcBorders>
-              <w:top w:val="single" w:color="auto" w:sz="4" w:space="0"/>
-              <w:left w:val="single" w:color="auto" w:sz="4" w:space="0"/>
-              <w:bottom w:val="single" w:color="auto" w:sz="4" w:space="0"/>
-              <w:right w:val="single" w:color="auto" w:sz="4" w:space="0"/>
-            </w:tcBorders>
+            <w:tcW w:w="1572" w:type="dxa"/>
             <w:vAlign w:val="center"/>
           </w:tcPr>
           <w:p>
             <w:pPr>
-              <w:spacing w:after="0" w:line="240" w:lineRule="auto"/>
-              <w:rPr>
-                <w:rFonts w:hint="default" w:ascii="Times New Roman" w:hAnsi="Times New Roman" w:cs="Times New Roman"/>
-                <w:color w:val="auto"/>
-                <w:sz w:val="26"/>
-                <w:szCs w:val="26"/>
+              <w:numPr>
+                <w:numId w:val="0"/>
+              </w:numPr>
+              <w:jc w:val="center"/>
+              <w:rPr>
+                <w:rFonts w:hint="default" w:ascii="Times New Roman" w:hAnsi="Times New Roman" w:cs="Times New Roman"/>
+                <w:b w:val="0"/>
+                <w:bCs w:val="0"/>
+                <w:color w:val="auto"/>
+                <w:sz w:val="26"/>
+                <w:szCs w:val="26"/>
+                <w:vertAlign w:val="baseline"/>
+                <w:lang w:val="en-US"/>
               </w:rPr>
             </w:pPr>
             <w:r>
               <w:rPr>
                 <w:rFonts w:hint="default" w:ascii="Times New Roman" w:hAnsi="Times New Roman" w:cs="Times New Roman"/>
-                <w:color w:val="auto"/>
-                <w:sz w:val="26"/>
-                <w:szCs w:val="26"/>
-              </w:rPr>
-              <w:t>Lưu khoản khấu trừ gắn với nhân viên; là nguồn cho tổng khấu trừ theo kỳ.</w:t>
+                <w:b w:val="0"/>
+                <w:bCs w:val="0"/>
+                <w:color w:val="auto"/>
+                <w:sz w:val="26"/>
+                <w:szCs w:val="26"/>
+                <w:vertAlign w:val="baseline"/>
+                <w:lang w:val="en-US"/>
+              </w:rPr>
+              <w:t>PASS</w:t>
             </w:r>
           </w:p>
         </w:tc>
         <w:tc>
           <w:tcPr>
-            <w:tcW w:w="3389" w:type="dxa"/>
-            <w:tcBorders>
-              <w:top w:val="single" w:color="auto" w:sz="4" w:space="0"/>
-              <w:left w:val="single" w:color="auto" w:sz="4" w:space="0"/>
-              <w:bottom w:val="single" w:color="auto" w:sz="4" w:space="0"/>
-              <w:right w:val="single" w:color="auto" w:sz="4" w:space="0"/>
-            </w:tcBorders>
+            <w:tcW w:w="6178" w:type="dxa"/>
             <w:vAlign w:val="center"/>
           </w:tcPr>
           <w:p>
             <w:pPr>
-              <w:spacing w:after="0" w:line="240" w:lineRule="auto"/>
-              <w:rPr>
-                <w:rFonts w:hint="default" w:ascii="Times New Roman" w:hAnsi="Times New Roman" w:cs="Times New Roman"/>
-                <w:color w:val="auto"/>
-                <w:sz w:val="26"/>
-                <w:szCs w:val="26"/>
+              <w:numPr>
+                <w:numId w:val="0"/>
+              </w:numPr>
+              <w:jc w:val="left"/>
+              <w:rPr>
+                <w:rFonts w:hint="default" w:ascii="Times New Roman" w:hAnsi="Times New Roman" w:cs="Times New Roman"/>
+                <w:b w:val="0"/>
+                <w:bCs w:val="0"/>
+                <w:color w:val="auto"/>
+                <w:sz w:val="26"/>
+                <w:szCs w:val="26"/>
+                <w:vertAlign w:val="baseline"/>
+                <w:lang w:val="en-US"/>
               </w:rPr>
             </w:pPr>
             <w:r>
               <w:rPr>
                 <w:rFonts w:hint="default" w:ascii="Times New Roman" w:hAnsi="Times New Roman" w:cs="Times New Roman"/>
-                <w:color w:val="auto"/>
-                <w:sz w:val="26"/>
-                <w:szCs w:val="26"/>
-              </w:rPr>
-              <w:t>Tên cột, kiểu dữ liệu, NULL/default, PK/FK và CHECK số tiền/tháng/năm.</w:t>
+                <w:b w:val="0"/>
+                <w:bCs w:val="0"/>
+                <w:color w:val="auto"/>
+                <w:sz w:val="26"/>
+                <w:szCs w:val="26"/>
+                <w:vertAlign w:val="baseline"/>
+                <w:lang w:val="en-US"/>
+              </w:rPr>
+              <w:t>Log chạy ngày 13/10/2026 (00:32:54 +07:00) trên bảng tạm #PHUCAP_BENCHMARK (30.000 dòng), truy vấn MaNV = 25 AND Thang = 9 AND Nam = 2026 (7 dòng nguồn, gom nhóm trả về 1 dòng tổng hợp). Logical reads giảm từ 642 (Clustered Index Scan) xuống 2 (Index Seek trên IX_PHUCAP_BENCHMARK_MaNV_ThangNam). Messages ghi CPU 0/0 ms, elapsed 37/27 ms; đã dọn bảng tạm.</w:t>
             </w:r>
           </w:p>
         </w:tc>
@@ -507,116 +4629,126 @@
       <w:tr>
         <w:tblPrEx>
           <w:tblBorders>
-            <w:top w:val="single" w:color="4F81BD" w:themeColor="accent1" w:sz="8" w:space="0"/>
-            <w:left w:val="none" w:color="auto" w:sz="0" w:space="0"/>
-            <w:bottom w:val="single" w:color="4F81BD" w:themeColor="accent1" w:sz="8" w:space="0"/>
-            <w:right w:val="none" w:color="auto" w:sz="0" w:space="0"/>
-            <w:insideH w:val="none" w:color="auto" w:sz="0" w:space="0"/>
-            <w:insideV w:val="none" w:color="auto" w:sz="0" w:space="0"/>
+            <w:top w:val="single" w:color="auto" w:sz="4" w:space="0"/>
+            <w:left w:val="single" w:color="auto" w:sz="4" w:space="0"/>
+            <w:bottom w:val="single" w:color="auto" w:sz="4" w:space="0"/>
+            <w:right w:val="single" w:color="auto" w:sz="4" w:space="0"/>
+            <w:insideH w:val="single" w:color="auto" w:sz="4" w:space="0"/>
+            <w:insideV w:val="single" w:color="auto" w:sz="4" w:space="0"/>
           </w:tblBorders>
           <w:tblCellMar>
-            <w:top w:w="0" w:type="dxa"/>
             <w:left w:w="108" w:type="dxa"/>
-            <w:bottom w:w="0" w:type="dxa"/>
             <w:right w:w="108" w:type="dxa"/>
           </w:tblCellMar>
         </w:tblPrEx>
-        <w:trPr>
-          <w:jc w:val="center"/>
-        </w:trPr>
         <w:tc>
           <w:tcPr>
-            <w:tcW w:w="3389" w:type="dxa"/>
-            <w:tcBorders>
-              <w:top w:val="single" w:color="auto" w:sz="4" w:space="0"/>
-              <w:left w:val="single" w:color="auto" w:sz="4" w:space="0"/>
-              <w:bottom w:val="single" w:color="auto" w:sz="4" w:space="0"/>
-              <w:right w:val="single" w:color="auto" w:sz="4" w:space="0"/>
-            </w:tcBorders>
+            <w:tcW w:w="2632" w:type="dxa"/>
             <w:vAlign w:val="center"/>
           </w:tcPr>
           <w:p>
             <w:pPr>
-              <w:spacing w:after="0" w:line="240" w:lineRule="auto"/>
-              <w:rPr>
-                <w:rFonts w:hint="default" w:ascii="Times New Roman" w:hAnsi="Times New Roman" w:cs="Times New Roman"/>
-                <w:color w:val="auto"/>
-                <w:sz w:val="26"/>
-                <w:szCs w:val="26"/>
+              <w:numPr>
+                <w:numId w:val="0"/>
+              </w:numPr>
+              <w:jc w:val="center"/>
+              <w:rPr>
+                <w:rFonts w:hint="default" w:ascii="Times New Roman" w:hAnsi="Times New Roman" w:cs="Times New Roman"/>
+                <w:b w:val="0"/>
+                <w:bCs w:val="0"/>
+                <w:color w:val="auto"/>
+                <w:sz w:val="26"/>
+                <w:szCs w:val="26"/>
+                <w:vertAlign w:val="baseline"/>
+                <w:lang w:val="en-US"/>
               </w:rPr>
             </w:pPr>
             <w:r>
               <w:rPr>
                 <w:rFonts w:hint="default" w:ascii="Times New Roman" w:hAnsi="Times New Roman" w:cs="Times New Roman"/>
-                <w:color w:val="auto"/>
-                <w:sz w:val="26"/>
-                <w:szCs w:val="26"/>
-              </w:rPr>
-              <w:t>Function tổng hợp</w:t>
+                <w:b w:val="0"/>
+                <w:bCs w:val="0"/>
+                <w:color w:val="auto"/>
+                <w:sz w:val="26"/>
+                <w:szCs w:val="26"/>
+                <w:vertAlign w:val="baseline"/>
+                <w:lang w:val="en-US"/>
+              </w:rPr>
+              <w:t>Actual Execution Plan</w:t>
             </w:r>
           </w:p>
         </w:tc>
         <w:tc>
           <w:tcPr>
-            <w:tcW w:w="3389" w:type="dxa"/>
-            <w:tcBorders>
-              <w:top w:val="single" w:color="auto" w:sz="4" w:space="0"/>
-              <w:left w:val="single" w:color="auto" w:sz="4" w:space="0"/>
-              <w:bottom w:val="single" w:color="auto" w:sz="4" w:space="0"/>
-              <w:right w:val="single" w:color="auto" w:sz="4" w:space="0"/>
-            </w:tcBorders>
+            <w:tcW w:w="1572" w:type="dxa"/>
             <w:vAlign w:val="center"/>
           </w:tcPr>
           <w:p>
             <w:pPr>
-              <w:spacing w:after="0" w:line="240" w:lineRule="auto"/>
-              <w:rPr>
-                <w:rFonts w:hint="default" w:ascii="Times New Roman" w:hAnsi="Times New Roman" w:cs="Times New Roman"/>
-                <w:color w:val="auto"/>
-                <w:sz w:val="26"/>
-                <w:szCs w:val="26"/>
+              <w:numPr>
+                <w:numId w:val="0"/>
+              </w:numPr>
+              <w:jc w:val="center"/>
+              <w:rPr>
+                <w:rFonts w:hint="default" w:ascii="Times New Roman" w:hAnsi="Times New Roman" w:cs="Times New Roman"/>
+                <w:b w:val="0"/>
+                <w:bCs w:val="0"/>
+                <w:color w:val="auto"/>
+                <w:sz w:val="26"/>
+                <w:szCs w:val="26"/>
+                <w:vertAlign w:val="baseline"/>
+                <w:lang w:val="en-US"/>
               </w:rPr>
             </w:pPr>
             <w:r>
               <w:rPr>
                 <w:rFonts w:hint="default" w:ascii="Times New Roman" w:hAnsi="Times New Roman" w:cs="Times New Roman"/>
-                <w:color w:val="auto"/>
-                <w:sz w:val="26"/>
-                <w:szCs w:val="26"/>
-              </w:rPr>
-              <w:t>Tổng hợp các khoản theo nhân viên/kỳ; được module tính lương sử dụng.</w:t>
+                <w:b w:val="0"/>
+                <w:bCs w:val="0"/>
+                <w:color w:val="auto"/>
+                <w:sz w:val="26"/>
+                <w:szCs w:val="26"/>
+                <w:vertAlign w:val="baseline"/>
+                <w:lang w:val="en-US"/>
+              </w:rPr>
+              <w:t>PASS</w:t>
             </w:r>
           </w:p>
         </w:tc>
         <w:tc>
           <w:tcPr>
-            <w:tcW w:w="3389" w:type="dxa"/>
-            <w:tcBorders>
-              <w:top w:val="single" w:color="auto" w:sz="4" w:space="0"/>
-              <w:left w:val="single" w:color="auto" w:sz="4" w:space="0"/>
-              <w:bottom w:val="single" w:color="auto" w:sz="4" w:space="0"/>
-              <w:right w:val="single" w:color="auto" w:sz="4" w:space="0"/>
-            </w:tcBorders>
+            <w:tcW w:w="6178" w:type="dxa"/>
             <w:vAlign w:val="center"/>
           </w:tcPr>
           <w:p>
             <w:pPr>
-              <w:spacing w:after="0" w:line="240" w:lineRule="auto"/>
-              <w:rPr>
-                <w:rFonts w:hint="default" w:ascii="Times New Roman" w:hAnsi="Times New Roman" w:cs="Times New Roman"/>
-                <w:color w:val="auto"/>
-                <w:sz w:val="26"/>
-                <w:szCs w:val="26"/>
+              <w:numPr>
+                <w:numId w:val="0"/>
+              </w:numPr>
+              <w:jc w:val="left"/>
+              <w:rPr>
+                <w:rFonts w:hint="default" w:ascii="Times New Roman" w:hAnsi="Times New Roman" w:cs="Times New Roman"/>
+                <w:b w:val="0"/>
+                <w:bCs w:val="0"/>
+                <w:color w:val="auto"/>
+                <w:sz w:val="26"/>
+                <w:szCs w:val="26"/>
+                <w:vertAlign w:val="baseline"/>
+                <w:lang w:val="en-US"/>
               </w:rPr>
             </w:pPr>
             <w:r>
               <w:rPr>
                 <w:rFonts w:hint="default" w:ascii="Times New Roman" w:hAnsi="Times New Roman" w:cs="Times New Roman"/>
-                <w:color w:val="auto"/>
-                <w:sz w:val="26"/>
-                <w:szCs w:val="26"/>
-              </w:rPr>
-              <w:t>Tên hàm, quy tắc kỳ và nhánh SUM trực tiếp nếu function chưa tồn tại.</w:t>
+                <w:b w:val="0"/>
+                <w:bCs w:val="0"/>
+                <w:color w:val="auto"/>
+                <w:sz w:val="26"/>
+                <w:szCs w:val="26"/>
+                <w:vertAlign w:val="baseline"/>
+                <w:lang w:val="en-US"/>
+              </w:rPr>
+              <w:t>File TV3_ActualPlan.sqlplan chứa runtime counters khớp truy vấn benchmark: nạp 30.000 dòng, nhánh trước Index dùng Clustered Index Scan (642 reads, 7 rows), nhánh sau Index dùng Index Seek (2 reads, 7 rows). QueryTimeStats trong XML ghi 4 ms / 0 ms (khác nguồn đo với elapsed của Messages nên không gộp chung).</w:t>
             </w:r>
           </w:p>
         </w:tc>
@@ -624,116 +4756,126 @@
       <w:tr>
         <w:tblPrEx>
           <w:tblBorders>
-            <w:top w:val="single" w:color="4F81BD" w:themeColor="accent1" w:sz="8" w:space="0"/>
-            <w:left w:val="none" w:color="auto" w:sz="0" w:space="0"/>
-            <w:bottom w:val="single" w:color="4F81BD" w:themeColor="accent1" w:sz="8" w:space="0"/>
-            <w:right w:val="none" w:color="auto" w:sz="0" w:space="0"/>
-            <w:insideH w:val="none" w:color="auto" w:sz="0" w:space="0"/>
-            <w:insideV w:val="none" w:color="auto" w:sz="0" w:space="0"/>
+            <w:top w:val="single" w:color="auto" w:sz="4" w:space="0"/>
+            <w:left w:val="single" w:color="auto" w:sz="4" w:space="0"/>
+            <w:bottom w:val="single" w:color="auto" w:sz="4" w:space="0"/>
+            <w:right w:val="single" w:color="auto" w:sz="4" w:space="0"/>
+            <w:insideH w:val="single" w:color="auto" w:sz="4" w:space="0"/>
+            <w:insideV w:val="single" w:color="auto" w:sz="4" w:space="0"/>
           </w:tblBorders>
           <w:tblCellMar>
-            <w:top w:w="0" w:type="dxa"/>
             <w:left w:w="108" w:type="dxa"/>
-            <w:bottom w:w="0" w:type="dxa"/>
             <w:right w:w="108" w:type="dxa"/>
           </w:tblCellMar>
         </w:tblPrEx>
-        <w:trPr>
-          <w:jc w:val="center"/>
-        </w:trPr>
         <w:tc>
           <w:tcPr>
-            <w:tcW w:w="3389" w:type="dxa"/>
-            <w:tcBorders>
-              <w:top w:val="single" w:color="auto" w:sz="4" w:space="0"/>
-              <w:left w:val="single" w:color="auto" w:sz="4" w:space="0"/>
-              <w:bottom w:val="single" w:color="auto" w:sz="4" w:space="0"/>
-              <w:right w:val="single" w:color="auto" w:sz="4" w:space="0"/>
-            </w:tcBorders>
+            <w:tcW w:w="2632" w:type="dxa"/>
             <w:vAlign w:val="center"/>
           </w:tcPr>
           <w:p>
             <w:pPr>
-              <w:spacing w:after="0" w:line="240" w:lineRule="auto"/>
-              <w:rPr>
-                <w:rFonts w:hint="default" w:ascii="Times New Roman" w:hAnsi="Times New Roman" w:cs="Times New Roman"/>
-                <w:color w:val="auto"/>
-                <w:sz w:val="26"/>
-                <w:szCs w:val="26"/>
+              <w:numPr>
+                <w:numId w:val="0"/>
+              </w:numPr>
+              <w:jc w:val="center"/>
+              <w:rPr>
+                <w:rFonts w:hint="default" w:ascii="Times New Roman" w:hAnsi="Times New Roman" w:cs="Times New Roman"/>
+                <w:b w:val="0"/>
+                <w:bCs w:val="0"/>
+                <w:color w:val="auto"/>
+                <w:sz w:val="26"/>
+                <w:szCs w:val="26"/>
+                <w:vertAlign w:val="baseline"/>
+                <w:lang w:val="en-US"/>
               </w:rPr>
             </w:pPr>
             <w:r>
               <w:rPr>
                 <w:rFonts w:hint="default" w:ascii="Times New Roman" w:hAnsi="Times New Roman" w:cs="Times New Roman"/>
-                <w:color w:val="auto"/>
-                <w:sz w:val="26"/>
-                <w:szCs w:val="26"/>
-              </w:rPr>
-              <w:t>sp_XoaKyLuongChuaChot</w:t>
+                <w:b w:val="0"/>
+                <w:bCs w:val="0"/>
+                <w:color w:val="auto"/>
+                <w:sz w:val="26"/>
+                <w:szCs w:val="26"/>
+                <w:vertAlign w:val="baseline"/>
+                <w:lang w:val="en-US"/>
+              </w:rPr>
+              <w:t>Tư liệu ảnh (8 ảnh)</w:t>
             </w:r>
           </w:p>
         </w:tc>
         <w:tc>
           <w:tcPr>
-            <w:tcW w:w="3389" w:type="dxa"/>
-            <w:tcBorders>
-              <w:top w:val="single" w:color="auto" w:sz="4" w:space="0"/>
-              <w:left w:val="single" w:color="auto" w:sz="4" w:space="0"/>
-              <w:bottom w:val="single" w:color="auto" w:sz="4" w:space="0"/>
-              <w:right w:val="single" w:color="auto" w:sz="4" w:space="0"/>
-            </w:tcBorders>
+            <w:tcW w:w="1572" w:type="dxa"/>
             <w:vAlign w:val="center"/>
           </w:tcPr>
           <w:p>
             <w:pPr>
-              <w:spacing w:after="0" w:line="240" w:lineRule="auto"/>
-              <w:rPr>
-                <w:rFonts w:hint="default" w:ascii="Times New Roman" w:hAnsi="Times New Roman" w:cs="Times New Roman"/>
-                <w:color w:val="auto"/>
-                <w:sz w:val="26"/>
-                <w:szCs w:val="26"/>
+              <w:numPr>
+                <w:numId w:val="0"/>
+              </w:numPr>
+              <w:jc w:val="center"/>
+              <w:rPr>
+                <w:rFonts w:hint="default" w:ascii="Times New Roman" w:hAnsi="Times New Roman" w:cs="Times New Roman"/>
+                <w:b w:val="0"/>
+                <w:bCs w:val="0"/>
+                <w:color w:val="auto"/>
+                <w:sz w:val="26"/>
+                <w:szCs w:val="26"/>
+                <w:vertAlign w:val="baseline"/>
+                <w:lang w:val="en-US"/>
               </w:rPr>
             </w:pPr>
             <w:r>
               <w:rPr>
                 <w:rFonts w:hint="default" w:ascii="Times New Roman" w:hAnsi="Times New Roman" w:cs="Times New Roman"/>
-                <w:color w:val="auto"/>
-                <w:sz w:val="26"/>
-                <w:szCs w:val="26"/>
-              </w:rPr>
-              <w:t>Xóa kỳ lương chưa chốt theo quy tắc transaction của hệ thống.</w:t>
+                <w:b w:val="0"/>
+                <w:bCs w:val="0"/>
+                <w:color w:val="auto"/>
+                <w:sz w:val="26"/>
+                <w:szCs w:val="26"/>
+                <w:vertAlign w:val="baseline"/>
+                <w:lang w:val="en-US"/>
+              </w:rPr>
+              <w:t>MINH HỌA</w:t>
             </w:r>
           </w:p>
         </w:tc>
         <w:tc>
           <w:tcPr>
-            <w:tcW w:w="3389" w:type="dxa"/>
-            <w:tcBorders>
-              <w:top w:val="single" w:color="auto" w:sz="4" w:space="0"/>
-              <w:left w:val="single" w:color="auto" w:sz="4" w:space="0"/>
-              <w:bottom w:val="single" w:color="auto" w:sz="4" w:space="0"/>
-              <w:right w:val="single" w:color="auto" w:sz="4" w:space="0"/>
-            </w:tcBorders>
+            <w:tcW w:w="6178" w:type="dxa"/>
             <w:vAlign w:val="center"/>
           </w:tcPr>
           <w:p>
             <w:pPr>
-              <w:spacing w:after="0" w:line="240" w:lineRule="auto"/>
-              <w:rPr>
-                <w:rFonts w:hint="default" w:ascii="Times New Roman" w:hAnsi="Times New Roman" w:cs="Times New Roman"/>
-                <w:color w:val="auto"/>
-                <w:sz w:val="26"/>
-                <w:szCs w:val="26"/>
+              <w:numPr>
+                <w:numId w:val="0"/>
+              </w:numPr>
+              <w:jc w:val="left"/>
+              <w:rPr>
+                <w:rFonts w:hint="default" w:ascii="Times New Roman" w:hAnsi="Times New Roman" w:cs="Times New Roman"/>
+                <w:b w:val="0"/>
+                <w:bCs w:val="0"/>
+                <w:color w:val="auto"/>
+                <w:sz w:val="26"/>
+                <w:szCs w:val="26"/>
+                <w:vertAlign w:val="baseline"/>
+                <w:lang w:val="en-US"/>
               </w:rPr>
             </w:pPr>
             <w:r>
               <w:rPr>
                 <w:rFonts w:hint="default" w:ascii="Times New Roman" w:hAnsi="Times New Roman" w:cs="Times New Roman"/>
-                <w:color w:val="auto"/>
-                <w:sz w:val="26"/>
-                <w:szCs w:val="26"/>
-              </w:rPr>
-              <w:t>Xác minh điều kiện từ chối kỳ đã chốt, thứ tự xóa và rollback khi lỗi.</w:t>
+                <w:b w:val="0"/>
+                <w:bCs w:val="0"/>
+                <w:color w:val="auto"/>
+                <w:sz w:val="26"/>
+                <w:szCs w:val="26"/>
+                <w:vertAlign w:val="baseline"/>
+                <w:lang w:val="en-US"/>
+              </w:rPr>
+              <w:t>Các ảnh trong Ảnh_Chụp/ trùng byte với screenshots/TV3/ (chụp đợt 30/09–06/10 trên bảng thường có DBCC 643 → 2 reads và giao diện kỳ 9/2026). Chỉ dùng để minh họa trực quan bố cục giao diện và thông báo lỗi.</w:t>
             </w:r>
           </w:p>
         </w:tc>
@@ -741,923 +4883,226 @@
     </w:tbl>
     <w:p>
       <w:pPr>
-        <w:pStyle w:val="2"/>
+        <w:numPr>
+          <w:numId w:val="0"/>
+        </w:numPr>
+        <w:ind w:leftChars="0"/>
         <w:rPr>
           <w:rFonts w:hint="default" w:ascii="Times New Roman" w:hAnsi="Times New Roman" w:cs="Times New Roman"/>
+          <w:b/>
+          <w:bCs/>
           <w:color w:val="auto"/>
           <w:sz w:val="26"/>
           <w:szCs w:val="26"/>
+          <w:lang w:val="en-US"/>
         </w:rPr>
       </w:pPr>
       <w:r>
         <w:rPr>
           <w:rFonts w:hint="default" w:ascii="Times New Roman" w:hAnsi="Times New Roman" w:cs="Times New Roman"/>
+          <w:b/>
+          <w:bCs/>
           <w:color w:val="auto"/>
           <w:sz w:val="26"/>
           <w:szCs w:val="26"/>
+          <w:lang w:val="en-US"/>
         </w:rPr>
-        <w:t>2. Quy tắc dữ liệu và tính nhất quán</w:t>
+        <w:t>4. Danh mục file bàn giao trong gói Bo_nop_TV3_TranTienDat</w:t>
+      </w:r>
+    </w:p>
+    <w:p>
+      <w:pPr>
+        <w:numPr>
+          <w:numId w:val="0"/>
+        </w:numPr>
+        <w:ind w:leftChars="0"/>
+        <w:jc w:val="left"/>
+        <w:rPr>
+          <w:rFonts w:hint="default" w:ascii="Times New Roman" w:hAnsi="Times New Roman" w:cs="Times New Roman"/>
+          <w:b w:val="0"/>
+          <w:bCs w:val="0"/>
+          <w:color w:val="auto"/>
+          <w:sz w:val="26"/>
+          <w:szCs w:val="26"/>
+          <w:lang w:val="en-US"/>
+        </w:rPr>
+      </w:pPr>
+      <w:r>
+        <w:rPr>
+          <w:rFonts w:hint="default" w:ascii="Times New Roman" w:hAnsi="Times New Roman" w:cs="Times New Roman"/>
+          <w:b w:val="0"/>
+          <w:bCs w:val="0"/>
+          <w:color w:val="auto"/>
+          <w:sz w:val="26"/>
+          <w:szCs w:val="26"/>
+          <w:lang w:val="en-US"/>
+        </w:rPr>
+        <w:t>Bo_nop_TV3_TranTienDat/Minh_chung/Log_SQLPlan/test_module_phucap_khautru_TV3.log (Log kiểm thử module SQL ngày 13/10/2026).</w:t>
+      </w:r>
+    </w:p>
+    <w:p>
+      <w:pPr>
+        <w:numPr>
+          <w:numId w:val="0"/>
+        </w:numPr>
+        <w:jc w:val="left"/>
+        <w:rPr>
+          <w:rFonts w:hint="default" w:ascii="Times New Roman" w:hAnsi="Times New Roman" w:cs="Times New Roman"/>
+          <w:b w:val="0"/>
+          <w:bCs w:val="0"/>
+          <w:color w:val="auto"/>
+          <w:sz w:val="26"/>
+          <w:szCs w:val="26"/>
+          <w:lang w:val="en-US"/>
+        </w:rPr>
+      </w:pPr>
+      <w:r>
+        <w:rPr>
+          <w:rFonts w:hint="default" w:ascii="Times New Roman" w:hAnsi="Times New Roman" w:cs="Times New Roman"/>
+          <w:b w:val="0"/>
+          <w:bCs w:val="0"/>
+          <w:color w:val="auto"/>
+          <w:sz w:val="26"/>
+          <w:szCs w:val="26"/>
+          <w:lang w:val="en-US"/>
+        </w:rPr>
+        <w:t>Bo_nop_TV3_TranTienDat/Minh_chung/Log_SQLPlan/benchmark_test_benchmark_index_TV3.log (Log STATISTICS IO/TIME ngày 13/10/2026).</w:t>
+      </w:r>
+    </w:p>
+    <w:p>
+      <w:pPr>
+        <w:numPr>
+          <w:numId w:val="0"/>
+        </w:numPr>
+        <w:ind w:leftChars="0"/>
+        <w:jc w:val="left"/>
+        <w:rPr>
+          <w:rFonts w:hint="default" w:ascii="Times New Roman" w:hAnsi="Times New Roman" w:cs="Times New Roman"/>
+          <w:b w:val="0"/>
+          <w:bCs w:val="0"/>
+          <w:color w:val="auto"/>
+          <w:sz w:val="26"/>
+          <w:szCs w:val="26"/>
+          <w:lang w:val="en-US"/>
+        </w:rPr>
+      </w:pPr>
+      <w:r>
+        <w:rPr>
+          <w:rFonts w:hint="default" w:ascii="Times New Roman" w:hAnsi="Times New Roman" w:cs="Times New Roman"/>
+          <w:b w:val="0"/>
+          <w:bCs w:val="0"/>
+          <w:color w:val="auto"/>
+          <w:sz w:val="26"/>
+          <w:szCs w:val="26"/>
+          <w:lang w:val="en-US"/>
+        </w:rPr>
+        <w:t>Bo_nop_TV3_TranTienDat/Minh_chung/Log_SQLPlan/TV3_ActualPlan.sqlplan (Actual Execution Plan XML 642 → 2 logical reads).</w:t>
+      </w:r>
+    </w:p>
+    <w:p>
+      <w:pPr>
+        <w:numPr>
+          <w:numId w:val="0"/>
+        </w:numPr>
+        <w:ind w:leftChars="0"/>
+        <w:jc w:val="left"/>
+        <w:rPr>
+          <w:rFonts w:hint="default" w:ascii="Times New Roman" w:hAnsi="Times New Roman" w:cs="Times New Roman"/>
+          <w:b w:val="0"/>
+          <w:bCs w:val="0"/>
+          <w:color w:val="auto"/>
+          <w:sz w:val="26"/>
+          <w:szCs w:val="26"/>
+          <w:lang w:val="en-US"/>
+        </w:rPr>
+      </w:pPr>
+      <w:r>
+        <w:rPr>
+          <w:rFonts w:hint="default" w:ascii="Times New Roman" w:hAnsi="Times New Roman" w:cs="Times New Roman"/>
+          <w:b w:val="0"/>
+          <w:bCs w:val="0"/>
+          <w:color w:val="auto"/>
+          <w:sz w:val="26"/>
+          <w:szCs w:val="26"/>
+          <w:lang w:val="en-US"/>
+        </w:rPr>
+        <w:t>Bo_nop_TV3_TranTienDat/Minh_chung/TV3_Phan_Bao_Cao.docx (Báo cáo chi tiết phân hệ TV3 đã đối chiếu source và artifacts).</w:t>
+      </w:r>
+    </w:p>
+    <w:p>
+      <w:pPr>
+        <w:numPr>
+          <w:numId w:val="0"/>
+        </w:numPr>
+        <w:ind w:leftChars="0"/>
+        <w:jc w:val="left"/>
+        <w:rPr>
+          <w:rFonts w:hint="default" w:ascii="Times New Roman" w:hAnsi="Times New Roman" w:cs="Times New Roman"/>
+          <w:b w:val="0"/>
+          <w:bCs w:val="0"/>
+          <w:color w:val="auto"/>
+          <w:sz w:val="26"/>
+          <w:szCs w:val="26"/>
+          <w:lang w:val="en-US"/>
+        </w:rPr>
+      </w:pPr>
+      <w:r>
+        <w:rPr>
+          <w:rFonts w:hint="default" w:ascii="Times New Roman" w:hAnsi="Times New Roman" w:cs="Times New Roman"/>
+          <w:b w:val="0"/>
+          <w:bCs w:val="0"/>
+          <w:color w:val="auto"/>
+          <w:sz w:val="26"/>
+          <w:szCs w:val="26"/>
+          <w:lang w:val="en-US"/>
+        </w:rPr>
+        <w:t>Bo_nop_TV3_TranTienDat/Minh_chung/TV3_Slides_7-9.pptx (Slide 7–9 kèm Speaker Notes chính chủ của TV3 Trần Tiến Đạt).</w:t>
+      </w:r>
+    </w:p>
+    <w:p>
+      <w:pPr>
+        <w:numPr>
+          <w:numId w:val="0"/>
+        </w:numPr>
+        <w:ind w:leftChars="0"/>
+        <w:jc w:val="left"/>
+        <w:rPr>
+          <w:rFonts w:hint="default" w:ascii="Times New Roman" w:hAnsi="Times New Roman" w:cs="Times New Roman"/>
+          <w:b w:val="0"/>
+          <w:bCs w:val="0"/>
+          <w:color w:val="auto"/>
+          <w:sz w:val="26"/>
+          <w:szCs w:val="26"/>
+          <w:lang w:val="en-US"/>
+        </w:rPr>
+      </w:pPr>
+      <w:r>
+        <w:rPr>
+          <w:rFonts w:hint="default" w:ascii="Times New Roman" w:hAnsi="Times New Roman" w:cs="Times New Roman"/>
+          <w:b w:val="0"/>
+          <w:bCs w:val="0"/>
+          <w:color w:val="auto"/>
+          <w:sz w:val="26"/>
+          <w:szCs w:val="26"/>
+          <w:lang w:val="en-US"/>
+        </w:rPr>
+        <w:t>Bo_nop_TV3_TranTienDat/Minh_chung/Screenshots/*.png (8 ảnh minh họa lịch sử cho UI và SSMS).</w:t>
       </w:r>
     </w:p>
     <w:p>
       <w:pPr>
         <w:rPr>
           <w:rFonts w:hint="default" w:ascii="Times New Roman" w:hAnsi="Times New Roman" w:cs="Times New Roman"/>
+          <w:b w:val="0"/>
+          <w:bCs w:val="0"/>
           <w:color w:val="auto"/>
           <w:sz w:val="26"/>
           <w:szCs w:val="26"/>
+          <w:lang w:val="en-US"/>
         </w:rPr>
       </w:pPr>
-      <w:r>
-        <w:rPr>
-          <w:rFonts w:hint="default" w:ascii="Times New Roman" w:hAnsi="Times New Roman" w:cs="Times New Roman"/>
-          <w:color w:val="auto"/>
-          <w:sz w:val="26"/>
-          <w:szCs w:val="26"/>
-        </w:rPr>
-        <w:t>Với hai bảng khoản phát sinh, cần kiểm tra các ràng buộc bảo vệ nhân viên tham chiếu, giá trị tiền không hợp lệ và tháng/năm ngoài phạm vi. Hướng dẫn nhóm yêu cầu TV3 xác minh các constraint về số tiền/tháng/năm theo SQL hiện hành. Do tài liệu hướng dẫn không nêu tên và biểu thức DDL chính xác, báo cáo này không tự gán tên constraint hoặc khẳng định chi tiết chưa được cung cấp.</w:t>
-      </w:r>
-    </w:p>
-    <w:p>
-      <w:pPr>
-        <w:rPr>
-          <w:rFonts w:hint="default" w:ascii="Times New Roman" w:hAnsi="Times New Roman" w:cs="Times New Roman"/>
-          <w:color w:val="auto"/>
-          <w:sz w:val="26"/>
-          <w:szCs w:val="26"/>
-        </w:rPr>
-      </w:pPr>
-      <w:r>
-        <w:rPr>
-          <w:rFonts w:hint="default" w:ascii="Times New Roman" w:hAnsi="Times New Roman" w:cs="Times New Roman"/>
-          <w:color w:val="auto"/>
-          <w:sz w:val="26"/>
-          <w:szCs w:val="26"/>
-        </w:rPr>
-        <w:t>Trong luồng tính lương, phụ cấp và khấu trừ được tổng hợp theo nhân viên và kỳ. TV4 ghi nhận module tính lương dùng function tổng tương ứng hoặc SUM SoTien khi function chưa có. Vì vậy cần bảo đảm điều kiện lọc kỳ thống nhất và kết quả tổng hợp không bị nhân đôi do JOIN.</w:t>
-      </w:r>
-    </w:p>
-    <w:p>
-      <w:pPr>
-        <w:rPr>
-          <w:rFonts w:hint="default" w:ascii="Times New Roman" w:hAnsi="Times New Roman" w:cs="Times New Roman"/>
-          <w:color w:val="auto"/>
-          <w:sz w:val="26"/>
-          <w:szCs w:val="26"/>
-        </w:rPr>
-      </w:pPr>
-      <w:r>
-        <w:rPr>
-          <w:rFonts w:hint="default" w:ascii="Times New Roman" w:hAnsi="Times New Roman" w:cs="Times New Roman"/>
-          <w:color w:val="auto"/>
-          <w:sz w:val="26"/>
-          <w:szCs w:val="26"/>
-        </w:rPr>
-        <w:t>Thủ tục sp_XoaKyLuongChuaChot thuộc phạm vi TV3 cần được kiểm tra theo nguyên tắc: chỉ xóa kỳ chưa chốt; khi có lỗi trong quá trình xóa, transaction phải giữ dữ liệu nhất quán. Không sử dụng kỳ chính hoặc dữ liệu rehearsal để thử xóa; dùng fixture QA riêng và xác nhận cleanup.</w:t>
-      </w:r>
-    </w:p>
-    <w:p>
-      <w:pPr>
-        <w:pStyle w:val="2"/>
-        <w:rPr>
-          <w:rFonts w:hint="default" w:ascii="Times New Roman" w:hAnsi="Times New Roman" w:cs="Times New Roman"/>
-          <w:color w:val="auto"/>
-          <w:sz w:val="26"/>
-          <w:szCs w:val="26"/>
-        </w:rPr>
-      </w:pPr>
-      <w:r>
-        <w:rPr>
-          <w:rFonts w:hint="default" w:ascii="Times New Roman" w:hAnsi="Times New Roman" w:cs="Times New Roman"/>
-          <w:color w:val="auto"/>
-          <w:sz w:val="26"/>
-          <w:szCs w:val="26"/>
-        </w:rPr>
-        <w:t>3. Kiểm thử và bằng chứng hiện có</w:t>
-      </w:r>
-    </w:p>
-    <w:p>
-      <w:pPr>
-        <w:rPr>
-          <w:rFonts w:hint="default" w:ascii="Times New Roman" w:hAnsi="Times New Roman" w:cs="Times New Roman"/>
-          <w:color w:val="auto"/>
-          <w:sz w:val="26"/>
-          <w:szCs w:val="26"/>
-        </w:rPr>
-      </w:pPr>
-      <w:r>
-        <w:rPr>
-          <w:rFonts w:hint="default" w:ascii="Times New Roman" w:hAnsi="Times New Roman" w:cs="Times New Roman"/>
-          <w:color w:val="auto"/>
-          <w:sz w:val="26"/>
-          <w:szCs w:val="26"/>
-        </w:rPr>
-        <w:t>Theo hướng dẫn hoàn thiện bộ nộp, có thể sử dụng lại các log TV3 đã PASS nếu source và phạm vi đo tương ứng. Không cần chạy lại toàn bộ suite chỉ để đổi ngày log; cần đọc log, xác nhận đúng commit/schema, rồi chép file gốc vào package.</w:t>
-      </w:r>
-    </w:p>
-    <w:tbl>
-      <w:tblPr>
-        <w:tblStyle w:val="38"/>
-        <w:tblW w:w="0" w:type="auto"/>
-        <w:jc w:val="center"/>
-        <w:tblBorders>
-          <w:top w:val="single" w:color="4F81BD" w:themeColor="accent1" w:sz="8" w:space="0"/>
-          <w:left w:val="none" w:color="auto" w:sz="0" w:space="0"/>
-          <w:bottom w:val="single" w:color="4F81BD" w:themeColor="accent1" w:sz="8" w:space="0"/>
-          <w:right w:val="none" w:color="auto" w:sz="0" w:space="0"/>
-          <w:insideH w:val="none" w:color="auto" w:sz="0" w:space="0"/>
-          <w:insideV w:val="none" w:color="auto" w:sz="0" w:space="0"/>
-        </w:tblBorders>
-        <w:tblLayout w:type="autofit"/>
-        <w:tblCellMar>
-          <w:top w:w="0" w:type="dxa"/>
-          <w:left w:w="108" w:type="dxa"/>
-          <w:bottom w:w="0" w:type="dxa"/>
-          <w:right w:w="108" w:type="dxa"/>
-        </w:tblCellMar>
-      </w:tblPr>
-      <w:tblGrid>
-        <w:gridCol w:w="1141"/>
-        <w:gridCol w:w="2406"/>
-        <w:gridCol w:w="6835"/>
-      </w:tblGrid>
-      <w:tr>
-        <w:tblPrEx>
-          <w:tblBorders>
-            <w:top w:val="single" w:color="4F81BD" w:themeColor="accent1" w:sz="8" w:space="0"/>
-            <w:left w:val="none" w:color="auto" w:sz="0" w:space="0"/>
-            <w:bottom w:val="single" w:color="4F81BD" w:themeColor="accent1" w:sz="8" w:space="0"/>
-            <w:right w:val="none" w:color="auto" w:sz="0" w:space="0"/>
-            <w:insideH w:val="none" w:color="auto" w:sz="0" w:space="0"/>
-            <w:insideV w:val="none" w:color="auto" w:sz="0" w:space="0"/>
-          </w:tblBorders>
-          <w:tblCellMar>
-            <w:top w:w="0" w:type="dxa"/>
-            <w:left w:w="108" w:type="dxa"/>
-            <w:bottom w:w="0" w:type="dxa"/>
-            <w:right w:w="108" w:type="dxa"/>
-          </w:tblCellMar>
-        </w:tblPrEx>
-        <w:trPr>
-          <w:jc w:val="center"/>
-        </w:trPr>
-        <w:tc>
-          <w:tcPr>
-            <w:tcW w:w="3389" w:type="dxa"/>
-            <w:tcBorders>
-              <w:top w:val="single" w:color="auto" w:sz="4" w:space="0"/>
-              <w:left w:val="single" w:color="auto" w:sz="4" w:space="0"/>
-              <w:bottom w:val="single" w:color="auto" w:sz="4" w:space="0"/>
-              <w:right w:val="single" w:color="auto" w:sz="4" w:space="0"/>
-            </w:tcBorders>
-            <w:vAlign w:val="center"/>
-          </w:tcPr>
-          <w:p>
-            <w:pPr>
-              <w:spacing w:after="0" w:line="240" w:lineRule="auto"/>
-              <w:rPr>
-                <w:rFonts w:hint="default" w:ascii="Times New Roman" w:hAnsi="Times New Roman" w:cs="Times New Roman"/>
-                <w:b/>
-                <w:bCs/>
-                <w:color w:val="auto"/>
-                <w:sz w:val="26"/>
-                <w:szCs w:val="26"/>
-              </w:rPr>
-            </w:pPr>
-            <w:r>
-              <w:rPr>
-                <w:rFonts w:hint="default" w:ascii="Times New Roman" w:hAnsi="Times New Roman" w:cs="Times New Roman"/>
-                <w:b/>
-                <w:bCs/>
-                <w:color w:val="auto"/>
-                <w:sz w:val="26"/>
-                <w:szCs w:val="26"/>
-              </w:rPr>
-              <w:t>Hạng mục</w:t>
-            </w:r>
-          </w:p>
-        </w:tc>
-        <w:tc>
-          <w:tcPr>
-            <w:tcW w:w="3389" w:type="dxa"/>
-            <w:tcBorders>
-              <w:top w:val="single" w:color="auto" w:sz="4" w:space="0"/>
-              <w:left w:val="single" w:color="auto" w:sz="4" w:space="0"/>
-              <w:bottom w:val="single" w:color="auto" w:sz="4" w:space="0"/>
-              <w:right w:val="single" w:color="auto" w:sz="4" w:space="0"/>
-            </w:tcBorders>
-            <w:vAlign w:val="center"/>
-          </w:tcPr>
-          <w:p>
-            <w:pPr>
-              <w:spacing w:after="0" w:line="240" w:lineRule="auto"/>
-              <w:rPr>
-                <w:rFonts w:hint="default" w:ascii="Times New Roman" w:hAnsi="Times New Roman" w:cs="Times New Roman"/>
-                <w:b/>
-                <w:bCs/>
-                <w:color w:val="auto"/>
-                <w:sz w:val="26"/>
-                <w:szCs w:val="26"/>
-              </w:rPr>
-            </w:pPr>
-            <w:r>
-              <w:rPr>
-                <w:rFonts w:hint="default" w:ascii="Times New Roman" w:hAnsi="Times New Roman" w:cs="Times New Roman"/>
-                <w:b/>
-                <w:bCs/>
-                <w:color w:val="auto"/>
-                <w:sz w:val="26"/>
-                <w:szCs w:val="26"/>
-              </w:rPr>
-              <w:t>Kết quả được ghi nhận</w:t>
-            </w:r>
-          </w:p>
-        </w:tc>
-        <w:tc>
-          <w:tcPr>
-            <w:tcW w:w="3389" w:type="dxa"/>
-            <w:tcBorders>
-              <w:top w:val="single" w:color="auto" w:sz="4" w:space="0"/>
-              <w:left w:val="single" w:color="auto" w:sz="4" w:space="0"/>
-              <w:bottom w:val="single" w:color="auto" w:sz="4" w:space="0"/>
-              <w:right w:val="single" w:color="auto" w:sz="4" w:space="0"/>
-            </w:tcBorders>
-            <w:vAlign w:val="center"/>
-          </w:tcPr>
-          <w:p>
-            <w:pPr>
-              <w:spacing w:after="0" w:line="240" w:lineRule="auto"/>
-              <w:rPr>
-                <w:rFonts w:hint="default" w:ascii="Times New Roman" w:hAnsi="Times New Roman" w:cs="Times New Roman"/>
-                <w:b/>
-                <w:bCs/>
-                <w:color w:val="auto"/>
-                <w:sz w:val="26"/>
-                <w:szCs w:val="26"/>
-              </w:rPr>
-            </w:pPr>
-            <w:r>
-              <w:rPr>
-                <w:rFonts w:hint="default" w:ascii="Times New Roman" w:hAnsi="Times New Roman" w:cs="Times New Roman"/>
-                <w:b/>
-                <w:bCs/>
-                <w:color w:val="auto"/>
-                <w:sz w:val="26"/>
-                <w:szCs w:val="26"/>
-              </w:rPr>
-              <w:t>Phạm vi / giới hạn</w:t>
-            </w:r>
-          </w:p>
-        </w:tc>
-      </w:tr>
-      <w:tr>
-        <w:tblPrEx>
-          <w:tblBorders>
-            <w:top w:val="single" w:color="4F81BD" w:themeColor="accent1" w:sz="8" w:space="0"/>
-            <w:left w:val="none" w:color="auto" w:sz="0" w:space="0"/>
-            <w:bottom w:val="single" w:color="4F81BD" w:themeColor="accent1" w:sz="8" w:space="0"/>
-            <w:right w:val="none" w:color="auto" w:sz="0" w:space="0"/>
-            <w:insideH w:val="none" w:color="auto" w:sz="0" w:space="0"/>
-            <w:insideV w:val="none" w:color="auto" w:sz="0" w:space="0"/>
-          </w:tblBorders>
-          <w:tblCellMar>
-            <w:top w:w="0" w:type="dxa"/>
-            <w:left w:w="108" w:type="dxa"/>
-            <w:bottom w:w="0" w:type="dxa"/>
-            <w:right w:w="108" w:type="dxa"/>
-          </w:tblCellMar>
-        </w:tblPrEx>
-        <w:trPr>
-          <w:jc w:val="center"/>
-        </w:trPr>
-        <w:tc>
-          <w:tcPr>
-            <w:tcW w:w="3389" w:type="dxa"/>
-            <w:tcBorders>
-              <w:top w:val="single" w:color="auto" w:sz="4" w:space="0"/>
-              <w:left w:val="single" w:color="auto" w:sz="4" w:space="0"/>
-              <w:bottom w:val="single" w:color="auto" w:sz="4" w:space="0"/>
-              <w:right w:val="single" w:color="auto" w:sz="4" w:space="0"/>
-            </w:tcBorders>
-            <w:vAlign w:val="center"/>
-          </w:tcPr>
-          <w:p>
-            <w:pPr>
-              <w:spacing w:after="0" w:line="240" w:lineRule="auto"/>
-              <w:rPr>
-                <w:rFonts w:hint="default" w:ascii="Times New Roman" w:hAnsi="Times New Roman" w:cs="Times New Roman"/>
-                <w:color w:val="auto"/>
-                <w:sz w:val="26"/>
-                <w:szCs w:val="26"/>
-              </w:rPr>
-            </w:pPr>
-            <w:r>
-              <w:rPr>
-                <w:rFonts w:hint="default" w:ascii="Times New Roman" w:hAnsi="Times New Roman" w:cs="Times New Roman"/>
-                <w:color w:val="auto"/>
-                <w:sz w:val="26"/>
-                <w:szCs w:val="26"/>
-              </w:rPr>
-              <w:t>Kiểm thử module phụ cấp/khấu trừ</w:t>
-            </w:r>
-          </w:p>
-        </w:tc>
-        <w:tc>
-          <w:tcPr>
-            <w:tcW w:w="3389" w:type="dxa"/>
-            <w:tcBorders>
-              <w:top w:val="single" w:color="auto" w:sz="4" w:space="0"/>
-              <w:left w:val="single" w:color="auto" w:sz="4" w:space="0"/>
-              <w:bottom w:val="single" w:color="auto" w:sz="4" w:space="0"/>
-              <w:right w:val="single" w:color="auto" w:sz="4" w:space="0"/>
-            </w:tcBorders>
-            <w:vAlign w:val="center"/>
-          </w:tcPr>
-          <w:p>
-            <w:pPr>
-              <w:spacing w:after="0" w:line="240" w:lineRule="auto"/>
-              <w:rPr>
-                <w:rFonts w:hint="default" w:ascii="Times New Roman" w:hAnsi="Times New Roman" w:cs="Times New Roman"/>
-                <w:color w:val="auto"/>
-                <w:sz w:val="26"/>
-                <w:szCs w:val="26"/>
-              </w:rPr>
-            </w:pPr>
-            <w:r>
-              <w:rPr>
-                <w:rFonts w:hint="default" w:ascii="Times New Roman" w:hAnsi="Times New Roman" w:cs="Times New Roman"/>
-                <w:color w:val="auto"/>
-                <w:sz w:val="26"/>
-                <w:szCs w:val="26"/>
-              </w:rPr>
-              <w:t>Log TV3 có trong danh mục bằng chứng có thể dùng lại.</w:t>
-            </w:r>
-          </w:p>
-        </w:tc>
-        <w:tc>
-          <w:tcPr>
-            <w:tcW w:w="3389" w:type="dxa"/>
-            <w:tcBorders>
-              <w:top w:val="single" w:color="auto" w:sz="4" w:space="0"/>
-              <w:left w:val="single" w:color="auto" w:sz="4" w:space="0"/>
-              <w:bottom w:val="single" w:color="auto" w:sz="4" w:space="0"/>
-              <w:right w:val="single" w:color="auto" w:sz="4" w:space="0"/>
-            </w:tcBorders>
-            <w:vAlign w:val="center"/>
-          </w:tcPr>
-          <w:p>
-            <w:pPr>
-              <w:spacing w:after="0" w:line="240" w:lineRule="auto"/>
-              <w:rPr>
-                <w:rFonts w:hint="default" w:ascii="Times New Roman" w:hAnsi="Times New Roman" w:cs="Times New Roman"/>
-                <w:color w:val="auto"/>
-                <w:sz w:val="26"/>
-                <w:szCs w:val="26"/>
-              </w:rPr>
-            </w:pPr>
-            <w:r>
-              <w:rPr>
-                <w:rFonts w:hint="default" w:ascii="Times New Roman" w:hAnsi="Times New Roman" w:cs="Times New Roman"/>
-                <w:color w:val="auto"/>
-                <w:sz w:val="26"/>
-                <w:szCs w:val="26"/>
-              </w:rPr>
-              <w:t>File: build/sql-verification/20261008_101955_11b4e24c/test_module_phucap_khautru_TV3.log. Hướng dẫn nêu cần xác minh constraint và transaction xóa kỳ chưa chốt.</w:t>
-            </w:r>
-          </w:p>
-        </w:tc>
-      </w:tr>
-      <w:tr>
-        <w:tblPrEx>
-          <w:tblBorders>
-            <w:top w:val="single" w:color="4F81BD" w:themeColor="accent1" w:sz="8" w:space="0"/>
-            <w:left w:val="none" w:color="auto" w:sz="0" w:space="0"/>
-            <w:bottom w:val="single" w:color="4F81BD" w:themeColor="accent1" w:sz="8" w:space="0"/>
-            <w:right w:val="none" w:color="auto" w:sz="0" w:space="0"/>
-            <w:insideH w:val="none" w:color="auto" w:sz="0" w:space="0"/>
-            <w:insideV w:val="none" w:color="auto" w:sz="0" w:space="0"/>
-          </w:tblBorders>
-          <w:tblCellMar>
-            <w:top w:w="0" w:type="dxa"/>
-            <w:left w:w="108" w:type="dxa"/>
-            <w:bottom w:w="0" w:type="dxa"/>
-            <w:right w:w="108" w:type="dxa"/>
-          </w:tblCellMar>
-        </w:tblPrEx>
-        <w:trPr>
-          <w:jc w:val="center"/>
-        </w:trPr>
-        <w:tc>
-          <w:tcPr>
-            <w:tcW w:w="3389" w:type="dxa"/>
-            <w:tcBorders>
-              <w:top w:val="single" w:color="auto" w:sz="4" w:space="0"/>
-              <w:left w:val="single" w:color="auto" w:sz="4" w:space="0"/>
-              <w:bottom w:val="single" w:color="auto" w:sz="4" w:space="0"/>
-              <w:right w:val="single" w:color="auto" w:sz="4" w:space="0"/>
-            </w:tcBorders>
-            <w:vAlign w:val="center"/>
-          </w:tcPr>
-          <w:p>
-            <w:pPr>
-              <w:spacing w:after="0" w:line="240" w:lineRule="auto"/>
-              <w:rPr>
-                <w:rFonts w:hint="default" w:ascii="Times New Roman" w:hAnsi="Times New Roman" w:cs="Times New Roman"/>
-                <w:color w:val="auto"/>
-                <w:sz w:val="26"/>
-                <w:szCs w:val="26"/>
-              </w:rPr>
-            </w:pPr>
-            <w:r>
-              <w:rPr>
-                <w:rFonts w:hint="default" w:ascii="Times New Roman" w:hAnsi="Times New Roman" w:cs="Times New Roman"/>
-                <w:color w:val="auto"/>
-                <w:sz w:val="26"/>
-                <w:szCs w:val="26"/>
-              </w:rPr>
-              <w:t>Benchmark index TV3</w:t>
-            </w:r>
-          </w:p>
-        </w:tc>
-        <w:tc>
-          <w:tcPr>
-            <w:tcW w:w="3389" w:type="dxa"/>
-            <w:tcBorders>
-              <w:top w:val="single" w:color="auto" w:sz="4" w:space="0"/>
-              <w:left w:val="single" w:color="auto" w:sz="4" w:space="0"/>
-              <w:bottom w:val="single" w:color="auto" w:sz="4" w:space="0"/>
-              <w:right w:val="single" w:color="auto" w:sz="4" w:space="0"/>
-            </w:tcBorders>
-            <w:vAlign w:val="center"/>
-          </w:tcPr>
-          <w:p>
-            <w:pPr>
-              <w:spacing w:after="0" w:line="240" w:lineRule="auto"/>
-              <w:rPr>
-                <w:rFonts w:hint="default" w:ascii="Times New Roman" w:hAnsi="Times New Roman" w:cs="Times New Roman"/>
-                <w:color w:val="auto"/>
-                <w:sz w:val="26"/>
-                <w:szCs w:val="26"/>
-              </w:rPr>
-            </w:pPr>
-            <w:r>
-              <w:rPr>
-                <w:rFonts w:hint="default" w:ascii="Times New Roman" w:hAnsi="Times New Roman" w:cs="Times New Roman"/>
-                <w:color w:val="auto"/>
-                <w:sz w:val="26"/>
-                <w:szCs w:val="26"/>
-              </w:rPr>
-              <w:t>642 → 2 logical reads.</w:t>
-            </w:r>
-          </w:p>
-        </w:tc>
-        <w:tc>
-          <w:tcPr>
-            <w:tcW w:w="3389" w:type="dxa"/>
-            <w:tcBorders>
-              <w:top w:val="single" w:color="auto" w:sz="4" w:space="0"/>
-              <w:left w:val="single" w:color="auto" w:sz="4" w:space="0"/>
-              <w:bottom w:val="single" w:color="auto" w:sz="4" w:space="0"/>
-              <w:right w:val="single" w:color="auto" w:sz="4" w:space="0"/>
-            </w:tcBorders>
-            <w:vAlign w:val="center"/>
-          </w:tcPr>
-          <w:p>
-            <w:pPr>
-              <w:spacing w:after="0" w:line="240" w:lineRule="auto"/>
-              <w:rPr>
-                <w:rFonts w:hint="default" w:ascii="Times New Roman" w:hAnsi="Times New Roman" w:cs="Times New Roman"/>
-                <w:color w:val="auto"/>
-                <w:sz w:val="26"/>
-                <w:szCs w:val="26"/>
-              </w:rPr>
-            </w:pPr>
-            <w:r>
-              <w:rPr>
-                <w:rFonts w:hint="default" w:ascii="Times New Roman" w:hAnsi="Times New Roman" w:cs="Times New Roman"/>
-                <w:color w:val="auto"/>
-                <w:sz w:val="26"/>
-                <w:szCs w:val="26"/>
-              </w:rPr>
-              <w:t>Fixture 30.000 dòng theo hướng dẫn; số đo thuộc truy vấn/fixture cụ thể, không đại diện tốc độ toàn ứng dụng.</w:t>
-            </w:r>
-          </w:p>
-        </w:tc>
-      </w:tr>
-      <w:tr>
-        <w:tblPrEx>
-          <w:tblBorders>
-            <w:top w:val="single" w:color="4F81BD" w:themeColor="accent1" w:sz="8" w:space="0"/>
-            <w:left w:val="none" w:color="auto" w:sz="0" w:space="0"/>
-            <w:bottom w:val="single" w:color="4F81BD" w:themeColor="accent1" w:sz="8" w:space="0"/>
-            <w:right w:val="none" w:color="auto" w:sz="0" w:space="0"/>
-            <w:insideH w:val="none" w:color="auto" w:sz="0" w:space="0"/>
-            <w:insideV w:val="none" w:color="auto" w:sz="0" w:space="0"/>
-          </w:tblBorders>
-          <w:tblCellMar>
-            <w:top w:w="0" w:type="dxa"/>
-            <w:left w:w="108" w:type="dxa"/>
-            <w:bottom w:w="0" w:type="dxa"/>
-            <w:right w:w="108" w:type="dxa"/>
-          </w:tblCellMar>
-        </w:tblPrEx>
-        <w:trPr>
-          <w:jc w:val="center"/>
-        </w:trPr>
-        <w:tc>
-          <w:tcPr>
-            <w:tcW w:w="3389" w:type="dxa"/>
-            <w:tcBorders>
-              <w:top w:val="single" w:color="auto" w:sz="4" w:space="0"/>
-              <w:left w:val="single" w:color="auto" w:sz="4" w:space="0"/>
-              <w:bottom w:val="single" w:color="auto" w:sz="4" w:space="0"/>
-              <w:right w:val="single" w:color="auto" w:sz="4" w:space="0"/>
-            </w:tcBorders>
-            <w:vAlign w:val="center"/>
-          </w:tcPr>
-          <w:p>
-            <w:pPr>
-              <w:spacing w:after="0" w:line="240" w:lineRule="auto"/>
-              <w:rPr>
-                <w:rFonts w:hint="default" w:ascii="Times New Roman" w:hAnsi="Times New Roman" w:cs="Times New Roman"/>
-                <w:color w:val="auto"/>
-                <w:sz w:val="26"/>
-                <w:szCs w:val="26"/>
-              </w:rPr>
-            </w:pPr>
-            <w:r>
-              <w:rPr>
-                <w:rFonts w:hint="default" w:ascii="Times New Roman" w:hAnsi="Times New Roman" w:cs="Times New Roman"/>
-                <w:color w:val="auto"/>
-                <w:sz w:val="26"/>
-                <w:szCs w:val="26"/>
-              </w:rPr>
-              <w:t>Actual execution plans</w:t>
-            </w:r>
-          </w:p>
-        </w:tc>
-        <w:tc>
-          <w:tcPr>
-            <w:tcW w:w="3389" w:type="dxa"/>
-            <w:tcBorders>
-              <w:top w:val="single" w:color="auto" w:sz="4" w:space="0"/>
-              <w:left w:val="single" w:color="auto" w:sz="4" w:space="0"/>
-              <w:bottom w:val="single" w:color="auto" w:sz="4" w:space="0"/>
-              <w:right w:val="single" w:color="auto" w:sz="4" w:space="0"/>
-            </w:tcBorders>
-            <w:vAlign w:val="center"/>
-          </w:tcPr>
-          <w:p>
-            <w:pPr>
-              <w:spacing w:after="0" w:line="240" w:lineRule="auto"/>
-              <w:rPr>
-                <w:rFonts w:hint="default" w:ascii="Times New Roman" w:hAnsi="Times New Roman" w:cs="Times New Roman"/>
-                <w:color w:val="auto"/>
-                <w:sz w:val="26"/>
-                <w:szCs w:val="26"/>
-              </w:rPr>
-            </w:pPr>
-            <w:r>
-              <w:rPr>
-                <w:rFonts w:hint="default" w:ascii="Times New Roman" w:hAnsi="Times New Roman" w:cs="Times New Roman"/>
-                <w:color w:val="auto"/>
-                <w:sz w:val="26"/>
-                <w:szCs w:val="26"/>
-              </w:rPr>
-              <w:t>Có các file TV3_ActualPlan_*.sqlplan được chỉ ra trong danh mục.</w:t>
-            </w:r>
-          </w:p>
-        </w:tc>
-        <w:tc>
-          <w:tcPr>
-            <w:tcW w:w="3389" w:type="dxa"/>
-            <w:tcBorders>
-              <w:top w:val="single" w:color="auto" w:sz="4" w:space="0"/>
-              <w:left w:val="single" w:color="auto" w:sz="4" w:space="0"/>
-              <w:bottom w:val="single" w:color="auto" w:sz="4" w:space="0"/>
-              <w:right w:val="single" w:color="auto" w:sz="4" w:space="0"/>
-            </w:tcBorders>
-            <w:vAlign w:val="center"/>
-          </w:tcPr>
-          <w:p>
-            <w:pPr>
-              <w:spacing w:after="0" w:line="240" w:lineRule="auto"/>
-              <w:rPr>
-                <w:rFonts w:hint="default" w:ascii="Times New Roman" w:hAnsi="Times New Roman" w:cs="Times New Roman"/>
-                <w:color w:val="auto"/>
-                <w:sz w:val="26"/>
-                <w:szCs w:val="26"/>
-              </w:rPr>
-            </w:pPr>
-            <w:r>
-              <w:rPr>
-                <w:rFonts w:hint="default" w:ascii="Times New Roman" w:hAnsi="Times New Roman" w:cs="Times New Roman"/>
-                <w:color w:val="auto"/>
-                <w:sz w:val="26"/>
-                <w:szCs w:val="26"/>
-              </w:rPr>
-              <w:t>Chọn plan khớp đúng truy vấn/fixture và ghép với log cùng lượt; không lấy plan của TV khác.</w:t>
-            </w:r>
-          </w:p>
-        </w:tc>
-      </w:tr>
-      <w:tr>
-        <w:tblPrEx>
-          <w:tblBorders>
-            <w:top w:val="single" w:color="4F81BD" w:themeColor="accent1" w:sz="8" w:space="0"/>
-            <w:left w:val="none" w:color="auto" w:sz="0" w:space="0"/>
-            <w:bottom w:val="single" w:color="4F81BD" w:themeColor="accent1" w:sz="8" w:space="0"/>
-            <w:right w:val="none" w:color="auto" w:sz="0" w:space="0"/>
-            <w:insideH w:val="none" w:color="auto" w:sz="0" w:space="0"/>
-            <w:insideV w:val="none" w:color="auto" w:sz="0" w:space="0"/>
-          </w:tblBorders>
-          <w:tblCellMar>
-            <w:top w:w="0" w:type="dxa"/>
-            <w:left w:w="108" w:type="dxa"/>
-            <w:bottom w:w="0" w:type="dxa"/>
-            <w:right w:w="108" w:type="dxa"/>
-          </w:tblCellMar>
-        </w:tblPrEx>
-        <w:trPr>
-          <w:jc w:val="center"/>
-        </w:trPr>
-        <w:tc>
-          <w:tcPr>
-            <w:tcW w:w="3389" w:type="dxa"/>
-            <w:tcBorders>
-              <w:top w:val="single" w:color="auto" w:sz="4" w:space="0"/>
-              <w:left w:val="single" w:color="auto" w:sz="4" w:space="0"/>
-              <w:bottom w:val="single" w:color="auto" w:sz="4" w:space="0"/>
-              <w:right w:val="single" w:color="auto" w:sz="4" w:space="0"/>
-            </w:tcBorders>
-            <w:vAlign w:val="center"/>
-          </w:tcPr>
-          <w:p>
-            <w:pPr>
-              <w:spacing w:after="0" w:line="240" w:lineRule="auto"/>
-              <w:rPr>
-                <w:rFonts w:hint="default" w:ascii="Times New Roman" w:hAnsi="Times New Roman" w:cs="Times New Roman"/>
-                <w:color w:val="auto"/>
-                <w:sz w:val="26"/>
-                <w:szCs w:val="26"/>
-              </w:rPr>
-            </w:pPr>
-            <w:r>
-              <w:rPr>
-                <w:rFonts w:hint="default" w:ascii="Times New Roman" w:hAnsi="Times New Roman" w:cs="Times New Roman"/>
-                <w:color w:val="auto"/>
-                <w:sz w:val="26"/>
-                <w:szCs w:val="26"/>
-              </w:rPr>
-              <w:t>Ảnh SQL/GUI cũ</w:t>
-            </w:r>
-          </w:p>
-        </w:tc>
-        <w:tc>
-          <w:tcPr>
-            <w:tcW w:w="3389" w:type="dxa"/>
-            <w:tcBorders>
-              <w:top w:val="single" w:color="auto" w:sz="4" w:space="0"/>
-              <w:left w:val="single" w:color="auto" w:sz="4" w:space="0"/>
-              <w:bottom w:val="single" w:color="auto" w:sz="4" w:space="0"/>
-              <w:right w:val="single" w:color="auto" w:sz="4" w:space="0"/>
-            </w:tcBorders>
-            <w:vAlign w:val="center"/>
-          </w:tcPr>
-          <w:p>
-            <w:pPr>
-              <w:spacing w:after="0" w:line="240" w:lineRule="auto"/>
-              <w:rPr>
-                <w:rFonts w:hint="default" w:ascii="Times New Roman" w:hAnsi="Times New Roman" w:cs="Times New Roman"/>
-                <w:color w:val="auto"/>
-                <w:sz w:val="26"/>
-                <w:szCs w:val="26"/>
-              </w:rPr>
-            </w:pPr>
-            <w:r>
-              <w:rPr>
-                <w:rFonts w:hint="default" w:ascii="Times New Roman" w:hAnsi="Times New Roman" w:cs="Times New Roman"/>
-                <w:color w:val="auto"/>
-                <w:sz w:val="26"/>
-                <w:szCs w:val="26"/>
-              </w:rPr>
-              <w:t>Có thể dùng làm minh họa lịch sử.</w:t>
-            </w:r>
-          </w:p>
-        </w:tc>
-        <w:tc>
-          <w:tcPr>
-            <w:tcW w:w="3389" w:type="dxa"/>
-            <w:tcBorders>
-              <w:top w:val="single" w:color="auto" w:sz="4" w:space="0"/>
-              <w:left w:val="single" w:color="auto" w:sz="4" w:space="0"/>
-              <w:bottom w:val="single" w:color="auto" w:sz="4" w:space="0"/>
-              <w:right w:val="single" w:color="auto" w:sz="4" w:space="0"/>
-            </w:tcBorders>
-            <w:vAlign w:val="center"/>
-          </w:tcPr>
-          <w:p>
-            <w:pPr>
-              <w:spacing w:after="0" w:line="240" w:lineRule="auto"/>
-              <w:rPr>
-                <w:rFonts w:hint="default" w:ascii="Times New Roman" w:hAnsi="Times New Roman" w:cs="Times New Roman"/>
-                <w:color w:val="auto"/>
-                <w:sz w:val="26"/>
-                <w:szCs w:val="26"/>
-              </w:rPr>
-            </w:pPr>
-            <w:r>
-              <w:rPr>
-                <w:rFonts w:hint="default" w:ascii="Times New Roman" w:hAnsi="Times New Roman" w:cs="Times New Roman"/>
-                <w:color w:val="auto"/>
-                <w:sz w:val="26"/>
-                <w:szCs w:val="26"/>
-              </w:rPr>
-              <w:t>Ảnh trong screenshots/TV3/ dùng dữ liệu kỳ 9/2026 và không kèm mã commit; log hiện hành là bằng chứng chính.</w:t>
-            </w:r>
-          </w:p>
-        </w:tc>
-      </w:tr>
-    </w:tbl>
-    <w:p>
-      <w:pPr>
-        <w:pStyle w:val="2"/>
-        <w:rPr>
-          <w:rFonts w:hint="default" w:ascii="Times New Roman" w:hAnsi="Times New Roman" w:cs="Times New Roman"/>
-          <w:color w:val="auto"/>
-          <w:sz w:val="26"/>
-          <w:szCs w:val="26"/>
-        </w:rPr>
-      </w:pPr>
-      <w:r>
-        <w:rPr>
-          <w:rFonts w:hint="default" w:ascii="Times New Roman" w:hAnsi="Times New Roman" w:cs="Times New Roman"/>
-          <w:color w:val="auto"/>
-          <w:sz w:val="26"/>
-          <w:szCs w:val="26"/>
-        </w:rPr>
-        <w:t>4. Danh mục file minh chứng</w:t>
-      </w:r>
-    </w:p>
-    <w:p>
-      <w:pPr>
-        <w:pStyle w:val="23"/>
-        <w:rPr>
-          <w:rFonts w:hint="default" w:ascii="Times New Roman" w:hAnsi="Times New Roman" w:cs="Times New Roman"/>
-          <w:color w:val="auto"/>
-          <w:sz w:val="26"/>
-          <w:szCs w:val="26"/>
-        </w:rPr>
-      </w:pPr>
-      <w:r>
-        <w:rPr>
-          <w:rFonts w:hint="default" w:ascii="Times New Roman" w:hAnsi="Times New Roman" w:cs="Times New Roman"/>
-          <w:color w:val="auto"/>
-          <w:sz w:val="26"/>
-          <w:szCs w:val="26"/>
-        </w:rPr>
-        <w:t>build/sql-verification/20261008_101955_11b4e24c/test_module_phucap_khautru_TV3.log</w:t>
-      </w:r>
-    </w:p>
-    <w:p>
-      <w:pPr>
-        <w:pStyle w:val="23"/>
-        <w:rPr>
-          <w:rFonts w:hint="default" w:ascii="Times New Roman" w:hAnsi="Times New Roman" w:cs="Times New Roman"/>
-          <w:color w:val="auto"/>
-          <w:sz w:val="26"/>
-          <w:szCs w:val="26"/>
-        </w:rPr>
-      </w:pPr>
-      <w:r>
-        <w:rPr>
-          <w:rFonts w:hint="default" w:ascii="Times New Roman" w:hAnsi="Times New Roman" w:cs="Times New Roman"/>
-          <w:color w:val="auto"/>
-          <w:sz w:val="26"/>
-          <w:szCs w:val="26"/>
-        </w:rPr>
-        <w:t>build/sql-verification/20261008_101955_11b4e24c/benchmark_test_benchmark_index_TV3.log</w:t>
-      </w:r>
-    </w:p>
-    <w:p>
-      <w:pPr>
-        <w:pStyle w:val="23"/>
-        <w:rPr>
-          <w:rFonts w:hint="default" w:ascii="Times New Roman" w:hAnsi="Times New Roman" w:cs="Times New Roman"/>
-          <w:color w:val="auto"/>
-          <w:sz w:val="26"/>
-          <w:szCs w:val="26"/>
-        </w:rPr>
-      </w:pPr>
-      <w:r>
-        <w:rPr>
-          <w:rFonts w:hint="default" w:ascii="Times New Roman" w:hAnsi="Times New Roman" w:cs="Times New Roman"/>
-          <w:color w:val="auto"/>
-          <w:sz w:val="26"/>
-          <w:szCs w:val="26"/>
-        </w:rPr>
-        <w:t>build/fix-verification/TV3_ActualPlan.sqlplan</w:t>
-      </w:r>
       <w:bookmarkStart w:id="0" w:name="_GoBack"/>
       <w:bookmarkEnd w:id="0"/>
-    </w:p>
-    <w:p>
-      <w:pPr>
-        <w:pStyle w:val="23"/>
-        <w:rPr>
-          <w:rFonts w:hint="default" w:ascii="Times New Roman" w:hAnsi="Times New Roman" w:cs="Times New Roman"/>
-          <w:color w:val="auto"/>
-          <w:sz w:val="26"/>
-          <w:szCs w:val="26"/>
-        </w:rPr>
-      </w:pPr>
-      <w:r>
-        <w:rPr>
-          <w:rFonts w:hint="default" w:ascii="Times New Roman" w:hAnsi="Times New Roman" w:cs="Times New Roman"/>
-          <w:color w:val="auto"/>
-          <w:sz w:val="26"/>
-          <w:szCs w:val="26"/>
-        </w:rPr>
-        <w:t>screenshots/TV3/ (chỉ minh họa lần chạy cũ; ghi rõ ngày/phạm vi nếu sử dụng)</w:t>
-      </w:r>
-    </w:p>
-    <w:p>
-      <w:pPr>
-        <w:pStyle w:val="2"/>
-        <w:rPr>
-          <w:rFonts w:hint="default" w:ascii="Times New Roman" w:hAnsi="Times New Roman" w:cs="Times New Roman"/>
-          <w:color w:val="auto"/>
-          <w:sz w:val="26"/>
-          <w:szCs w:val="26"/>
-        </w:rPr>
-      </w:pPr>
-      <w:r>
-        <w:rPr>
-          <w:rFonts w:hint="default" w:ascii="Times New Roman" w:hAnsi="Times New Roman" w:cs="Times New Roman"/>
-          <w:color w:val="auto"/>
-          <w:sz w:val="26"/>
-          <w:szCs w:val="26"/>
-        </w:rPr>
-        <w:t>5. Kịch bản trình bày TV3</w:t>
-      </w:r>
-    </w:p>
-    <w:p>
-      <w:pPr>
-        <w:rPr>
-          <w:rFonts w:hint="default" w:ascii="Times New Roman" w:hAnsi="Times New Roman" w:cs="Times New Roman"/>
-          <w:color w:val="auto"/>
-          <w:sz w:val="26"/>
-          <w:szCs w:val="26"/>
-        </w:rPr>
-      </w:pPr>
-      <w:r>
-        <w:rPr>
-          <w:rFonts w:hint="default" w:ascii="Times New Roman" w:hAnsi="Times New Roman" w:cs="Times New Roman"/>
-          <w:color w:val="auto"/>
-          <w:sz w:val="26"/>
-          <w:szCs w:val="26"/>
-        </w:rPr>
-        <w:t>1) Giới thiệu hai bảng khoản phụ cấp/khấu trừ và mối liên hệ với nhân viên, kỳ tính lương. 2) Giải thích quy tắc tổng hợp theo kỳ và vai trò của function. 3) Trình bày transaction của sp_XoaKyLuongChuaChot, nhấn mạnh chỉ thao tác trên kỳ chưa chốt và kiểm tra rollback bằng fixture QA. 4) Đưa benchmark 642 → 2 logical reads với 30.000 dòng, nói rõ giới hạn phép đo và mở log/actual plan tương ứng. 5) Nêu rõ ảnh lịch sử không thay thế bằng chứng source hiện hành.</w:t>
-      </w:r>
-    </w:p>
-    <w:p>
-      <w:pPr>
-        <w:pStyle w:val="2"/>
-        <w:rPr>
-          <w:rFonts w:hint="default" w:ascii="Times New Roman" w:hAnsi="Times New Roman" w:cs="Times New Roman"/>
-          <w:color w:val="auto"/>
-          <w:sz w:val="26"/>
-          <w:szCs w:val="26"/>
-        </w:rPr>
-      </w:pPr>
-      <w:r>
-        <w:rPr>
-          <w:rFonts w:hint="default" w:ascii="Times New Roman" w:hAnsi="Times New Roman" w:cs="Times New Roman"/>
-          <w:color w:val="auto"/>
-          <w:sz w:val="26"/>
-          <w:szCs w:val="26"/>
-        </w:rPr>
-        <w:t>6. Trạng thái hoàn thiện</w:t>
-      </w:r>
-    </w:p>
-    <w:p>
-      <w:pPr>
-        <w:rPr>
-          <w:rFonts w:hint="default" w:ascii="Times New Roman" w:hAnsi="Times New Roman" w:cs="Times New Roman"/>
-          <w:color w:val="auto"/>
-          <w:sz w:val="26"/>
-          <w:szCs w:val="26"/>
-        </w:rPr>
-      </w:pPr>
-      <w:r>
-        <w:rPr>
-          <w:rFonts w:hint="default" w:ascii="Times New Roman" w:hAnsi="Times New Roman" w:cs="Times New Roman"/>
-          <w:color w:val="auto"/>
-          <w:sz w:val="26"/>
-          <w:szCs w:val="26"/>
-        </w:rPr>
-        <w:t>Các số liệu trên được chép theo hướng dẫn nhóm; chưa có log/SQL TV3 đính kèm trong lượt tạo tài liệu này để kiểm tra lại trực tiếp. Trước khi nộp, đối chiếu tên constraint, DDL, function và nội dung thủ tục với source hiện hành; ghi commit, môi trường, ngày chạy và đường dẫn evidence. Không đánh dấu hoàn tất các bước chưa thực hiện.</w:t>
-      </w:r>
     </w:p>
     <w:sectPr>
       <w:footerReference r:id="rId5" w:type="default"/>
@@ -1740,6 +5185,128 @@
 <file path=word/numbering.xml><?xml version="1.0" encoding="utf-8"?>
 <w:numbering xmlns:wpc="http://schemas.microsoft.com/office/word/2010/wordprocessingCanvas" xmlns:mc="http://schemas.openxmlformats.org/markup-compatibility/2006" xmlns:o="urn:schemas-microsoft-com:office:office" xmlns:r="http://schemas.openxmlformats.org/officeDocument/2006/relationships" xmlns:m="http://schemas.openxmlformats.org/officeDocument/2006/math" xmlns:v="urn:schemas-microsoft-com:vml" xmlns:wp14="http://schemas.microsoft.com/office/word/2010/wordprocessingDrawing" xmlns:wp="http://schemas.openxmlformats.org/drawingml/2006/wordprocessingDrawing" xmlns:w10="urn:schemas-microsoft-com:office:word" xmlns:w="http://schemas.openxmlformats.org/wordprocessingml/2006/main" xmlns:w14="http://schemas.microsoft.com/office/word/2010/wordml" xmlns:wpg="http://schemas.microsoft.com/office/word/2010/wordprocessingGroup" xmlns:wpi="http://schemas.microsoft.com/office/word/2010/wordprocessingInk" xmlns:wne="http://schemas.microsoft.com/office/word/2006/wordml" xmlns:wps="http://schemas.microsoft.com/office/word/2010/wordprocessingShape" xmlns:wpsCustomData="http://www.wps.cn/officeDocument/2013/wpsCustomData" mc:Ignorable="w14 wp14">
   <w:abstractNum w:abstractNumId="0">
+    <w:nsid w:val="AD295AC8"/>
+    <w:multiLevelType w:val="multilevel"/>
+    <w:tmpl w:val="AD295AC8"/>
+    <w:lvl w:ilvl="0" w:tentative="0">
+      <w:start w:val="1"/>
+      <w:numFmt w:val="decimal"/>
+      <w:suff w:val="space"/>
+      <w:lvlText w:val="%1."/>
+      <w:lvlJc w:val="left"/>
+      <w:pPr>
+        <w:ind w:left="0" w:leftChars="0" w:firstLine="0" w:firstLineChars="0"/>
+      </w:pPr>
+      <w:rPr>
+        <w:rFonts w:hint="default"/>
+      </w:rPr>
+    </w:lvl>
+    <w:lvl w:ilvl="1" w:tentative="0">
+      <w:start w:val="1"/>
+      <w:numFmt w:val="decimal"/>
+      <w:suff w:val="space"/>
+      <w:lvlText w:val="%1.%2."/>
+      <w:lvlJc w:val="left"/>
+      <w:pPr>
+        <w:ind w:left="0" w:leftChars="0" w:firstLine="0" w:firstLineChars="0"/>
+      </w:pPr>
+      <w:rPr>
+        <w:rFonts w:hint="default"/>
+      </w:rPr>
+    </w:lvl>
+    <w:lvl w:ilvl="2" w:tentative="0">
+      <w:start w:val="1"/>
+      <w:numFmt w:val="decimal"/>
+      <w:suff w:val="space"/>
+      <w:lvlText w:val="%1.%2.%3."/>
+      <w:lvlJc w:val="left"/>
+      <w:pPr>
+        <w:ind w:left="0" w:leftChars="0" w:firstLine="0" w:firstLineChars="0"/>
+      </w:pPr>
+      <w:rPr>
+        <w:rFonts w:hint="default"/>
+      </w:rPr>
+    </w:lvl>
+    <w:lvl w:ilvl="3" w:tentative="0">
+      <w:start w:val="1"/>
+      <w:numFmt w:val="decimal"/>
+      <w:suff w:val="space"/>
+      <w:lvlText w:val="%1.%2.%3.%4."/>
+      <w:lvlJc w:val="left"/>
+      <w:pPr>
+        <w:ind w:left="0" w:leftChars="0" w:firstLine="0" w:firstLineChars="0"/>
+      </w:pPr>
+      <w:rPr>
+        <w:rFonts w:hint="default"/>
+      </w:rPr>
+    </w:lvl>
+    <w:lvl w:ilvl="4" w:tentative="0">
+      <w:start w:val="1"/>
+      <w:numFmt w:val="decimal"/>
+      <w:suff w:val="space"/>
+      <w:lvlText w:val="%1.%2.%3.%4.%5."/>
+      <w:lvlJc w:val="left"/>
+      <w:pPr>
+        <w:ind w:left="0" w:leftChars="0" w:firstLine="0" w:firstLineChars="0"/>
+      </w:pPr>
+      <w:rPr>
+        <w:rFonts w:hint="default"/>
+      </w:rPr>
+    </w:lvl>
+    <w:lvl w:ilvl="5" w:tentative="0">
+      <w:start w:val="1"/>
+      <w:numFmt w:val="decimal"/>
+      <w:suff w:val="space"/>
+      <w:lvlText w:val="%1.%2.%3.%4.%5.%6."/>
+      <w:lvlJc w:val="left"/>
+      <w:pPr>
+        <w:ind w:left="0" w:leftChars="0" w:firstLine="0" w:firstLineChars="0"/>
+      </w:pPr>
+      <w:rPr>
+        <w:rFonts w:hint="default"/>
+      </w:rPr>
+    </w:lvl>
+    <w:lvl w:ilvl="6" w:tentative="0">
+      <w:start w:val="1"/>
+      <w:numFmt w:val="decimal"/>
+      <w:suff w:val="space"/>
+      <w:lvlText w:val="%1.%2.%3.%4.%5.%6.%7."/>
+      <w:lvlJc w:val="left"/>
+      <w:pPr>
+        <w:ind w:left="0" w:leftChars="0" w:firstLine="0" w:firstLineChars="0"/>
+      </w:pPr>
+      <w:rPr>
+        <w:rFonts w:hint="default"/>
+      </w:rPr>
+    </w:lvl>
+    <w:lvl w:ilvl="7" w:tentative="0">
+      <w:start w:val="1"/>
+      <w:numFmt w:val="decimal"/>
+      <w:suff w:val="space"/>
+      <w:lvlText w:val="%1.%2.%3.%4.%5.%6.%7.%8."/>
+      <w:lvlJc w:val="left"/>
+      <w:pPr>
+        <w:ind w:left="0" w:leftChars="0" w:firstLine="0" w:firstLineChars="0"/>
+      </w:pPr>
+      <w:rPr>
+        <w:rFonts w:hint="default"/>
+      </w:rPr>
+    </w:lvl>
+    <w:lvl w:ilvl="8" w:tentative="0">
+      <w:start w:val="1"/>
+      <w:numFmt w:val="decimal"/>
+      <w:suff w:val="space"/>
+      <w:lvlText w:val="%1.%2.%3.%4.%5.%6.%7.%8.%9."/>
+      <w:lvlJc w:val="left"/>
+      <w:pPr>
+        <w:ind w:left="0" w:leftChars="0" w:firstLine="0" w:firstLineChars="0"/>
+      </w:pPr>
+      <w:rPr>
+        <w:rFonts w:hint="default"/>
+      </w:rPr>
+    </w:lvl>
+  </w:abstractNum>
+  <w:abstractNum w:abstractNumId="1">
     <w:nsid w:val="FFFFFF7E"/>
     <w:multiLevelType w:val="singleLevel"/>
     <w:tmpl w:val="FFFFFF7E"/>
@@ -1757,7 +5324,7 @@
       </w:pPr>
     </w:lvl>
   </w:abstractNum>
-  <w:abstractNum w:abstractNumId="1">
+  <w:abstractNum w:abstractNumId="2">
     <w:nsid w:val="FFFFFF7F"/>
     <w:multiLevelType w:val="singleLevel"/>
     <w:tmpl w:val="FFFFFF7F"/>
@@ -1775,7 +5342,7 @@
       </w:pPr>
     </w:lvl>
   </w:abstractNum>
-  <w:abstractNum w:abstractNumId="2">
+  <w:abstractNum w:abstractNumId="3">
     <w:nsid w:val="FFFFFF82"/>
     <w:multiLevelType w:val="singleLevel"/>
     <w:tmpl w:val="FFFFFF82"/>
@@ -1796,7 +5363,7 @@
       </w:rPr>
     </w:lvl>
   </w:abstractNum>
-  <w:abstractNum w:abstractNumId="3">
+  <w:abstractNum w:abstractNumId="4">
     <w:nsid w:val="FFFFFF83"/>
     <w:multiLevelType w:val="singleLevel"/>
     <w:tmpl w:val="FFFFFF83"/>
@@ -1817,7 +5384,7 @@
       </w:rPr>
     </w:lvl>
   </w:abstractNum>
-  <w:abstractNum w:abstractNumId="4">
+  <w:abstractNum w:abstractNumId="5">
     <w:nsid w:val="FFFFFF88"/>
     <w:multiLevelType w:val="singleLevel"/>
     <w:tmpl w:val="FFFFFF88"/>
@@ -1835,7 +5402,7 @@
       </w:pPr>
     </w:lvl>
   </w:abstractNum>
-  <w:abstractNum w:abstractNumId="5">
+  <w:abstractNum w:abstractNumId="6">
     <w:nsid w:val="FFFFFF89"/>
     <w:multiLevelType w:val="singleLevel"/>
     <w:tmpl w:val="FFFFFF89"/>
@@ -1857,21 +5424,24 @@
     </w:lvl>
   </w:abstractNum>
   <w:num w:numId="1">
+    <w:abstractNumId w:val="6"/>
+  </w:num>
+  <w:num w:numId="2">
+    <w:abstractNumId w:val="4"/>
+  </w:num>
+  <w:num w:numId="3">
+    <w:abstractNumId w:val="3"/>
+  </w:num>
+  <w:num w:numId="4">
     <w:abstractNumId w:val="5"/>
   </w:num>
-  <w:num w:numId="2">
-    <w:abstractNumId w:val="3"/>
-  </w:num>
-  <w:num w:numId="3">
+  <w:num w:numId="5">
     <w:abstractNumId w:val="2"/>
   </w:num>
-  <w:num w:numId="4">
-    <w:abstractNumId w:val="4"/>
-  </w:num>
-  <w:num w:numId="5">
+  <w:num w:numId="6">
     <w:abstractNumId w:val="1"/>
   </w:num>
-  <w:num w:numId="6">
+  <w:num w:numId="7">
     <w:abstractNumId w:val="0"/>
   </w:num>
 </w:numbering>
@@ -1882,7 +5452,7 @@
   <w:docDefaults>
     <w:rPrDefault>
       <w:rPr>
-        <w:rFonts w:asciiTheme="minorHAnsi" w:hAnsiTheme="minorHAnsi" w:eastAsiaTheme="minorEastAsia" w:cstheme="minorBidi"/>
+        <w:rFonts w:ascii="Times New Roman" w:hAnsi="Times New Roman" w:eastAsia="SimSun" w:cs="Times New Roman"/>
       </w:rPr>
     </w:rPrDefault>
     <w:pPrDefault/>
@@ -1933,21 +5503,21 @@
     <w:lsdException w:uiPriority="99" w:name="endnote reference"/>
     <w:lsdException w:uiPriority="99" w:name="endnote text"/>
     <w:lsdException w:uiPriority="99" w:name="table of authorities"/>
-    <w:lsdException w:uiPriority="99" w:semiHidden="0" w:name="macro"/>
+    <w:lsdException w:qFormat="1" w:uiPriority="99" w:semiHidden="0" w:name="macro"/>
     <w:lsdException w:uiPriority="99" w:name="toa heading"/>
     <w:lsdException w:qFormat="1" w:uiPriority="99" w:semiHidden="0" w:name="List"/>
     <w:lsdException w:qFormat="1" w:uiPriority="99" w:semiHidden="0" w:name="List Bullet"/>
-    <w:lsdException w:uiPriority="99" w:semiHidden="0" w:name="List Number"/>
+    <w:lsdException w:qFormat="1" w:uiPriority="99" w:semiHidden="0" w:name="List Number"/>
     <w:lsdException w:qFormat="1" w:uiPriority="99" w:semiHidden="0" w:name="List 2"/>
     <w:lsdException w:qFormat="1" w:uiPriority="99" w:semiHidden="0" w:name="List 3"/>
     <w:lsdException w:uiPriority="99" w:name="List 4"/>
     <w:lsdException w:uiPriority="99" w:name="List 5"/>
-    <w:lsdException w:uiPriority="99" w:semiHidden="0" w:name="List Bullet 2"/>
-    <w:lsdException w:uiPriority="99" w:semiHidden="0" w:name="List Bullet 3"/>
+    <w:lsdException w:qFormat="1" w:uiPriority="99" w:semiHidden="0" w:name="List Bullet 2"/>
+    <w:lsdException w:qFormat="1" w:uiPriority="99" w:semiHidden="0" w:name="List Bullet 3"/>
     <w:lsdException w:uiPriority="99" w:name="List Bullet 4"/>
     <w:lsdException w:uiPriority="99" w:name="List Bullet 5"/>
-    <w:lsdException w:uiPriority="99" w:semiHidden="0" w:name="List Number 2"/>
-    <w:lsdException w:uiPriority="99" w:semiHidden="0" w:name="List Number 3"/>
+    <w:lsdException w:qFormat="1" w:uiPriority="99" w:semiHidden="0" w:name="List Number 2"/>
+    <w:lsdException w:qFormat="1" w:uiPriority="99" w:semiHidden="0" w:name="List Number 3"/>
     <w:lsdException w:uiPriority="99" w:name="List Number 4"/>
     <w:lsdException w:uiPriority="99" w:name="List Number 5"/>
     <w:lsdException w:qFormat="1" w:unhideWhenUsed="0" w:uiPriority="10" w:semiHidden="0" w:name="Title"/>
@@ -1956,8 +5526,8 @@
     <w:lsdException w:qFormat="1" w:uiPriority="1" w:name="Default Paragraph Font"/>
     <w:lsdException w:qFormat="1" w:uiPriority="99" w:semiHidden="0" w:name="Body Text"/>
     <w:lsdException w:uiPriority="99" w:name="Body Text Indent"/>
-    <w:lsdException w:uiPriority="99" w:semiHidden="0" w:name="List Continue"/>
-    <w:lsdException w:uiPriority="99" w:semiHidden="0" w:name="List Continue 2"/>
+    <w:lsdException w:qFormat="1" w:uiPriority="99" w:semiHidden="0" w:name="List Continue"/>
+    <w:lsdException w:qFormat="1" w:uiPriority="99" w:semiHidden="0" w:name="List Continue 2"/>
     <w:lsdException w:qFormat="1" w:uiPriority="99" w:semiHidden="0" w:name="List Continue 3"/>
     <w:lsdException w:uiPriority="99" w:name="List Continue 4"/>
     <w:lsdException w:uiPriority="99" w:name="List Continue 5"/>
@@ -1969,7 +5539,7 @@
     <w:lsdException w:uiPriority="99" w:name="Body Text First Indent 2"/>
     <w:lsdException w:uiPriority="99" w:name="Note Heading"/>
     <w:lsdException w:qFormat="1" w:uiPriority="99" w:semiHidden="0" w:name="Body Text 2"/>
-    <w:lsdException w:uiPriority="99" w:semiHidden="0" w:name="Body Text 3"/>
+    <w:lsdException w:qFormat="1" w:uiPriority="99" w:semiHidden="0" w:name="Body Text 3"/>
     <w:lsdException w:uiPriority="99" w:name="Body Text Indent 2"/>
     <w:lsdException w:uiPriority="99" w:name="Body Text Indent 3"/>
     <w:lsdException w:uiPriority="99" w:name="Block Text"/>
@@ -2036,47 +5606,47 @@
     <w:lsdException w:uiPriority="99" w:name="Table Web 2"/>
     <w:lsdException w:uiPriority="99" w:name="Table Web 3"/>
     <w:lsdException w:uiPriority="99" w:name="Balloon Text"/>
-    <w:lsdException w:unhideWhenUsed="0" w:uiPriority="59" w:semiHidden="0" w:name="Table Grid"/>
+    <w:lsdException w:qFormat="1" w:unhideWhenUsed="0" w:uiPriority="59" w:semiHidden="0" w:name="Table Grid"/>
     <w:lsdException w:uiPriority="99" w:name="Table Theme"/>
     <w:lsdException w:qFormat="1" w:unhideWhenUsed="0" w:uiPriority="1" w:semiHidden="0" w:name="No Spacing"/>
-    <w:lsdException w:unhideWhenUsed="0" w:uiPriority="60" w:semiHidden="0" w:name="Light Shading"/>
-    <w:lsdException w:unhideWhenUsed="0" w:uiPriority="61" w:semiHidden="0" w:name="Light List"/>
-    <w:lsdException w:unhideWhenUsed="0" w:uiPriority="62" w:semiHidden="0" w:name="Light Grid"/>
-    <w:lsdException w:unhideWhenUsed="0" w:uiPriority="63" w:semiHidden="0" w:name="Medium Shading 1"/>
+    <w:lsdException w:qFormat="1" w:unhideWhenUsed="0" w:uiPriority="60" w:semiHidden="0" w:name="Light Shading"/>
+    <w:lsdException w:qFormat="1" w:unhideWhenUsed="0" w:uiPriority="61" w:semiHidden="0" w:name="Light List"/>
+    <w:lsdException w:qFormat="1" w:unhideWhenUsed="0" w:uiPriority="62" w:semiHidden="0" w:name="Light Grid"/>
+    <w:lsdException w:qFormat="1" w:unhideWhenUsed="0" w:uiPriority="63" w:semiHidden="0" w:name="Medium Shading 1"/>
     <w:lsdException w:qFormat="1" w:unhideWhenUsed="0" w:uiPriority="64" w:semiHidden="0" w:name="Medium Shading 2"/>
-    <w:lsdException w:unhideWhenUsed="0" w:uiPriority="65" w:semiHidden="0" w:name="Medium List 1"/>
-    <w:lsdException w:unhideWhenUsed="0" w:uiPriority="66" w:semiHidden="0" w:name="Medium List 2"/>
-    <w:lsdException w:unhideWhenUsed="0" w:uiPriority="67" w:semiHidden="0" w:name="Medium Grid 1"/>
+    <w:lsdException w:qFormat="1" w:unhideWhenUsed="0" w:uiPriority="65" w:semiHidden="0" w:name="Medium List 1"/>
+    <w:lsdException w:qFormat="1" w:unhideWhenUsed="0" w:uiPriority="66" w:semiHidden="0" w:name="Medium List 2"/>
+    <w:lsdException w:qFormat="1" w:unhideWhenUsed="0" w:uiPriority="67" w:semiHidden="0" w:name="Medium Grid 1"/>
     <w:lsdException w:unhideWhenUsed="0" w:uiPriority="68" w:semiHidden="0" w:name="Medium Grid 2"/>
     <w:lsdException w:unhideWhenUsed="0" w:uiPriority="69" w:semiHidden="0" w:name="Medium Grid 3"/>
-    <w:lsdException w:unhideWhenUsed="0" w:uiPriority="70" w:semiHidden="0" w:name="Dark List"/>
+    <w:lsdException w:qFormat="1" w:unhideWhenUsed="0" w:uiPriority="70" w:semiHidden="0" w:name="Dark List"/>
     <w:lsdException w:unhideWhenUsed="0" w:uiPriority="71" w:semiHidden="0" w:name="Colorful Shading"/>
     <w:lsdException w:qFormat="1" w:unhideWhenUsed="0" w:uiPriority="72" w:semiHidden="0" w:name="Colorful List"/>
     <w:lsdException w:qFormat="1" w:unhideWhenUsed="0" w:uiPriority="73" w:semiHidden="0" w:name="Colorful Grid"/>
-    <w:lsdException w:unhideWhenUsed="0" w:uiPriority="60" w:semiHidden="0" w:name="Light Shading Accent 1"/>
-    <w:lsdException w:unhideWhenUsed="0" w:uiPriority="61" w:semiHidden="0" w:name="Light List Accent 1"/>
-    <w:lsdException w:unhideWhenUsed="0" w:uiPriority="62" w:semiHidden="0" w:name="Light Grid Accent 1"/>
-    <w:lsdException w:unhideWhenUsed="0" w:uiPriority="63" w:semiHidden="0" w:name="Medium Shading 1 Accent 1"/>
-    <w:lsdException w:unhideWhenUsed="0" w:uiPriority="64" w:semiHidden="0" w:name="Medium Shading 2 Accent 1"/>
-    <w:lsdException w:unhideWhenUsed="0" w:uiPriority="65" w:semiHidden="0" w:name="Medium List 1 Accent 1"/>
+    <w:lsdException w:qFormat="1" w:unhideWhenUsed="0" w:uiPriority="60" w:semiHidden="0" w:name="Light Shading Accent 1"/>
+    <w:lsdException w:qFormat="1" w:unhideWhenUsed="0" w:uiPriority="61" w:semiHidden="0" w:name="Light List Accent 1"/>
+    <w:lsdException w:qFormat="1" w:unhideWhenUsed="0" w:uiPriority="62" w:semiHidden="0" w:name="Light Grid Accent 1"/>
+    <w:lsdException w:qFormat="1" w:unhideWhenUsed="0" w:uiPriority="63" w:semiHidden="0" w:name="Medium Shading 1 Accent 1"/>
+    <w:lsdException w:qFormat="1" w:unhideWhenUsed="0" w:uiPriority="64" w:semiHidden="0" w:name="Medium Shading 2 Accent 1"/>
+    <w:lsdException w:qFormat="1" w:unhideWhenUsed="0" w:uiPriority="65" w:semiHidden="0" w:name="Medium List 1 Accent 1"/>
     <w:lsdException w:qFormat="1" w:unhideWhenUsed="0" w:uiPriority="34" w:semiHidden="0" w:name="List Paragraph"/>
     <w:lsdException w:qFormat="1" w:unhideWhenUsed="0" w:uiPriority="29" w:semiHidden="0" w:name="Quote"/>
     <w:lsdException w:qFormat="1" w:unhideWhenUsed="0" w:uiPriority="30" w:semiHidden="0" w:name="Intense Quote"/>
-    <w:lsdException w:unhideWhenUsed="0" w:uiPriority="66" w:semiHidden="0" w:name="Medium List 2 Accent 1"/>
+    <w:lsdException w:qFormat="1" w:unhideWhenUsed="0" w:uiPriority="66" w:semiHidden="0" w:name="Medium List 2 Accent 1"/>
     <w:lsdException w:unhideWhenUsed="0" w:uiPriority="67" w:semiHidden="0" w:name="Medium Grid 1 Accent 1"/>
-    <w:lsdException w:unhideWhenUsed="0" w:uiPriority="68" w:semiHidden="0" w:name="Medium Grid 2 Accent 1"/>
+    <w:lsdException w:qFormat="1" w:unhideWhenUsed="0" w:uiPriority="68" w:semiHidden="0" w:name="Medium Grid 2 Accent 1"/>
     <w:lsdException w:qFormat="1" w:unhideWhenUsed="0" w:uiPriority="69" w:semiHidden="0" w:name="Medium Grid 3 Accent 1"/>
     <w:lsdException w:unhideWhenUsed="0" w:uiPriority="70" w:semiHidden="0" w:name="Dark List Accent 1"/>
     <w:lsdException w:unhideWhenUsed="0" w:uiPriority="71" w:semiHidden="0" w:name="Colorful Shading Accent 1"/>
     <w:lsdException w:qFormat="1" w:unhideWhenUsed="0" w:uiPriority="72" w:semiHidden="0" w:name="Colorful List Accent 1"/>
     <w:lsdException w:qFormat="1" w:unhideWhenUsed="0" w:uiPriority="73" w:semiHidden="0" w:name="Colorful Grid Accent 1"/>
-    <w:lsdException w:unhideWhenUsed="0" w:uiPriority="60" w:semiHidden="0" w:name="Light Shading Accent 2"/>
-    <w:lsdException w:unhideWhenUsed="0" w:uiPriority="61" w:semiHidden="0" w:name="Light List Accent 2"/>
-    <w:lsdException w:unhideWhenUsed="0" w:uiPriority="62" w:semiHidden="0" w:name="Light Grid Accent 2"/>
-    <w:lsdException w:unhideWhenUsed="0" w:uiPriority="63" w:semiHidden="0" w:name="Medium Shading 1 Accent 2"/>
-    <w:lsdException w:unhideWhenUsed="0" w:uiPriority="64" w:semiHidden="0" w:name="Medium Shading 2 Accent 2"/>
-    <w:lsdException w:unhideWhenUsed="0" w:uiPriority="65" w:semiHidden="0" w:name="Medium List 1 Accent 2"/>
-    <w:lsdException w:unhideWhenUsed="0" w:uiPriority="66" w:semiHidden="0" w:name="Medium List 2 Accent 2"/>
+    <w:lsdException w:qFormat="1" w:unhideWhenUsed="0" w:uiPriority="60" w:semiHidden="0" w:name="Light Shading Accent 2"/>
+    <w:lsdException w:qFormat="1" w:unhideWhenUsed="0" w:uiPriority="61" w:semiHidden="0" w:name="Light List Accent 2"/>
+    <w:lsdException w:qFormat="1" w:unhideWhenUsed="0" w:uiPriority="62" w:semiHidden="0" w:name="Light Grid Accent 2"/>
+    <w:lsdException w:qFormat="1" w:unhideWhenUsed="0" w:uiPriority="63" w:semiHidden="0" w:name="Medium Shading 1 Accent 2"/>
+    <w:lsdException w:qFormat="1" w:unhideWhenUsed="0" w:uiPriority="64" w:semiHidden="0" w:name="Medium Shading 2 Accent 2"/>
+    <w:lsdException w:qFormat="1" w:unhideWhenUsed="0" w:uiPriority="65" w:semiHidden="0" w:name="Medium List 1 Accent 2"/>
+    <w:lsdException w:qFormat="1" w:unhideWhenUsed="0" w:uiPriority="66" w:semiHidden="0" w:name="Medium List 2 Accent 2"/>
     <w:lsdException w:unhideWhenUsed="0" w:uiPriority="67" w:semiHidden="0" w:name="Medium Grid 1 Accent 2"/>
     <w:lsdException w:unhideWhenUsed="0" w:uiPriority="68" w:semiHidden="0" w:name="Medium Grid 2 Accent 2"/>
     <w:lsdException w:unhideWhenUsed="0" w:uiPriority="69" w:semiHidden="0" w:name="Medium Grid 3 Accent 2"/>
@@ -2084,27 +5654,27 @@
     <w:lsdException w:unhideWhenUsed="0" w:uiPriority="71" w:semiHidden="0" w:name="Colorful Shading Accent 2"/>
     <w:lsdException w:qFormat="1" w:unhideWhenUsed="0" w:uiPriority="72" w:semiHidden="0" w:name="Colorful List Accent 2"/>
     <w:lsdException w:qFormat="1" w:unhideWhenUsed="0" w:uiPriority="73" w:semiHidden="0" w:name="Colorful Grid Accent 2"/>
-    <w:lsdException w:unhideWhenUsed="0" w:uiPriority="60" w:semiHidden="0" w:name="Light Shading Accent 3"/>
-    <w:lsdException w:unhideWhenUsed="0" w:uiPriority="61" w:semiHidden="0" w:name="Light List Accent 3"/>
-    <w:lsdException w:unhideWhenUsed="0" w:uiPriority="62" w:semiHidden="0" w:name="Light Grid Accent 3"/>
-    <w:lsdException w:unhideWhenUsed="0" w:uiPriority="63" w:semiHidden="0" w:name="Medium Shading 1 Accent 3"/>
-    <w:lsdException w:unhideWhenUsed="0" w:uiPriority="64" w:semiHidden="0" w:name="Medium Shading 2 Accent 3"/>
-    <w:lsdException w:unhideWhenUsed="0" w:uiPriority="65" w:semiHidden="0" w:name="Medium List 1 Accent 3"/>
-    <w:lsdException w:unhideWhenUsed="0" w:uiPriority="66" w:semiHidden="0" w:name="Medium List 2 Accent 3"/>
+    <w:lsdException w:qFormat="1" w:unhideWhenUsed="0" w:uiPriority="60" w:semiHidden="0" w:name="Light Shading Accent 3"/>
+    <w:lsdException w:qFormat="1" w:unhideWhenUsed="0" w:uiPriority="61" w:semiHidden="0" w:name="Light List Accent 3"/>
+    <w:lsdException w:qFormat="1" w:unhideWhenUsed="0" w:uiPriority="62" w:semiHidden="0" w:name="Light Grid Accent 3"/>
+    <w:lsdException w:qFormat="1" w:unhideWhenUsed="0" w:uiPriority="63" w:semiHidden="0" w:name="Medium Shading 1 Accent 3"/>
+    <w:lsdException w:qFormat="1" w:unhideWhenUsed="0" w:uiPriority="64" w:semiHidden="0" w:name="Medium Shading 2 Accent 3"/>
+    <w:lsdException w:qFormat="1" w:unhideWhenUsed="0" w:uiPriority="65" w:semiHidden="0" w:name="Medium List 1 Accent 3"/>
+    <w:lsdException w:qFormat="1" w:unhideWhenUsed="0" w:uiPriority="66" w:semiHidden="0" w:name="Medium List 2 Accent 3"/>
     <w:lsdException w:unhideWhenUsed="0" w:uiPriority="67" w:semiHidden="0" w:name="Medium Grid 1 Accent 3"/>
     <w:lsdException w:unhideWhenUsed="0" w:uiPriority="68" w:semiHidden="0" w:name="Medium Grid 2 Accent 3"/>
-    <w:lsdException w:unhideWhenUsed="0" w:uiPriority="69" w:semiHidden="0" w:name="Medium Grid 3 Accent 3"/>
-    <w:lsdException w:unhideWhenUsed="0" w:uiPriority="70" w:semiHidden="0" w:name="Dark List Accent 3"/>
+    <w:lsdException w:qFormat="1" w:unhideWhenUsed="0" w:uiPriority="69" w:semiHidden="0" w:name="Medium Grid 3 Accent 3"/>
+    <w:lsdException w:qFormat="1" w:unhideWhenUsed="0" w:uiPriority="70" w:semiHidden="0" w:name="Dark List Accent 3"/>
     <w:lsdException w:qFormat="1" w:unhideWhenUsed="0" w:uiPriority="71" w:semiHidden="0" w:name="Colorful Shading Accent 3"/>
     <w:lsdException w:qFormat="1" w:unhideWhenUsed="0" w:uiPriority="72" w:semiHidden="0" w:name="Colorful List Accent 3"/>
     <w:lsdException w:qFormat="1" w:unhideWhenUsed="0" w:uiPriority="73" w:semiHidden="0" w:name="Colorful Grid Accent 3"/>
-    <w:lsdException w:unhideWhenUsed="0" w:uiPriority="60" w:semiHidden="0" w:name="Light Shading Accent 4"/>
-    <w:lsdException w:unhideWhenUsed="0" w:uiPriority="61" w:semiHidden="0" w:name="Light List Accent 4"/>
-    <w:lsdException w:unhideWhenUsed="0" w:uiPriority="62" w:semiHidden="0" w:name="Light Grid Accent 4"/>
+    <w:lsdException w:qFormat="1" w:unhideWhenUsed="0" w:uiPriority="60" w:semiHidden="0" w:name="Light Shading Accent 4"/>
+    <w:lsdException w:qFormat="1" w:unhideWhenUsed="0" w:uiPriority="61" w:semiHidden="0" w:name="Light List Accent 4"/>
+    <w:lsdException w:qFormat="1" w:unhideWhenUsed="0" w:uiPriority="62" w:semiHidden="0" w:name="Light Grid Accent 4"/>
     <w:lsdException w:qFormat="1" w:unhideWhenUsed="0" w:uiPriority="63" w:semiHidden="0" w:name="Medium Shading 1 Accent 4"/>
-    <w:lsdException w:unhideWhenUsed="0" w:uiPriority="64" w:semiHidden="0" w:name="Medium Shading 2 Accent 4"/>
-    <w:lsdException w:unhideWhenUsed="0" w:uiPriority="65" w:semiHidden="0" w:name="Medium List 1 Accent 4"/>
-    <w:lsdException w:unhideWhenUsed="0" w:uiPriority="66" w:semiHidden="0" w:name="Medium List 2 Accent 4"/>
+    <w:lsdException w:qFormat="1" w:unhideWhenUsed="0" w:uiPriority="64" w:semiHidden="0" w:name="Medium Shading 2 Accent 4"/>
+    <w:lsdException w:qFormat="1" w:unhideWhenUsed="0" w:uiPriority="65" w:semiHidden="0" w:name="Medium List 1 Accent 4"/>
+    <w:lsdException w:qFormat="1" w:unhideWhenUsed="0" w:uiPriority="66" w:semiHidden="0" w:name="Medium List 2 Accent 4"/>
     <w:lsdException w:unhideWhenUsed="0" w:uiPriority="67" w:semiHidden="0" w:name="Medium Grid 1 Accent 4"/>
     <w:lsdException w:unhideWhenUsed="0" w:uiPriority="68" w:semiHidden="0" w:name="Medium Grid 2 Accent 4"/>
     <w:lsdException w:unhideWhenUsed="0" w:uiPriority="69" w:semiHidden="0" w:name="Medium Grid 3 Accent 4"/>
@@ -2112,30 +5682,30 @@
     <w:lsdException w:qFormat="1" w:unhideWhenUsed="0" w:uiPriority="71" w:semiHidden="0" w:name="Colorful Shading Accent 4"/>
     <w:lsdException w:qFormat="1" w:unhideWhenUsed="0" w:uiPriority="72" w:semiHidden="0" w:name="Colorful List Accent 4"/>
     <w:lsdException w:qFormat="1" w:unhideWhenUsed="0" w:uiPriority="73" w:semiHidden="0" w:name="Colorful Grid Accent 4"/>
-    <w:lsdException w:unhideWhenUsed="0" w:uiPriority="60" w:semiHidden="0" w:name="Light Shading Accent 5"/>
-    <w:lsdException w:unhideWhenUsed="0" w:uiPriority="61" w:semiHidden="0" w:name="Light List Accent 5"/>
-    <w:lsdException w:unhideWhenUsed="0" w:uiPriority="62" w:semiHidden="0" w:name="Light Grid Accent 5"/>
-    <w:lsdException w:unhideWhenUsed="0" w:uiPriority="63" w:semiHidden="0" w:name="Medium Shading 1 Accent 5"/>
-    <w:lsdException w:unhideWhenUsed="0" w:uiPriority="64" w:semiHidden="0" w:name="Medium Shading 2 Accent 5"/>
-    <w:lsdException w:unhideWhenUsed="0" w:uiPriority="65" w:semiHidden="0" w:name="Medium List 1 Accent 5"/>
-    <w:lsdException w:unhideWhenUsed="0" w:uiPriority="66" w:semiHidden="0" w:name="Medium List 2 Accent 5"/>
+    <w:lsdException w:qFormat="1" w:unhideWhenUsed="0" w:uiPriority="60" w:semiHidden="0" w:name="Light Shading Accent 5"/>
+    <w:lsdException w:qFormat="1" w:unhideWhenUsed="0" w:uiPriority="61" w:semiHidden="0" w:name="Light List Accent 5"/>
+    <w:lsdException w:qFormat="1" w:unhideWhenUsed="0" w:uiPriority="62" w:semiHidden="0" w:name="Light Grid Accent 5"/>
+    <w:lsdException w:qFormat="1" w:unhideWhenUsed="0" w:uiPriority="63" w:semiHidden="0" w:name="Medium Shading 1 Accent 5"/>
+    <w:lsdException w:qFormat="1" w:unhideWhenUsed="0" w:uiPriority="64" w:semiHidden="0" w:name="Medium Shading 2 Accent 5"/>
+    <w:lsdException w:qFormat="1" w:unhideWhenUsed="0" w:uiPriority="65" w:semiHidden="0" w:name="Medium List 1 Accent 5"/>
+    <w:lsdException w:qFormat="1" w:unhideWhenUsed="0" w:uiPriority="66" w:semiHidden="0" w:name="Medium List 2 Accent 5"/>
     <w:lsdException w:qFormat="1" w:unhideWhenUsed="0" w:uiPriority="67" w:semiHidden="0" w:name="Medium Grid 1 Accent 5"/>
     <w:lsdException w:unhideWhenUsed="0" w:uiPriority="68" w:semiHidden="0" w:name="Medium Grid 2 Accent 5"/>
     <w:lsdException w:unhideWhenUsed="0" w:uiPriority="69" w:semiHidden="0" w:name="Medium Grid 3 Accent 5"/>
-    <w:lsdException w:unhideWhenUsed="0" w:uiPriority="70" w:semiHidden="0" w:name="Dark List Accent 5"/>
+    <w:lsdException w:qFormat="1" w:unhideWhenUsed="0" w:uiPriority="70" w:semiHidden="0" w:name="Dark List Accent 5"/>
     <w:lsdException w:qFormat="1" w:unhideWhenUsed="0" w:uiPriority="71" w:semiHidden="0" w:name="Colorful Shading Accent 5"/>
     <w:lsdException w:qFormat="1" w:unhideWhenUsed="0" w:uiPriority="72" w:semiHidden="0" w:name="Colorful List Accent 5"/>
     <w:lsdException w:qFormat="1" w:unhideWhenUsed="0" w:uiPriority="73" w:semiHidden="0" w:name="Colorful Grid Accent 5"/>
-    <w:lsdException w:unhideWhenUsed="0" w:uiPriority="60" w:semiHidden="0" w:name="Light Shading Accent 6"/>
-    <w:lsdException w:unhideWhenUsed="0" w:uiPriority="61" w:semiHidden="0" w:name="Light List Accent 6"/>
-    <w:lsdException w:unhideWhenUsed="0" w:uiPriority="62" w:semiHidden="0" w:name="Light Grid Accent 6"/>
-    <w:lsdException w:unhideWhenUsed="0" w:uiPriority="63" w:semiHidden="0" w:name="Medium Shading 1 Accent 6"/>
-    <w:lsdException w:unhideWhenUsed="0" w:uiPriority="64" w:semiHidden="0" w:name="Medium Shading 2 Accent 6"/>
-    <w:lsdException w:unhideWhenUsed="0" w:uiPriority="65" w:semiHidden="0" w:name="Medium List 1 Accent 6"/>
-    <w:lsdException w:unhideWhenUsed="0" w:uiPriority="66" w:semiHidden="0" w:name="Medium List 2 Accent 6"/>
+    <w:lsdException w:qFormat="1" w:unhideWhenUsed="0" w:uiPriority="60" w:semiHidden="0" w:name="Light Shading Accent 6"/>
+    <w:lsdException w:qFormat="1" w:unhideWhenUsed="0" w:uiPriority="61" w:semiHidden="0" w:name="Light List Accent 6"/>
+    <w:lsdException w:qFormat="1" w:unhideWhenUsed="0" w:uiPriority="62" w:semiHidden="0" w:name="Light Grid Accent 6"/>
+    <w:lsdException w:qFormat="1" w:unhideWhenUsed="0" w:uiPriority="63" w:semiHidden="0" w:name="Medium Shading 1 Accent 6"/>
+    <w:lsdException w:qFormat="1" w:unhideWhenUsed="0" w:uiPriority="64" w:semiHidden="0" w:name="Medium Shading 2 Accent 6"/>
+    <w:lsdException w:qFormat="1" w:unhideWhenUsed="0" w:uiPriority="65" w:semiHidden="0" w:name="Medium List 1 Accent 6"/>
+    <w:lsdException w:qFormat="1" w:unhideWhenUsed="0" w:uiPriority="66" w:semiHidden="0" w:name="Medium List 2 Accent 6"/>
     <w:lsdException w:unhideWhenUsed="0" w:uiPriority="67" w:semiHidden="0" w:name="Medium Grid 1 Accent 6"/>
     <w:lsdException w:unhideWhenUsed="0" w:uiPriority="68" w:semiHidden="0" w:name="Medium Grid 2 Accent 6"/>
-    <w:lsdException w:unhideWhenUsed="0" w:uiPriority="69" w:semiHidden="0" w:name="Medium Grid 3 Accent 6"/>
+    <w:lsdException w:qFormat="1" w:unhideWhenUsed="0" w:uiPriority="69" w:semiHidden="0" w:name="Medium Grid 3 Accent 6"/>
     <w:lsdException w:qFormat="1" w:unhideWhenUsed="0" w:uiPriority="70" w:semiHidden="0" w:name="Dark List Accent 6"/>
     <w:lsdException w:qFormat="1" w:unhideWhenUsed="0" w:uiPriority="71" w:semiHidden="0" w:name="Colorful Shading Accent 6"/>
     <w:lsdException w:qFormat="1" w:unhideWhenUsed="0" w:uiPriority="72" w:semiHidden="0" w:name="Colorful List Accent 6"/>
@@ -2435,6 +6005,7 @@
     <w:basedOn w:val="1"/>
     <w:link w:val="146"/>
     <w:unhideWhenUsed/>
+    <w:qFormat/>
     <w:uiPriority w:val="99"/>
     <w:pPr>
       <w:spacing w:after="120"/>
@@ -2559,6 +6130,7 @@
     <w:name w:val="List Bullet 2"/>
     <w:basedOn w:val="1"/>
     <w:unhideWhenUsed/>
+    <w:qFormat/>
     <w:uiPriority w:val="99"/>
     <w:pPr>
       <w:numPr>
@@ -2572,6 +6144,7 @@
     <w:name w:val="List Bullet 3"/>
     <w:basedOn w:val="1"/>
     <w:unhideWhenUsed/>
+    <w:qFormat/>
     <w:uiPriority w:val="99"/>
     <w:pPr>
       <w:numPr>
@@ -2585,6 +6158,7 @@
     <w:name w:val="List Continue"/>
     <w:basedOn w:val="1"/>
     <w:unhideWhenUsed/>
+    <w:qFormat/>
     <w:uiPriority w:val="99"/>
     <w:pPr>
       <w:spacing w:after="120"/>
@@ -2596,6 +6170,7 @@
     <w:name w:val="List Continue 2"/>
     <w:basedOn w:val="1"/>
     <w:unhideWhenUsed/>
+    <w:qFormat/>
     <w:uiPriority w:val="99"/>
     <w:pPr>
       <w:spacing w:after="120"/>
@@ -2619,6 +6194,7 @@
     <w:name w:val="List Number"/>
     <w:basedOn w:val="1"/>
     <w:unhideWhenUsed/>
+    <w:qFormat/>
     <w:uiPriority w:val="99"/>
     <w:pPr>
       <w:numPr>
@@ -2632,6 +6208,7 @@
     <w:name w:val="List Number 2"/>
     <w:basedOn w:val="1"/>
     <w:unhideWhenUsed/>
+    <w:qFormat/>
     <w:uiPriority w:val="99"/>
     <w:pPr>
       <w:numPr>
@@ -2645,6 +6222,7 @@
     <w:name w:val="List Number 3"/>
     <w:basedOn w:val="1"/>
     <w:unhideWhenUsed/>
+    <w:qFormat/>
     <w:uiPriority w:val="99"/>
     <w:pPr>
       <w:numPr>
@@ -2658,6 +6236,7 @@
     <w:name w:val="macro"/>
     <w:link w:val="147"/>
     <w:unhideWhenUsed/>
+    <w:qFormat/>
     <w:uiPriority w:val="99"/>
     <w:pPr>
       <w:tabs>
@@ -2713,6 +6292,7 @@
   <w:style w:type="table" w:styleId="35">
     <w:name w:val="Table Grid"/>
     <w:basedOn w:val="12"/>
+    <w:qFormat/>
     <w:uiPriority w:val="59"/>
     <w:pPr>
       <w:spacing w:after="0" w:line="240" w:lineRule="auto"/>
@@ -2761,6 +6341,7 @@
   <w:style w:type="table" w:styleId="37">
     <w:name w:val="Light Shading"/>
     <w:basedOn w:val="12"/>
+    <w:qFormat/>
     <w:uiPriority w:val="60"/>
     <w:pPr>
       <w:spacing w:after="0" w:line="240" w:lineRule="auto"/>
@@ -2860,6 +6441,7 @@
   <w:style w:type="table" w:styleId="38">
     <w:name w:val="Light Shading Accent 1"/>
     <w:basedOn w:val="12"/>
+    <w:qFormat/>
     <w:uiPriority w:val="60"/>
     <w:pPr>
       <w:spacing w:after="0" w:line="240" w:lineRule="auto"/>
@@ -2959,6 +6541,7 @@
   <w:style w:type="table" w:styleId="39">
     <w:name w:val="Light Shading Accent 2"/>
     <w:basedOn w:val="12"/>
+    <w:qFormat/>
     <w:uiPriority w:val="60"/>
     <w:pPr>
       <w:spacing w:after="0" w:line="240" w:lineRule="auto"/>
@@ -3058,6 +6641,7 @@
   <w:style w:type="table" w:styleId="40">
     <w:name w:val="Light Shading Accent 3"/>
     <w:basedOn w:val="12"/>
+    <w:qFormat/>
     <w:uiPriority w:val="60"/>
     <w:pPr>
       <w:spacing w:after="0" w:line="240" w:lineRule="auto"/>
@@ -3157,6 +6741,7 @@
   <w:style w:type="table" w:styleId="41">
     <w:name w:val="Light Shading Accent 4"/>
     <w:basedOn w:val="12"/>
+    <w:qFormat/>
     <w:uiPriority w:val="60"/>
     <w:pPr>
       <w:spacing w:after="0" w:line="240" w:lineRule="auto"/>
@@ -3256,6 +6841,7 @@
   <w:style w:type="table" w:styleId="42">
     <w:name w:val="Light Shading Accent 5"/>
     <w:basedOn w:val="12"/>
+    <w:qFormat/>
     <w:uiPriority w:val="60"/>
     <w:pPr>
       <w:spacing w:after="0" w:line="240" w:lineRule="auto"/>
@@ -3355,6 +6941,7 @@
   <w:style w:type="table" w:styleId="43">
     <w:name w:val="Light Shading Accent 6"/>
     <w:basedOn w:val="12"/>
+    <w:qFormat/>
     <w:uiPriority w:val="60"/>
     <w:pPr>
       <w:spacing w:after="0" w:line="240" w:lineRule="auto"/>
@@ -3454,6 +7041,7 @@
   <w:style w:type="table" w:styleId="44">
     <w:name w:val="Light List"/>
     <w:basedOn w:val="12"/>
+    <w:qFormat/>
     <w:uiPriority w:val="61"/>
     <w:pPr>
       <w:spacing w:after="0" w:line="240" w:lineRule="auto"/>
@@ -3547,6 +7135,7 @@
   <w:style w:type="table" w:styleId="45">
     <w:name w:val="Light List Accent 1"/>
     <w:basedOn w:val="12"/>
+    <w:qFormat/>
     <w:uiPriority w:val="61"/>
     <w:pPr>
       <w:spacing w:after="0" w:line="240" w:lineRule="auto"/>
@@ -3640,6 +7229,7 @@
   <w:style w:type="table" w:styleId="46">
     <w:name w:val="Light List Accent 2"/>
     <w:basedOn w:val="12"/>
+    <w:qFormat/>
     <w:uiPriority w:val="61"/>
     <w:pPr>
       <w:spacing w:after="0" w:line="240" w:lineRule="auto"/>
@@ -3733,6 +7323,7 @@
   <w:style w:type="table" w:styleId="47">
     <w:name w:val="Light List Accent 3"/>
     <w:basedOn w:val="12"/>
+    <w:qFormat/>
     <w:uiPriority w:val="61"/>
     <w:pPr>
       <w:spacing w:after="0" w:line="240" w:lineRule="auto"/>
@@ -3826,6 +7417,7 @@
   <w:style w:type="table" w:styleId="48">
     <w:name w:val="Light List Accent 4"/>
     <w:basedOn w:val="12"/>
+    <w:qFormat/>
     <w:uiPriority w:val="61"/>
     <w:pPr>
       <w:spacing w:after="0" w:line="240" w:lineRule="auto"/>
@@ -3919,6 +7511,7 @@
   <w:style w:type="table" w:styleId="49">
     <w:name w:val="Light List Accent 5"/>
     <w:basedOn w:val="12"/>
+    <w:qFormat/>
     <w:uiPriority w:val="61"/>
     <w:pPr>
       <w:spacing w:after="0" w:line="240" w:lineRule="auto"/>
@@ -4012,6 +7605,7 @@
   <w:style w:type="table" w:styleId="50">
     <w:name w:val="Light List Accent 6"/>
     <w:basedOn w:val="12"/>
+    <w:qFormat/>
     <w:uiPriority w:val="61"/>
     <w:pPr>
       <w:spacing w:after="0" w:line="240" w:lineRule="auto"/>
@@ -4105,6 +7699,7 @@
   <w:style w:type="table" w:styleId="51">
     <w:name w:val="Light Grid"/>
     <w:basedOn w:val="12"/>
+    <w:qFormat/>
     <w:uiPriority w:val="62"/>
     <w:pPr>
       <w:spacing w:after="0" w:line="240" w:lineRule="auto"/>
@@ -4231,6 +7826,7 @@
   <w:style w:type="table" w:styleId="52">
     <w:name w:val="Light Grid Accent 1"/>
     <w:basedOn w:val="12"/>
+    <w:qFormat/>
     <w:uiPriority w:val="62"/>
     <w:pPr>
       <w:spacing w:after="0" w:line="240" w:lineRule="auto"/>
@@ -4357,6 +7953,7 @@
   <w:style w:type="table" w:styleId="53">
     <w:name w:val="Light Grid Accent 2"/>
     <w:basedOn w:val="12"/>
+    <w:qFormat/>
     <w:uiPriority w:val="62"/>
     <w:pPr>
       <w:spacing w:after="0" w:line="240" w:lineRule="auto"/>
@@ -4483,6 +8080,7 @@
   <w:style w:type="table" w:styleId="54">
     <w:name w:val="Light Grid Accent 3"/>
     <w:basedOn w:val="12"/>
+    <w:qFormat/>
     <w:uiPriority w:val="62"/>
     <w:pPr>
       <w:spacing w:after="0" w:line="240" w:lineRule="auto"/>
@@ -4609,6 +8207,7 @@
   <w:style w:type="table" w:styleId="55">
     <w:name w:val="Light Grid Accent 4"/>
     <w:basedOn w:val="12"/>
+    <w:qFormat/>
     <w:uiPriority w:val="62"/>
     <w:pPr>
       <w:spacing w:after="0" w:line="240" w:lineRule="auto"/>
@@ -4735,6 +8334,7 @@
   <w:style w:type="table" w:styleId="56">
     <w:name w:val="Light Grid Accent 5"/>
     <w:basedOn w:val="12"/>
+    <w:qFormat/>
     <w:uiPriority w:val="62"/>
     <w:pPr>
       <w:spacing w:after="0" w:line="240" w:lineRule="auto"/>
@@ -4861,6 +8461,7 @@
   <w:style w:type="table" w:styleId="57">
     <w:name w:val="Light Grid Accent 6"/>
     <w:basedOn w:val="12"/>
+    <w:qFormat/>
     <w:uiPriority w:val="62"/>
     <w:pPr>
       <w:spacing w:after="0" w:line="240" w:lineRule="auto"/>
@@ -4987,6 +8588,7 @@
   <w:style w:type="table" w:styleId="58">
     <w:name w:val="Medium Shading 1"/>
     <w:basedOn w:val="12"/>
+    <w:qFormat/>
     <w:uiPriority w:val="63"/>
     <w:pPr>
       <w:spacing w:after="0" w:line="240" w:lineRule="auto"/>
@@ -5094,6 +8696,7 @@
   <w:style w:type="table" w:styleId="59">
     <w:name w:val="Medium Shading 1 Accent 1"/>
     <w:basedOn w:val="12"/>
+    <w:qFormat/>
     <w:uiPriority w:val="63"/>
     <w:pPr>
       <w:spacing w:after="0" w:line="240" w:lineRule="auto"/>
@@ -5201,6 +8804,7 @@
   <w:style w:type="table" w:styleId="60">
     <w:name w:val="Medium Shading 1 Accent 2"/>
     <w:basedOn w:val="12"/>
+    <w:qFormat/>
     <w:uiPriority w:val="63"/>
     <w:pPr>
       <w:spacing w:after="0" w:line="240" w:lineRule="auto"/>
@@ -5308,6 +8912,7 @@
   <w:style w:type="table" w:styleId="61">
     <w:name w:val="Medium Shading 1 Accent 3"/>
     <w:basedOn w:val="12"/>
+    <w:qFormat/>
     <w:uiPriority w:val="63"/>
     <w:pPr>
       <w:spacing w:after="0" w:line="240" w:lineRule="auto"/>
@@ -5523,6 +9128,7 @@
   <w:style w:type="table" w:styleId="63">
     <w:name w:val="Medium Shading 1 Accent 5"/>
     <w:basedOn w:val="12"/>
+    <w:qFormat/>
     <w:uiPriority w:val="63"/>
     <w:pPr>
       <w:spacing w:after="0" w:line="240" w:lineRule="auto"/>
@@ -5630,6 +9236,7 @@
   <w:style w:type="table" w:styleId="64">
     <w:name w:val="Medium Shading 1 Accent 6"/>
     <w:basedOn w:val="12"/>
+    <w:qFormat/>
     <w:uiPriority w:val="63"/>
     <w:pPr>
       <w:spacing w:after="0" w:line="240" w:lineRule="auto"/>
@@ -5903,6 +9510,7 @@
   <w:style w:type="table" w:styleId="66">
     <w:name w:val="Medium Shading 2 Accent 1"/>
     <w:basedOn w:val="12"/>
+    <w:qFormat/>
     <w:uiPriority w:val="64"/>
     <w:pPr>
       <w:spacing w:after="0" w:line="240" w:lineRule="auto"/>
@@ -6068,6 +9676,7 @@
   <w:style w:type="table" w:styleId="67">
     <w:name w:val="Medium Shading 2 Accent 2"/>
     <w:basedOn w:val="12"/>
+    <w:qFormat/>
     <w:uiPriority w:val="64"/>
     <w:pPr>
       <w:spacing w:after="0" w:line="240" w:lineRule="auto"/>
@@ -6233,6 +9842,7 @@
   <w:style w:type="table" w:styleId="68">
     <w:name w:val="Medium Shading 2 Accent 3"/>
     <w:basedOn w:val="12"/>
+    <w:qFormat/>
     <w:uiPriority w:val="64"/>
     <w:pPr>
       <w:spacing w:after="0" w:line="240" w:lineRule="auto"/>
@@ -6398,6 +10008,7 @@
   <w:style w:type="table" w:styleId="69">
     <w:name w:val="Medium Shading 2 Accent 4"/>
     <w:basedOn w:val="12"/>
+    <w:qFormat/>
     <w:uiPriority w:val="64"/>
     <w:pPr>
       <w:spacing w:after="0" w:line="240" w:lineRule="auto"/>
@@ -6563,6 +10174,7 @@
   <w:style w:type="table" w:styleId="70">
     <w:name w:val="Medium Shading 2 Accent 5"/>
     <w:basedOn w:val="12"/>
+    <w:qFormat/>
     <w:uiPriority w:val="64"/>
     <w:pPr>
       <w:spacing w:after="0" w:line="240" w:lineRule="auto"/>
@@ -6728,6 +10340,7 @@
   <w:style w:type="table" w:styleId="71">
     <w:name w:val="Medium Shading 2 Accent 6"/>
     <w:basedOn w:val="12"/>
+    <w:qFormat/>
     <w:uiPriority w:val="64"/>
     <w:pPr>
       <w:spacing w:after="0" w:line="240" w:lineRule="auto"/>
@@ -6893,6 +10506,7 @@
   <w:style w:type="table" w:styleId="72">
     <w:name w:val="Medium List 1"/>
     <w:basedOn w:val="12"/>
+    <w:qFormat/>
     <w:uiPriority w:val="65"/>
     <w:pPr>
       <w:spacing w:after="0" w:line="240" w:lineRule="auto"/>
@@ -6983,6 +10597,7 @@
   <w:style w:type="table" w:styleId="73">
     <w:name w:val="Medium List 1 Accent 1"/>
     <w:basedOn w:val="12"/>
+    <w:qFormat/>
     <w:uiPriority w:val="65"/>
     <w:pPr>
       <w:spacing w:after="0" w:line="240" w:lineRule="auto"/>
@@ -7073,6 +10688,7 @@
   <w:style w:type="table" w:styleId="74">
     <w:name w:val="Medium List 1 Accent 2"/>
     <w:basedOn w:val="12"/>
+    <w:qFormat/>
     <w:uiPriority w:val="65"/>
     <w:pPr>
       <w:spacing w:after="0" w:line="240" w:lineRule="auto"/>
@@ -7163,6 +10779,7 @@
   <w:style w:type="table" w:styleId="75">
     <w:name w:val="Medium List 1 Accent 3"/>
     <w:basedOn w:val="12"/>
+    <w:qFormat/>
     <w:uiPriority w:val="65"/>
     <w:pPr>
       <w:spacing w:after="0" w:line="240" w:lineRule="auto"/>
@@ -7253,6 +10870,7 @@
   <w:style w:type="table" w:styleId="76">
     <w:name w:val="Medium List 1 Accent 4"/>
     <w:basedOn w:val="12"/>
+    <w:qFormat/>
     <w:uiPriority w:val="65"/>
     <w:pPr>
       <w:spacing w:after="0" w:line="240" w:lineRule="auto"/>
@@ -7343,6 +10961,7 @@
   <w:style w:type="table" w:styleId="77">
     <w:name w:val="Medium List 1 Accent 5"/>
     <w:basedOn w:val="12"/>
+    <w:qFormat/>
     <w:uiPriority w:val="65"/>
     <w:pPr>
       <w:spacing w:after="0" w:line="240" w:lineRule="auto"/>
@@ -7433,6 +11052,7 @@
   <w:style w:type="table" w:styleId="78">
     <w:name w:val="Medium List 1 Accent 6"/>
     <w:basedOn w:val="12"/>
+    <w:qFormat/>
     <w:uiPriority w:val="65"/>
     <w:pPr>
       <w:spacing w:after="0" w:line="240" w:lineRule="auto"/>
@@ -7523,6 +11143,7 @@
   <w:style w:type="table" w:styleId="79">
     <w:name w:val="Medium List 2"/>
     <w:basedOn w:val="12"/>
+    <w:qFormat/>
     <w:uiPriority w:val="66"/>
     <w:pPr>
       <w:spacing w:after="0" w:line="240" w:lineRule="auto"/>
@@ -7652,6 +11273,7 @@
   <w:style w:type="table" w:styleId="80">
     <w:name w:val="Medium List 2 Accent 1"/>
     <w:basedOn w:val="12"/>
+    <w:qFormat/>
     <w:uiPriority w:val="66"/>
     <w:pPr>
       <w:spacing w:after="0" w:line="240" w:lineRule="auto"/>
@@ -7781,6 +11403,7 @@
   <w:style w:type="table" w:styleId="81">
     <w:name w:val="Medium List 2 Accent 2"/>
     <w:basedOn w:val="12"/>
+    <w:qFormat/>
     <w:uiPriority w:val="66"/>
     <w:pPr>
       <w:spacing w:after="0" w:line="240" w:lineRule="auto"/>
@@ -7910,6 +11533,7 @@
   <w:style w:type="table" w:styleId="82">
     <w:name w:val="Medium List 2 Accent 3"/>
     <w:basedOn w:val="12"/>
+    <w:qFormat/>
     <w:uiPriority w:val="66"/>
     <w:pPr>
       <w:spacing w:after="0" w:line="240" w:lineRule="auto"/>
@@ -8039,6 +11663,7 @@
   <w:style w:type="table" w:styleId="83">
     <w:name w:val="Medium List 2 Accent 4"/>
     <w:basedOn w:val="12"/>
+    <w:qFormat/>
     <w:uiPriority w:val="66"/>
     <w:pPr>
       <w:spacing w:after="0" w:line="240" w:lineRule="auto"/>
@@ -8168,6 +11793,7 @@
   <w:style w:type="table" w:styleId="84">
     <w:name w:val="Medium List 2 Accent 5"/>
     <w:basedOn w:val="12"/>
+    <w:qFormat/>
     <w:uiPriority w:val="66"/>
     <w:pPr>
       <w:spacing w:after="0" w:line="240" w:lineRule="auto"/>
@@ -8297,6 +11923,7 @@
   <w:style w:type="table" w:styleId="85">
     <w:name w:val="Medium List 2 Accent 6"/>
     <w:basedOn w:val="12"/>
+    <w:qFormat/>
     <w:uiPriority w:val="66"/>
     <w:pPr>
       <w:spacing w:after="0" w:line="240" w:lineRule="auto"/>
@@ -8426,6 +12053,7 @@
   <w:style w:type="table" w:styleId="86">
     <w:name w:val="Medium Grid 1"/>
     <w:basedOn w:val="12"/>
+    <w:qFormat/>
     <w:uiPriority w:val="67"/>
     <w:pPr>
       <w:spacing w:after="0" w:line="240" w:lineRule="auto"/>
@@ -9056,6 +12684,7 @@
   <w:style w:type="table" w:styleId="94">
     <w:name w:val="Medium Grid 2 Accent 1"/>
     <w:basedOn w:val="12"/>
+    <w:qFormat/>
     <w:uiPriority w:val="68"/>
     <w:pPr>
       <w:spacing w:after="0" w:line="240" w:lineRule="auto"/>
@@ -10404,6 +14033,7 @@
   <w:style w:type="table" w:styleId="103">
     <w:name w:val="Medium Grid 3 Accent 3"/>
     <w:basedOn w:val="12"/>
+    <w:qFormat/>
     <w:uiPriority w:val="69"/>
     <w:pPr>
       <w:spacing w:after="0" w:line="240" w:lineRule="auto"/>
@@ -10875,6 +14505,7 @@
   <w:style w:type="table" w:styleId="106">
     <w:name w:val="Medium Grid 3 Accent 6"/>
     <w:basedOn w:val="12"/>
+    <w:qFormat/>
     <w:uiPriority w:val="69"/>
     <w:pPr>
       <w:spacing w:after="0" w:line="240" w:lineRule="auto"/>
@@ -11032,6 +14663,7 @@
   <w:style w:type="table" w:styleId="107">
     <w:name w:val="Dark List"/>
     <w:basedOn w:val="12"/>
+    <w:qFormat/>
     <w:uiPriority w:val="70"/>
     <w:pPr>
       <w:spacing w:after="0" w:line="240" w:lineRule="auto"/>
@@ -11377,6 +15009,7 @@
   <w:style w:type="table" w:styleId="110">
     <w:name w:val="Dark List Accent 3"/>
     <w:basedOn w:val="12"/>
+    <w:qFormat/>
     <w:uiPriority w:val="70"/>
     <w:pPr>
       <w:spacing w:after="0" w:line="240" w:lineRule="auto"/>
@@ -11608,6 +15241,7 @@
   <w:style w:type="table" w:styleId="112">
     <w:name w:val="Dark List Accent 5"/>
     <w:basedOn w:val="12"/>
+    <w:qFormat/>
     <w:uiPriority w:val="70"/>
     <w:pPr>
       <w:spacing w:after="0" w:line="240" w:lineRule="auto"/>
@@ -14469,6 +18103,7 @@
     <w:basedOn w:val="11"/>
     <w:link w:val="10"/>
     <w:semiHidden/>
+    <w:qFormat/>
     <w:uiPriority w:val="9"/>
     <w:rPr>
       <w:rFonts w:asciiTheme="majorHAnsi" w:hAnsiTheme="majorHAnsi" w:eastAsiaTheme="majorEastAsia" w:cstheme="majorBidi"/>
@@ -14518,6 +18153,7 @@
     <w:name w:val="Intense Quote Char"/>
     <w:basedOn w:val="11"/>
     <w:link w:val="156"/>
+    <w:qFormat/>
     <w:uiPriority w:val="30"/>
     <w:rPr>
       <w:b/>

--- a/Bo_nop_TV3_TranTienDat/Minh_chung/TV3_Phan_Bao_Cao.docx
+++ b/Bo_nop_TV3_TranTienDat/Minh_chung/TV3_Phan_Bao_Cao.docx
@@ -375,6 +375,10 @@
             <w:insideH w:val="single" w:color="auto" w:sz="4" w:space="0"/>
             <w:insideV w:val="single" w:color="auto" w:sz="4" w:space="0"/>
           </w:tblBorders>
+          <w:tblCellMar>
+            <w:left w:w="108" w:type="dxa"/>
+            <w:right w:w="108" w:type="dxa"/>
+          </w:tblCellMar>
         </w:tblPrEx>
         <w:tc>
           <w:tcPr>
@@ -1138,10 +1142,6 @@
             <w:insideH w:val="single" w:color="auto" w:sz="4" w:space="0"/>
             <w:insideV w:val="single" w:color="auto" w:sz="4" w:space="0"/>
           </w:tblBorders>
-          <w:tblCellMar>
-            <w:left w:w="108" w:type="dxa"/>
-            <w:right w:w="108" w:type="dxa"/>
-          </w:tblCellMar>
         </w:tblPrEx>
         <w:tc>
           <w:tcPr>
@@ -1886,6 +1886,29 @@
     </w:tbl>
     <w:p>
       <w:pPr>
+        <w:rPr>
+          <w:rFonts w:hint="default" w:ascii="Times New Roman" w:hAnsi="Times New Roman" w:cs="Times New Roman"/>
+          <w:b/>
+          <w:bCs/>
+          <w:color w:val="auto"/>
+          <w:sz w:val="26"/>
+          <w:szCs w:val="26"/>
+        </w:rPr>
+      </w:pPr>
+      <w:r>
+        <w:rPr>
+          <w:rFonts w:hint="default" w:ascii="Times New Roman" w:hAnsi="Times New Roman" w:cs="Times New Roman"/>
+          <w:b/>
+          <w:bCs/>
+          <w:color w:val="auto"/>
+          <w:sz w:val="26"/>
+          <w:szCs w:val="26"/>
+        </w:rPr>
+        <w:br w:type="page"/>
+      </w:r>
+    </w:p>
+    <w:p>
+      <w:pPr>
         <w:numPr>
           <w:ilvl w:val="1"/>
           <w:numId w:val="7"/>
@@ -1899,6 +1922,8 @@
           <w:szCs w:val="26"/>
         </w:rPr>
       </w:pPr>
+      <w:bookmarkStart w:id="0" w:name="_GoBack"/>
+      <w:bookmarkEnd w:id="0"/>
       <w:r>
         <w:rPr>
           <w:rFonts w:hint="default" w:ascii="Times New Roman" w:hAnsi="Times New Roman" w:cs="Times New Roman"/>
@@ -3719,7 +3744,7 @@
                 <w:vertAlign w:val="baseline"/>
                 <w:lang w:val="en-US"/>
               </w:rPr>
-              <w:t>GhiChu</w:t>
+              <w:t>LyDo</w:t>
             </w:r>
           </w:p>
         </w:tc>
@@ -3861,21 +3886,9 @@
                 <w:sz w:val="26"/>
                 <w:szCs w:val="26"/>
                 <w:vertAlign w:val="baseline"/>
-              </w:rPr>
-              <w:t xml:space="preserve">Ghi chú chi tiết khoản </w:t>
-            </w:r>
-            <w:r>
-              <w:rPr>
-                <w:rFonts w:hint="default" w:ascii="Times New Roman" w:hAnsi="Times New Roman" w:cs="Times New Roman"/>
-                <w:b w:val="0"/>
-                <w:bCs w:val="0"/>
-                <w:color w:val="auto"/>
-                <w:sz w:val="26"/>
-                <w:szCs w:val="26"/>
-                <w:vertAlign w:val="baseline"/>
                 <w:lang w:val="en-US"/>
               </w:rPr>
-              <w:t>khấu trừ</w:t>
+              <w:t>Lý do khấu trừ</w:t>
             </w:r>
           </w:p>
         </w:tc>
@@ -4255,10 +4268,6 @@
             <w:insideH w:val="single" w:color="auto" w:sz="4" w:space="0"/>
             <w:insideV w:val="single" w:color="auto" w:sz="4" w:space="0"/>
           </w:tblBorders>
-          <w:tblCellMar>
-            <w:left w:w="108" w:type="dxa"/>
-            <w:right w:w="108" w:type="dxa"/>
-          </w:tblCellMar>
         </w:tblPrEx>
         <w:tc>
           <w:tcPr>
@@ -5101,8 +5110,6 @@
           <w:lang w:val="en-US"/>
         </w:rPr>
       </w:pPr>
-      <w:bookmarkStart w:id="0" w:name="_GoBack"/>
-      <w:bookmarkEnd w:id="0"/>
     </w:p>
     <w:sectPr>
       <w:footerReference r:id="rId5" w:type="default"/>

--- a/Bo_nop_TV3_TranTienDat/Minh_chung/TV3_Phan_Bao_Cao.docx
+++ b/Bo_nop_TV3_TranTienDat/Minh_chung/TV3_Phan_Bao_Cao.docx
@@ -4231,7 +4231,7 @@
           <w:szCs w:val="26"/>
           <w:lang w:val="en-US"/>
         </w:rPr>
-        <w:t>Môi trường thực thi: SQL Server (build 17.0.1000.7, ShowPlan XML version 1.599) tại máy cục bộ, nhánh bàn giao PR #43 (base commit b2e046c). Toàn bộ file log và actual plan hiện hành được đóng gói trực tiếp trong Bo_nop_TV3_TranTienDat/Minh_chung/.</w:t>
+        <w:t>Môi trường ghi nhận: SQL Server 17.0.1000.7, ShowPlan XML 1.599, máy cục bộ. b2e046c là base PR #43; chưa xác minh commit SQL đã chạy. Log và actual plan nằm trong Bo_nop_TV3_TranTienDat/Minh_chung/.</w:t>
       </w:r>
     </w:p>
     <w:tbl>
@@ -4884,7 +4884,7 @@
                 <w:vertAlign w:val="baseline"/>
                 <w:lang w:val="en-US"/>
               </w:rPr>
-              <w:t>Các ảnh trong Ảnh_Chụp/ trùng byte với screenshots/TV3/ (chụp đợt 30/09–06/10 trên bảng thường có DBCC 643 → 2 reads và giao diện kỳ 9/2026). Chỉ dùng để minh họa trực quan bố cục giao diện và thông báo lỗi.</w:t>
+              <w:t>Các ảnh trong Minh_chung/Screenshots/ trùng byte với screenshots/TV3/ (chụp đợt 30/09–06/10 trên bảng thường có DBCC 643 → 2 reads và giao diện kỳ 9/2026). Chỉ dùng để minh họa trực quan bố cục giao diện và thông báo lỗi.</w:t>
             </w:r>
           </w:p>
         </w:tc>
